--- a/DR/ПЛАН НА ТЕОРЕТИЧНАТА ЧАСТ.docx
+++ b/DR/ПЛАН НА ТЕОРЕТИЧНАТА ЧАСТ.docx
@@ -11,8 +11,6 @@
           <w:lang w:val="en-US"/>
         </w:rPr>
       </w:pPr>
-      <w:bookmarkStart w:id="0" w:name="_GoBack"/>
-      <w:bookmarkEnd w:id="0"/>
     </w:p>
     <w:sdt>
       <w:sdtPr>
@@ -101,7 +99,7 @@
             </w:rPr>
             <w:fldChar w:fldCharType="separate"/>
           </w:r>
-          <w:hyperlink w:anchor="_Toc220489010" w:history="1">
+          <w:hyperlink w:anchor="_Toc225934686" w:history="1">
             <w:r>
               <w:rPr>
                 <w:rStyle w:val="Hyperlink"/>
@@ -150,7 +148,7 @@
                 <w:noProof/>
                 <w:webHidden/>
               </w:rPr>
-              <w:instrText xml:space="preserve"> PAGEREF _Toc220489010 \h </w:instrText>
+              <w:instrText xml:space="preserve"> PAGEREF _Toc225934686 \h </w:instrText>
             </w:r>
             <w:r>
               <w:rPr>
@@ -171,6 +169,382 @@
                 <w:webHidden/>
               </w:rPr>
               <w:t>3</w:t>
+            </w:r>
+            <w:r>
+              <w:rPr>
+                <w:noProof/>
+                <w:webHidden/>
+              </w:rPr>
+              <w:fldChar w:fldCharType="end"/>
+            </w:r>
+          </w:hyperlink>
+        </w:p>
+        <w:p>
+          <w:pPr>
+            <w:pStyle w:val="TOC2"/>
+            <w:tabs>
+              <w:tab w:val="left" w:pos="880"/>
+              <w:tab w:val="right" w:leader="dot" w:pos="9062"/>
+            </w:tabs>
+            <w:rPr>
+              <w:rFonts w:eastAsiaTheme="minorEastAsia"/>
+              <w:noProof/>
+              <w:kern w:val="0"/>
+              <w:lang w:eastAsia="bg-BG"/>
+              <w14:ligatures w14:val="none"/>
+            </w:rPr>
+          </w:pPr>
+          <w:hyperlink w:anchor="_Toc225934687" w:history="1">
+            <w:r>
+              <w:rPr>
+                <w:rStyle w:val="Hyperlink"/>
+                <w:rFonts w:ascii="Cambria" w:hAnsi="Cambria"/>
+                <w:b/>
+                <w:noProof/>
+              </w:rPr>
+              <w:t>1.1.</w:t>
+            </w:r>
+            <w:r>
+              <w:rPr>
+                <w:rFonts w:eastAsiaTheme="minorEastAsia"/>
+                <w:noProof/>
+                <w:kern w:val="0"/>
+                <w:lang w:eastAsia="bg-BG"/>
+                <w14:ligatures w14:val="none"/>
+              </w:rPr>
+              <w:tab/>
+            </w:r>
+            <w:r>
+              <w:rPr>
+                <w:rStyle w:val="Hyperlink"/>
+                <w:rFonts w:ascii="Cambria" w:hAnsi="Cambria"/>
+                <w:b/>
+                <w:noProof/>
+              </w:rPr>
+              <w:t>Значение на анализа и визуализацията на данни в съвременния свят</w:t>
+            </w:r>
+            <w:r>
+              <w:rPr>
+                <w:noProof/>
+                <w:webHidden/>
+              </w:rPr>
+              <w:tab/>
+            </w:r>
+            <w:r>
+              <w:rPr>
+                <w:noProof/>
+                <w:webHidden/>
+              </w:rPr>
+              <w:fldChar w:fldCharType="begin"/>
+            </w:r>
+            <w:r>
+              <w:rPr>
+                <w:noProof/>
+                <w:webHidden/>
+              </w:rPr>
+              <w:instrText xml:space="preserve"> PAGEREF _Toc225934687 \h </w:instrText>
+            </w:r>
+            <w:r>
+              <w:rPr>
+                <w:noProof/>
+                <w:webHidden/>
+              </w:rPr>
+            </w:r>
+            <w:r>
+              <w:rPr>
+                <w:noProof/>
+                <w:webHidden/>
+              </w:rPr>
+              <w:fldChar w:fldCharType="separate"/>
+            </w:r>
+            <w:r>
+              <w:rPr>
+                <w:noProof/>
+                <w:webHidden/>
+              </w:rPr>
+              <w:t>3</w:t>
+            </w:r>
+            <w:r>
+              <w:rPr>
+                <w:noProof/>
+                <w:webHidden/>
+              </w:rPr>
+              <w:fldChar w:fldCharType="end"/>
+            </w:r>
+          </w:hyperlink>
+        </w:p>
+        <w:p>
+          <w:pPr>
+            <w:pStyle w:val="TOC2"/>
+            <w:tabs>
+              <w:tab w:val="left" w:pos="880"/>
+              <w:tab w:val="right" w:leader="dot" w:pos="9062"/>
+            </w:tabs>
+            <w:rPr>
+              <w:rFonts w:eastAsiaTheme="minorEastAsia"/>
+              <w:noProof/>
+              <w:kern w:val="0"/>
+              <w:lang w:eastAsia="bg-BG"/>
+              <w14:ligatures w14:val="none"/>
+            </w:rPr>
+          </w:pPr>
+          <w:hyperlink w:anchor="_Toc225934688" w:history="1">
+            <w:r>
+              <w:rPr>
+                <w:rStyle w:val="Hyperlink"/>
+                <w:rFonts w:ascii="Cambria" w:hAnsi="Cambria"/>
+                <w:b/>
+                <w:noProof/>
+              </w:rPr>
+              <w:t>1.2.</w:t>
+            </w:r>
+            <w:r>
+              <w:rPr>
+                <w:rFonts w:eastAsiaTheme="minorEastAsia"/>
+                <w:noProof/>
+                <w:kern w:val="0"/>
+                <w:lang w:eastAsia="bg-BG"/>
+                <w14:ligatures w14:val="none"/>
+              </w:rPr>
+              <w:tab/>
+            </w:r>
+            <w:r>
+              <w:rPr>
+                <w:rStyle w:val="Hyperlink"/>
+                <w:rFonts w:ascii="Cambria" w:hAnsi="Cambria"/>
+                <w:b/>
+                <w:noProof/>
+              </w:rPr>
+              <w:t>Приложение на анализа на данни в реални области</w:t>
+            </w:r>
+            <w:r>
+              <w:rPr>
+                <w:noProof/>
+                <w:webHidden/>
+              </w:rPr>
+              <w:tab/>
+            </w:r>
+            <w:r>
+              <w:rPr>
+                <w:noProof/>
+                <w:webHidden/>
+              </w:rPr>
+              <w:fldChar w:fldCharType="begin"/>
+            </w:r>
+            <w:r>
+              <w:rPr>
+                <w:noProof/>
+                <w:webHidden/>
+              </w:rPr>
+              <w:instrText xml:space="preserve"> PAGEREF _Toc225934688 \h </w:instrText>
+            </w:r>
+            <w:r>
+              <w:rPr>
+                <w:noProof/>
+                <w:webHidden/>
+              </w:rPr>
+            </w:r>
+            <w:r>
+              <w:rPr>
+                <w:noProof/>
+                <w:webHidden/>
+              </w:rPr>
+              <w:fldChar w:fldCharType="separate"/>
+            </w:r>
+            <w:r>
+              <w:rPr>
+                <w:noProof/>
+                <w:webHidden/>
+              </w:rPr>
+              <w:t>3</w:t>
+            </w:r>
+            <w:r>
+              <w:rPr>
+                <w:noProof/>
+                <w:webHidden/>
+              </w:rPr>
+              <w:fldChar w:fldCharType="end"/>
+            </w:r>
+          </w:hyperlink>
+        </w:p>
+        <w:p>
+          <w:pPr>
+            <w:pStyle w:val="TOC2"/>
+            <w:tabs>
+              <w:tab w:val="left" w:pos="880"/>
+              <w:tab w:val="right" w:leader="dot" w:pos="9062"/>
+            </w:tabs>
+            <w:rPr>
+              <w:rFonts w:eastAsiaTheme="minorEastAsia"/>
+              <w:noProof/>
+              <w:kern w:val="0"/>
+              <w:lang w:eastAsia="bg-BG"/>
+              <w14:ligatures w14:val="none"/>
+            </w:rPr>
+          </w:pPr>
+          <w:hyperlink w:anchor="_Toc225934689" w:history="1">
+            <w:r>
+              <w:rPr>
+                <w:rStyle w:val="Hyperlink"/>
+                <w:rFonts w:ascii="Cambria" w:hAnsi="Cambria"/>
+                <w:b/>
+                <w:noProof/>
+              </w:rPr>
+              <w:t>1.3.</w:t>
+            </w:r>
+            <w:r>
+              <w:rPr>
+                <w:rFonts w:eastAsiaTheme="minorEastAsia"/>
+                <w:noProof/>
+                <w:kern w:val="0"/>
+                <w:lang w:eastAsia="bg-BG"/>
+                <w14:ligatures w14:val="none"/>
+              </w:rPr>
+              <w:tab/>
+            </w:r>
+            <w:r>
+              <w:rPr>
+                <w:rStyle w:val="Hyperlink"/>
+                <w:rFonts w:ascii="Cambria" w:hAnsi="Cambria"/>
+                <w:b/>
+                <w:noProof/>
+              </w:rPr>
+              <w:t>Причини за избора на темата</w:t>
+            </w:r>
+            <w:r>
+              <w:rPr>
+                <w:noProof/>
+                <w:webHidden/>
+              </w:rPr>
+              <w:tab/>
+            </w:r>
+            <w:r>
+              <w:rPr>
+                <w:noProof/>
+                <w:webHidden/>
+              </w:rPr>
+              <w:fldChar w:fldCharType="begin"/>
+            </w:r>
+            <w:r>
+              <w:rPr>
+                <w:noProof/>
+                <w:webHidden/>
+              </w:rPr>
+              <w:instrText xml:space="preserve"> PAGEREF _Toc225934689 \h </w:instrText>
+            </w:r>
+            <w:r>
+              <w:rPr>
+                <w:noProof/>
+                <w:webHidden/>
+              </w:rPr>
+            </w:r>
+            <w:r>
+              <w:rPr>
+                <w:noProof/>
+                <w:webHidden/>
+              </w:rPr>
+              <w:fldChar w:fldCharType="separate"/>
+            </w:r>
+            <w:r>
+              <w:rPr>
+                <w:noProof/>
+                <w:webHidden/>
+              </w:rPr>
+              <w:t>3</w:t>
+            </w:r>
+            <w:r>
+              <w:rPr>
+                <w:noProof/>
+                <w:webHidden/>
+              </w:rPr>
+              <w:fldChar w:fldCharType="end"/>
+            </w:r>
+          </w:hyperlink>
+        </w:p>
+        <w:p>
+          <w:pPr>
+            <w:pStyle w:val="TOC2"/>
+            <w:tabs>
+              <w:tab w:val="left" w:pos="880"/>
+              <w:tab w:val="right" w:leader="dot" w:pos="9062"/>
+            </w:tabs>
+            <w:rPr>
+              <w:rFonts w:eastAsiaTheme="minorEastAsia"/>
+              <w:noProof/>
+              <w:kern w:val="0"/>
+              <w:lang w:eastAsia="bg-BG"/>
+              <w14:ligatures w14:val="none"/>
+            </w:rPr>
+          </w:pPr>
+          <w:hyperlink w:anchor="_Toc225934690" w:history="1">
+            <w:r>
+              <w:rPr>
+                <w:rStyle w:val="Hyperlink"/>
+                <w:rFonts w:ascii="Cambria" w:hAnsi="Cambria"/>
+                <w:b/>
+                <w:noProof/>
+              </w:rPr>
+              <w:t>1.4.</w:t>
+            </w:r>
+            <w:r>
+              <w:rPr>
+                <w:rFonts w:eastAsiaTheme="minorEastAsia"/>
+                <w:noProof/>
+                <w:kern w:val="0"/>
+                <w:lang w:eastAsia="bg-BG"/>
+                <w14:ligatures w14:val="none"/>
+              </w:rPr>
+              <w:tab/>
+            </w:r>
+            <w:r>
+              <w:rPr>
+                <w:rStyle w:val="Hyperlink"/>
+                <w:rFonts w:ascii="Cambria" w:hAnsi="Cambria"/>
+                <w:b/>
+                <w:noProof/>
+              </w:rPr>
+              <w:t>Цел и задачи на дипломния проект</w:t>
+            </w:r>
+            <w:r>
+              <w:rPr>
+                <w:noProof/>
+                <w:webHidden/>
+              </w:rPr>
+              <w:tab/>
+            </w:r>
+            <w:r>
+              <w:rPr>
+                <w:noProof/>
+                <w:webHidden/>
+              </w:rPr>
+              <w:fldChar w:fldCharType="begin"/>
+            </w:r>
+            <w:r>
+              <w:rPr>
+                <w:noProof/>
+                <w:webHidden/>
+              </w:rPr>
+              <w:instrText xml:space="preserve"> PAGEREF _Toc225934690 \h </w:instrText>
+            </w:r>
+            <w:r>
+              <w:rPr>
+                <w:noProof/>
+                <w:webHidden/>
+              </w:rPr>
+            </w:r>
+            <w:r>
+              <w:rPr>
+                <w:noProof/>
+                <w:webHidden/>
+              </w:rPr>
+              <w:fldChar w:fldCharType="separate"/>
+            </w:r>
+            <w:r>
+              <w:rPr>
+                <w:noProof/>
+                <w:webHidden/>
+              </w:rPr>
+              <w:t>4</w:t>
             </w:r>
             <w:r>
               <w:rPr>
@@ -195,7 +569,7 @@
               <w14:ligatures w14:val="none"/>
             </w:rPr>
           </w:pPr>
-          <w:hyperlink w:anchor="_Toc220489011" w:history="1">
+          <w:hyperlink w:anchor="_Toc225934691" w:history="1">
             <w:r>
               <w:rPr>
                 <w:rStyle w:val="Hyperlink"/>
@@ -203,26 +577,7 @@
                 <w:b/>
                 <w:noProof/>
               </w:rPr>
-              <w:t>1.</w:t>
-            </w:r>
-            <w:r>
-              <w:rPr>
-                <w:rStyle w:val="Hyperlink"/>
-                <w:rFonts w:ascii="Cambria" w:hAnsi="Cambria"/>
-                <w:b/>
-                <w:noProof/>
-                <w:lang w:val="en-US"/>
-              </w:rPr>
-              <w:t>1</w:t>
-            </w:r>
-            <w:r>
-              <w:rPr>
-                <w:rStyle w:val="Hyperlink"/>
-                <w:rFonts w:ascii="Cambria" w:hAnsi="Cambria"/>
-                <w:b/>
-                <w:noProof/>
-              </w:rPr>
-              <w:t>. Значение на анализа и визуализацията на данни в съвременния свят</w:t>
+              <w:t>1.5. Очаквани резултати от разработката</w:t>
             </w:r>
             <w:r>
               <w:rPr>
@@ -243,7 +598,7 @@
                 <w:noProof/>
                 <w:webHidden/>
               </w:rPr>
-              <w:instrText xml:space="preserve"> PAGEREF _Toc220489011 \h </w:instrText>
+              <w:instrText xml:space="preserve"> PAGEREF _Toc225934691 \h </w:instrText>
             </w:r>
             <w:r>
               <w:rPr>
@@ -263,341 +618,7 @@
                 <w:noProof/>
                 <w:webHidden/>
               </w:rPr>
-              <w:t>3</w:t>
-            </w:r>
-            <w:r>
-              <w:rPr>
-                <w:noProof/>
-                <w:webHidden/>
-              </w:rPr>
-              <w:fldChar w:fldCharType="end"/>
-            </w:r>
-          </w:hyperlink>
-        </w:p>
-        <w:p>
-          <w:pPr>
-            <w:pStyle w:val="TOC2"/>
-            <w:tabs>
-              <w:tab w:val="right" w:leader="dot" w:pos="9062"/>
-            </w:tabs>
-            <w:rPr>
-              <w:rFonts w:eastAsiaTheme="minorEastAsia"/>
-              <w:noProof/>
-              <w:kern w:val="0"/>
-              <w:lang w:eastAsia="bg-BG"/>
-              <w14:ligatures w14:val="none"/>
-            </w:rPr>
-          </w:pPr>
-          <w:hyperlink w:anchor="_Toc220489012" w:history="1">
-            <w:r>
-              <w:rPr>
-                <w:rStyle w:val="Hyperlink"/>
-                <w:rFonts w:ascii="Cambria" w:hAnsi="Cambria"/>
-                <w:b/>
-                <w:noProof/>
-              </w:rPr>
-              <w:t>1.</w:t>
-            </w:r>
-            <w:r>
-              <w:rPr>
-                <w:rStyle w:val="Hyperlink"/>
-                <w:rFonts w:ascii="Cambria" w:hAnsi="Cambria"/>
-                <w:b/>
-                <w:noProof/>
-                <w:lang w:val="en-US"/>
-              </w:rPr>
-              <w:t>2</w:t>
-            </w:r>
-            <w:r>
-              <w:rPr>
-                <w:rStyle w:val="Hyperlink"/>
-                <w:rFonts w:ascii="Cambria" w:hAnsi="Cambria"/>
-                <w:b/>
-                <w:noProof/>
-              </w:rPr>
-              <w:t>. Приложение на анализа на данни в реални области</w:t>
-            </w:r>
-            <w:r>
-              <w:rPr>
-                <w:noProof/>
-                <w:webHidden/>
-              </w:rPr>
-              <w:tab/>
-            </w:r>
-            <w:r>
-              <w:rPr>
-                <w:noProof/>
-                <w:webHidden/>
-              </w:rPr>
-              <w:fldChar w:fldCharType="begin"/>
-            </w:r>
-            <w:r>
-              <w:rPr>
-                <w:noProof/>
-                <w:webHidden/>
-              </w:rPr>
-              <w:instrText xml:space="preserve"> PAGEREF _Toc220489012 \h </w:instrText>
-            </w:r>
-            <w:r>
-              <w:rPr>
-                <w:noProof/>
-                <w:webHidden/>
-              </w:rPr>
-            </w:r>
-            <w:r>
-              <w:rPr>
-                <w:noProof/>
-                <w:webHidden/>
-              </w:rPr>
-              <w:fldChar w:fldCharType="separate"/>
-            </w:r>
-            <w:r>
-              <w:rPr>
-                <w:noProof/>
-                <w:webHidden/>
-              </w:rPr>
-              <w:t>3</w:t>
-            </w:r>
-            <w:r>
-              <w:rPr>
-                <w:noProof/>
-                <w:webHidden/>
-              </w:rPr>
-              <w:fldChar w:fldCharType="end"/>
-            </w:r>
-          </w:hyperlink>
-        </w:p>
-        <w:p>
-          <w:pPr>
-            <w:pStyle w:val="TOC2"/>
-            <w:tabs>
-              <w:tab w:val="right" w:leader="dot" w:pos="9062"/>
-            </w:tabs>
-            <w:rPr>
-              <w:rFonts w:eastAsiaTheme="minorEastAsia"/>
-              <w:noProof/>
-              <w:kern w:val="0"/>
-              <w:lang w:eastAsia="bg-BG"/>
-              <w14:ligatures w14:val="none"/>
-            </w:rPr>
-          </w:pPr>
-          <w:hyperlink w:anchor="_Toc220489013" w:history="1">
-            <w:r>
-              <w:rPr>
-                <w:rStyle w:val="Hyperlink"/>
-                <w:rFonts w:ascii="Cambria" w:hAnsi="Cambria"/>
-                <w:b/>
-                <w:noProof/>
-              </w:rPr>
-              <w:t>1.</w:t>
-            </w:r>
-            <w:r>
-              <w:rPr>
-                <w:rStyle w:val="Hyperlink"/>
-                <w:rFonts w:ascii="Cambria" w:hAnsi="Cambria"/>
-                <w:b/>
-                <w:noProof/>
-                <w:lang w:val="en-US"/>
-              </w:rPr>
-              <w:t>3</w:t>
-            </w:r>
-            <w:r>
-              <w:rPr>
-                <w:rStyle w:val="Hyperlink"/>
-                <w:rFonts w:ascii="Cambria" w:hAnsi="Cambria"/>
-                <w:b/>
-                <w:noProof/>
-              </w:rPr>
-              <w:t>. Причини за избора на темата</w:t>
-            </w:r>
-            <w:r>
-              <w:rPr>
-                <w:noProof/>
-                <w:webHidden/>
-              </w:rPr>
-              <w:tab/>
-            </w:r>
-            <w:r>
-              <w:rPr>
-                <w:noProof/>
-                <w:webHidden/>
-              </w:rPr>
-              <w:fldChar w:fldCharType="begin"/>
-            </w:r>
-            <w:r>
-              <w:rPr>
-                <w:noProof/>
-                <w:webHidden/>
-              </w:rPr>
-              <w:instrText xml:space="preserve"> PAGEREF _Toc220489013 \h </w:instrText>
-            </w:r>
-            <w:r>
-              <w:rPr>
-                <w:noProof/>
-                <w:webHidden/>
-              </w:rPr>
-            </w:r>
-            <w:r>
-              <w:rPr>
-                <w:noProof/>
-                <w:webHidden/>
-              </w:rPr>
-              <w:fldChar w:fldCharType="separate"/>
-            </w:r>
-            <w:r>
-              <w:rPr>
-                <w:noProof/>
-                <w:webHidden/>
-              </w:rPr>
-              <w:t>3</w:t>
-            </w:r>
-            <w:r>
-              <w:rPr>
-                <w:noProof/>
-                <w:webHidden/>
-              </w:rPr>
-              <w:fldChar w:fldCharType="end"/>
-            </w:r>
-          </w:hyperlink>
-        </w:p>
-        <w:p>
-          <w:pPr>
-            <w:pStyle w:val="TOC2"/>
-            <w:tabs>
-              <w:tab w:val="right" w:leader="dot" w:pos="9062"/>
-            </w:tabs>
-            <w:rPr>
-              <w:rFonts w:eastAsiaTheme="minorEastAsia"/>
-              <w:noProof/>
-              <w:kern w:val="0"/>
-              <w:lang w:eastAsia="bg-BG"/>
-              <w14:ligatures w14:val="none"/>
-            </w:rPr>
-          </w:pPr>
-          <w:hyperlink w:anchor="_Toc220489014" w:history="1">
-            <w:r>
-              <w:rPr>
-                <w:rStyle w:val="Hyperlink"/>
-                <w:rFonts w:ascii="Cambria" w:hAnsi="Cambria"/>
-                <w:b/>
-                <w:noProof/>
-              </w:rPr>
-              <w:t>1.4. Цел и задачи на дипломния проект</w:t>
-            </w:r>
-            <w:r>
-              <w:rPr>
-                <w:noProof/>
-                <w:webHidden/>
-              </w:rPr>
-              <w:tab/>
-            </w:r>
-            <w:r>
-              <w:rPr>
-                <w:noProof/>
-                <w:webHidden/>
-              </w:rPr>
-              <w:fldChar w:fldCharType="begin"/>
-            </w:r>
-            <w:r>
-              <w:rPr>
-                <w:noProof/>
-                <w:webHidden/>
-              </w:rPr>
-              <w:instrText xml:space="preserve"> PAGEREF _Toc220489014 \h </w:instrText>
-            </w:r>
-            <w:r>
-              <w:rPr>
-                <w:noProof/>
-                <w:webHidden/>
-              </w:rPr>
-            </w:r>
-            <w:r>
-              <w:rPr>
-                <w:noProof/>
-                <w:webHidden/>
-              </w:rPr>
-              <w:fldChar w:fldCharType="separate"/>
-            </w:r>
-            <w:r>
-              <w:rPr>
-                <w:noProof/>
-                <w:webHidden/>
-              </w:rPr>
-              <w:t>3</w:t>
-            </w:r>
-            <w:r>
-              <w:rPr>
-                <w:noProof/>
-                <w:webHidden/>
-              </w:rPr>
-              <w:fldChar w:fldCharType="end"/>
-            </w:r>
-          </w:hyperlink>
-        </w:p>
-        <w:p>
-          <w:pPr>
-            <w:pStyle w:val="TOC2"/>
-            <w:tabs>
-              <w:tab w:val="right" w:leader="dot" w:pos="9062"/>
-            </w:tabs>
-            <w:rPr>
-              <w:rFonts w:eastAsiaTheme="minorEastAsia"/>
-              <w:noProof/>
-              <w:kern w:val="0"/>
-              <w:lang w:eastAsia="bg-BG"/>
-              <w14:ligatures w14:val="none"/>
-            </w:rPr>
-          </w:pPr>
-          <w:hyperlink w:anchor="_Toc220489015" w:history="1">
-            <w:r>
-              <w:rPr>
-                <w:rStyle w:val="Hyperlink"/>
-                <w:rFonts w:ascii="Cambria" w:hAnsi="Cambria"/>
-                <w:b/>
-                <w:noProof/>
-              </w:rPr>
-              <w:t>1.5. Очаквани резултати от разработката</w:t>
-            </w:r>
-            <w:r>
-              <w:rPr>
-                <w:noProof/>
-                <w:webHidden/>
-              </w:rPr>
-              <w:tab/>
-            </w:r>
-            <w:r>
-              <w:rPr>
-                <w:noProof/>
-                <w:webHidden/>
-              </w:rPr>
-              <w:fldChar w:fldCharType="begin"/>
-            </w:r>
-            <w:r>
-              <w:rPr>
-                <w:noProof/>
-                <w:webHidden/>
-              </w:rPr>
-              <w:instrText xml:space="preserve"> PAGEREF _Toc220489015 \h </w:instrText>
-            </w:r>
-            <w:r>
-              <w:rPr>
-                <w:noProof/>
-                <w:webHidden/>
-              </w:rPr>
-            </w:r>
-            <w:r>
-              <w:rPr>
-                <w:noProof/>
-                <w:webHidden/>
-              </w:rPr>
-              <w:fldChar w:fldCharType="separate"/>
-            </w:r>
-            <w:r>
-              <w:rPr>
-                <w:noProof/>
-                <w:webHidden/>
-              </w:rPr>
-              <w:t>3</w:t>
+              <w:t>4</w:t>
             </w:r>
             <w:r>
               <w:rPr>
@@ -623,7 +644,7 @@
               <w14:ligatures w14:val="none"/>
             </w:rPr>
           </w:pPr>
-          <w:hyperlink w:anchor="_Toc220489016" w:history="1">
+          <w:hyperlink w:anchor="_Toc225934692" w:history="1">
             <w:r>
               <w:rPr>
                 <w:rStyle w:val="Hyperlink"/>
@@ -674,7 +695,7 @@
                 <w:noProof/>
                 <w:webHidden/>
               </w:rPr>
-              <w:instrText xml:space="preserve"> PAGEREF _Toc220489016 \h </w:instrText>
+              <w:instrText xml:space="preserve"> PAGEREF _Toc225934692 \h </w:instrText>
             </w:r>
             <w:r>
               <w:rPr>
@@ -694,7 +715,7 @@
                 <w:noProof/>
                 <w:webHidden/>
               </w:rPr>
-              <w:t>3</w:t>
+              <w:t>4</w:t>
             </w:r>
             <w:r>
               <w:rPr>
@@ -719,7 +740,7 @@
               <w14:ligatures w14:val="none"/>
             </w:rPr>
           </w:pPr>
-          <w:hyperlink w:anchor="_Toc220489017" w:history="1">
+          <w:hyperlink w:anchor="_Toc225934693" w:history="1">
             <w:r>
               <w:rPr>
                 <w:rStyle w:val="Hyperlink"/>
@@ -749,7 +770,7 @@
                 <w:noProof/>
                 <w:webHidden/>
               </w:rPr>
-              <w:instrText xml:space="preserve"> PAGEREF _Toc220489017 \h </w:instrText>
+              <w:instrText xml:space="preserve"> PAGEREF _Toc225934693 \h </w:instrText>
             </w:r>
             <w:r>
               <w:rPr>
@@ -769,7 +790,7 @@
                 <w:noProof/>
                 <w:webHidden/>
               </w:rPr>
-              <w:t>3</w:t>
+              <w:t>4</w:t>
             </w:r>
             <w:r>
               <w:rPr>
@@ -794,7 +815,7 @@
               <w14:ligatures w14:val="none"/>
             </w:rPr>
           </w:pPr>
-          <w:hyperlink w:anchor="_Toc220489018" w:history="1">
+          <w:hyperlink w:anchor="_Toc225934694" w:history="1">
             <w:r>
               <w:rPr>
                 <w:rStyle w:val="Hyperlink"/>
@@ -824,7 +845,7 @@
                 <w:noProof/>
                 <w:webHidden/>
               </w:rPr>
-              <w:instrText xml:space="preserve"> PAGEREF _Toc220489018 \h </w:instrText>
+              <w:instrText xml:space="preserve"> PAGEREF _Toc225934694 \h </w:instrText>
             </w:r>
             <w:r>
               <w:rPr>
@@ -844,7 +865,7 @@
                 <w:noProof/>
                 <w:webHidden/>
               </w:rPr>
-              <w:t>3</w:t>
+              <w:t>5</w:t>
             </w:r>
             <w:r>
               <w:rPr>
@@ -869,7 +890,7 @@
               <w14:ligatures w14:val="none"/>
             </w:rPr>
           </w:pPr>
-          <w:hyperlink w:anchor="_Toc220489019" w:history="1">
+          <w:hyperlink w:anchor="_Toc225934695" w:history="1">
             <w:r>
               <w:rPr>
                 <w:rStyle w:val="Hyperlink"/>
@@ -899,7 +920,7 @@
                 <w:noProof/>
                 <w:webHidden/>
               </w:rPr>
-              <w:instrText xml:space="preserve"> PAGEREF _Toc220489019 \h </w:instrText>
+              <w:instrText xml:space="preserve"> PAGEREF _Toc225934695 \h </w:instrText>
             </w:r>
             <w:r>
               <w:rPr>
@@ -919,7 +940,7 @@
                 <w:noProof/>
                 <w:webHidden/>
               </w:rPr>
-              <w:t>4</w:t>
+              <w:t>5</w:t>
             </w:r>
             <w:r>
               <w:rPr>
@@ -944,7 +965,7 @@
               <w14:ligatures w14:val="none"/>
             </w:rPr>
           </w:pPr>
-          <w:hyperlink w:anchor="_Toc220489020" w:history="1">
+          <w:hyperlink w:anchor="_Toc225934696" w:history="1">
             <w:r>
               <w:rPr>
                 <w:rStyle w:val="Hyperlink"/>
@@ -974,7 +995,7 @@
                 <w:noProof/>
                 <w:webHidden/>
               </w:rPr>
-              <w:instrText xml:space="preserve"> PAGEREF _Toc220489020 \h </w:instrText>
+              <w:instrText xml:space="preserve"> PAGEREF _Toc225934696 \h </w:instrText>
             </w:r>
             <w:r>
               <w:rPr>
@@ -994,7 +1015,7 @@
                 <w:noProof/>
                 <w:webHidden/>
               </w:rPr>
-              <w:t>4</w:t>
+              <w:t>5</w:t>
             </w:r>
             <w:r>
               <w:rPr>
@@ -1019,7 +1040,7 @@
               <w14:ligatures w14:val="none"/>
             </w:rPr>
           </w:pPr>
-          <w:hyperlink w:anchor="_Toc220489021" w:history="1">
+          <w:hyperlink w:anchor="_Toc225934697" w:history="1">
             <w:r>
               <w:rPr>
                 <w:rStyle w:val="Hyperlink"/>
@@ -1049,7 +1070,7 @@
                 <w:noProof/>
                 <w:webHidden/>
               </w:rPr>
-              <w:instrText xml:space="preserve"> PAGEREF _Toc220489021 \h </w:instrText>
+              <w:instrText xml:space="preserve"> PAGEREF _Toc225934697 \h </w:instrText>
             </w:r>
             <w:r>
               <w:rPr>
@@ -1069,7 +1090,7 @@
                 <w:noProof/>
                 <w:webHidden/>
               </w:rPr>
-              <w:t>5</w:t>
+              <w:t>6</w:t>
             </w:r>
             <w:r>
               <w:rPr>
@@ -1095,7 +1116,7 @@
               <w14:ligatures w14:val="none"/>
             </w:rPr>
           </w:pPr>
-          <w:hyperlink w:anchor="_Toc220489022" w:history="1">
+          <w:hyperlink w:anchor="_Toc225934698" w:history="1">
             <w:r>
               <w:rPr>
                 <w:rStyle w:val="Hyperlink"/>
@@ -1146,7 +1167,7 @@
                 <w:noProof/>
                 <w:webHidden/>
               </w:rPr>
-              <w:instrText xml:space="preserve"> PAGEREF _Toc220489022 \h </w:instrText>
+              <w:instrText xml:space="preserve"> PAGEREF _Toc225934698 \h </w:instrText>
             </w:r>
             <w:r>
               <w:rPr>
@@ -1166,7 +1187,7 @@
                 <w:noProof/>
                 <w:webHidden/>
               </w:rPr>
-              <w:t>5</w:t>
+              <w:t>6</w:t>
             </w:r>
             <w:r>
               <w:rPr>
@@ -1191,7 +1212,7 @@
               <w14:ligatures w14:val="none"/>
             </w:rPr>
           </w:pPr>
-          <w:hyperlink w:anchor="_Toc220489023" w:history="1">
+          <w:hyperlink w:anchor="_Toc225934699" w:history="1">
             <w:r>
               <w:rPr>
                 <w:rStyle w:val="Hyperlink"/>
@@ -1221,7 +1242,7 @@
                 <w:noProof/>
                 <w:webHidden/>
               </w:rPr>
-              <w:instrText xml:space="preserve"> PAGEREF _Toc220489023 \h </w:instrText>
+              <w:instrText xml:space="preserve"> PAGEREF _Toc225934699 \h </w:instrText>
             </w:r>
             <w:r>
               <w:rPr>
@@ -1241,7 +1262,7 @@
                 <w:noProof/>
                 <w:webHidden/>
               </w:rPr>
-              <w:t>5</w:t>
+              <w:t>6</w:t>
             </w:r>
             <w:r>
               <w:rPr>
@@ -1266,7 +1287,7 @@
               <w14:ligatures w14:val="none"/>
             </w:rPr>
           </w:pPr>
-          <w:hyperlink w:anchor="_Toc220489024" w:history="1">
+          <w:hyperlink w:anchor="_Toc225934700" w:history="1">
             <w:r>
               <w:rPr>
                 <w:rStyle w:val="Hyperlink"/>
@@ -1296,7 +1317,7 @@
                 <w:noProof/>
                 <w:webHidden/>
               </w:rPr>
-              <w:instrText xml:space="preserve"> PAGEREF _Toc220489024 \h </w:instrText>
+              <w:instrText xml:space="preserve"> PAGEREF _Toc225934700 \h </w:instrText>
             </w:r>
             <w:r>
               <w:rPr>
@@ -1316,7 +1337,7 @@
                 <w:noProof/>
                 <w:webHidden/>
               </w:rPr>
-              <w:t>5</w:t>
+              <w:t>7</w:t>
             </w:r>
             <w:r>
               <w:rPr>
@@ -1341,7 +1362,7 @@
               <w14:ligatures w14:val="none"/>
             </w:rPr>
           </w:pPr>
-          <w:hyperlink w:anchor="_Toc220489025" w:history="1">
+          <w:hyperlink w:anchor="_Toc225934701" w:history="1">
             <w:r>
               <w:rPr>
                 <w:rStyle w:val="Hyperlink"/>
@@ -1371,7 +1392,7 @@
                 <w:noProof/>
                 <w:webHidden/>
               </w:rPr>
-              <w:instrText xml:space="preserve"> PAGEREF _Toc220489025 \h </w:instrText>
+              <w:instrText xml:space="preserve"> PAGEREF _Toc225934701 \h </w:instrText>
             </w:r>
             <w:r>
               <w:rPr>
@@ -1391,7 +1412,7 @@
                 <w:noProof/>
                 <w:webHidden/>
               </w:rPr>
-              <w:t>6</w:t>
+              <w:t>7</w:t>
             </w:r>
             <w:r>
               <w:rPr>
@@ -1416,7 +1437,7 @@
               <w14:ligatures w14:val="none"/>
             </w:rPr>
           </w:pPr>
-          <w:hyperlink w:anchor="_Toc220489026" w:history="1">
+          <w:hyperlink w:anchor="_Toc225934702" w:history="1">
             <w:r>
               <w:rPr>
                 <w:rStyle w:val="Hyperlink"/>
@@ -1446,7 +1467,7 @@
                 <w:noProof/>
                 <w:webHidden/>
               </w:rPr>
-              <w:instrText xml:space="preserve"> PAGEREF _Toc220489026 \h </w:instrText>
+              <w:instrText xml:space="preserve"> PAGEREF _Toc225934702 \h </w:instrText>
             </w:r>
             <w:r>
               <w:rPr>
@@ -1466,7 +1487,7 @@
                 <w:noProof/>
                 <w:webHidden/>
               </w:rPr>
-              <w:t>6</w:t>
+              <w:t>8</w:t>
             </w:r>
             <w:r>
               <w:rPr>
@@ -1492,7 +1513,7 @@
               <w14:ligatures w14:val="none"/>
             </w:rPr>
           </w:pPr>
-          <w:hyperlink w:anchor="_Toc220489027" w:history="1">
+          <w:hyperlink w:anchor="_Toc225934703" w:history="1">
             <w:r>
               <w:rPr>
                 <w:rStyle w:val="Hyperlink"/>
@@ -1543,7 +1564,7 @@
                 <w:noProof/>
                 <w:webHidden/>
               </w:rPr>
-              <w:instrText xml:space="preserve"> PAGEREF _Toc220489027 \h </w:instrText>
+              <w:instrText xml:space="preserve"> PAGEREF _Toc225934703 \h </w:instrText>
             </w:r>
             <w:r>
               <w:rPr>
@@ -1563,7 +1584,7 @@
                 <w:noProof/>
                 <w:webHidden/>
               </w:rPr>
-              <w:t>7</w:t>
+              <w:t>8</w:t>
             </w:r>
             <w:r>
               <w:rPr>
@@ -1588,7 +1609,7 @@
               <w14:ligatures w14:val="none"/>
             </w:rPr>
           </w:pPr>
-          <w:hyperlink w:anchor="_Toc220489028" w:history="1">
+          <w:hyperlink w:anchor="_Toc225934704" w:history="1">
             <w:r>
               <w:rPr>
                 <w:rStyle w:val="Hyperlink"/>
@@ -1618,7 +1639,7 @@
                 <w:noProof/>
                 <w:webHidden/>
               </w:rPr>
-              <w:instrText xml:space="preserve"> PAGEREF _Toc220489028 \h </w:instrText>
+              <w:instrText xml:space="preserve"> PAGEREF _Toc225934704 \h </w:instrText>
             </w:r>
             <w:r>
               <w:rPr>
@@ -1638,7 +1659,7 @@
                 <w:noProof/>
                 <w:webHidden/>
               </w:rPr>
-              <w:t>7</w:t>
+              <w:t>8</w:t>
             </w:r>
             <w:r>
               <w:rPr>
@@ -1663,7 +1684,7 @@
               <w14:ligatures w14:val="none"/>
             </w:rPr>
           </w:pPr>
-          <w:hyperlink w:anchor="_Toc220489029" w:history="1">
+          <w:hyperlink w:anchor="_Toc225934705" w:history="1">
             <w:r>
               <w:rPr>
                 <w:rStyle w:val="Hyperlink"/>
@@ -1693,7 +1714,7 @@
                 <w:noProof/>
                 <w:webHidden/>
               </w:rPr>
-              <w:instrText xml:space="preserve"> PAGEREF _Toc220489029 \h </w:instrText>
+              <w:instrText xml:space="preserve"> PAGEREF _Toc225934705 \h </w:instrText>
             </w:r>
             <w:r>
               <w:rPr>
@@ -1713,7 +1734,7 @@
                 <w:noProof/>
                 <w:webHidden/>
               </w:rPr>
-              <w:t>7</w:t>
+              <w:t>8</w:t>
             </w:r>
             <w:r>
               <w:rPr>
@@ -1738,7 +1759,7 @@
               <w14:ligatures w14:val="none"/>
             </w:rPr>
           </w:pPr>
-          <w:hyperlink w:anchor="_Toc220489030" w:history="1">
+          <w:hyperlink w:anchor="_Toc225934706" w:history="1">
             <w:r>
               <w:rPr>
                 <w:rStyle w:val="Hyperlink"/>
@@ -1768,7 +1789,7 @@
                 <w:noProof/>
                 <w:webHidden/>
               </w:rPr>
-              <w:instrText xml:space="preserve"> PAGEREF _Toc220489030 \h </w:instrText>
+              <w:instrText xml:space="preserve"> PAGEREF _Toc225934706 \h </w:instrText>
             </w:r>
             <w:r>
               <w:rPr>
@@ -1788,7 +1809,7 @@
                 <w:noProof/>
                 <w:webHidden/>
               </w:rPr>
-              <w:t>7</w:t>
+              <w:t>9</w:t>
             </w:r>
             <w:r>
               <w:rPr>
@@ -1814,7 +1835,7 @@
               <w14:ligatures w14:val="none"/>
             </w:rPr>
           </w:pPr>
-          <w:hyperlink w:anchor="_Toc220489031" w:history="1">
+          <w:hyperlink w:anchor="_Toc225934707" w:history="1">
             <w:r>
               <w:rPr>
                 <w:rStyle w:val="Hyperlink"/>
@@ -1865,7 +1886,7 @@
                 <w:noProof/>
                 <w:webHidden/>
               </w:rPr>
-              <w:instrText xml:space="preserve"> PAGEREF _Toc220489031 \h </w:instrText>
+              <w:instrText xml:space="preserve"> PAGEREF _Toc225934707 \h </w:instrText>
             </w:r>
             <w:r>
               <w:rPr>
@@ -1885,7 +1906,7 @@
                 <w:noProof/>
                 <w:webHidden/>
               </w:rPr>
-              <w:t>8</w:t>
+              <w:t>9</w:t>
             </w:r>
             <w:r>
               <w:rPr>
@@ -1910,7 +1931,7 @@
               <w14:ligatures w14:val="none"/>
             </w:rPr>
           </w:pPr>
-          <w:hyperlink w:anchor="_Toc220489032" w:history="1">
+          <w:hyperlink w:anchor="_Toc225934708" w:history="1">
             <w:r>
               <w:rPr>
                 <w:rStyle w:val="Hyperlink"/>
@@ -1940,7 +1961,7 @@
                 <w:noProof/>
                 <w:webHidden/>
               </w:rPr>
-              <w:instrText xml:space="preserve"> PAGEREF _Toc220489032 \h </w:instrText>
+              <w:instrText xml:space="preserve"> PAGEREF _Toc225934708 \h </w:instrText>
             </w:r>
             <w:r>
               <w:rPr>
@@ -1960,7 +1981,7 @@
                 <w:noProof/>
                 <w:webHidden/>
               </w:rPr>
-              <w:t>8</w:t>
+              <w:t>9</w:t>
             </w:r>
             <w:r>
               <w:rPr>
@@ -1985,7 +2006,7 @@
               <w14:ligatures w14:val="none"/>
             </w:rPr>
           </w:pPr>
-          <w:hyperlink w:anchor="_Toc220489033" w:history="1">
+          <w:hyperlink w:anchor="_Toc225934709" w:history="1">
             <w:r>
               <w:rPr>
                 <w:rStyle w:val="Hyperlink"/>
@@ -2015,7 +2036,7 @@
                 <w:noProof/>
                 <w:webHidden/>
               </w:rPr>
-              <w:instrText xml:space="preserve"> PAGEREF _Toc220489033 \h </w:instrText>
+              <w:instrText xml:space="preserve"> PAGEREF _Toc225934709 \h </w:instrText>
             </w:r>
             <w:r>
               <w:rPr>
@@ -2035,7 +2056,7 @@
                 <w:noProof/>
                 <w:webHidden/>
               </w:rPr>
-              <w:t>8</w:t>
+              <w:t>10</w:t>
             </w:r>
             <w:r>
               <w:rPr>
@@ -2060,7 +2081,7 @@
               <w14:ligatures w14:val="none"/>
             </w:rPr>
           </w:pPr>
-          <w:hyperlink w:anchor="_Toc220489034" w:history="1">
+          <w:hyperlink w:anchor="_Toc225934710" w:history="1">
             <w:r>
               <w:rPr>
                 <w:rStyle w:val="Hyperlink"/>
@@ -2090,7 +2111,7 @@
                 <w:noProof/>
                 <w:webHidden/>
               </w:rPr>
-              <w:instrText xml:space="preserve"> PAGEREF _Toc220489034 \h </w:instrText>
+              <w:instrText xml:space="preserve"> PAGEREF _Toc225934710 \h </w:instrText>
             </w:r>
             <w:r>
               <w:rPr>
@@ -2110,7 +2131,7 @@
                 <w:noProof/>
                 <w:webHidden/>
               </w:rPr>
-              <w:t>9</w:t>
+              <w:t>10</w:t>
             </w:r>
             <w:r>
               <w:rPr>
@@ -2135,7 +2156,7 @@
               <w14:ligatures w14:val="none"/>
             </w:rPr>
           </w:pPr>
-          <w:hyperlink w:anchor="_Toc220489035" w:history="1">
+          <w:hyperlink w:anchor="_Toc225934711" w:history="1">
             <w:r>
               <w:rPr>
                 <w:rStyle w:val="Hyperlink"/>
@@ -2165,7 +2186,7 @@
                 <w:noProof/>
                 <w:webHidden/>
               </w:rPr>
-              <w:instrText xml:space="preserve"> PAGEREF _Toc220489035 \h </w:instrText>
+              <w:instrText xml:space="preserve"> PAGEREF _Toc225934711 \h </w:instrText>
             </w:r>
             <w:r>
               <w:rPr>
@@ -2185,7 +2206,7 @@
                 <w:noProof/>
                 <w:webHidden/>
               </w:rPr>
-              <w:t>9</w:t>
+              <w:t>10</w:t>
             </w:r>
             <w:r>
               <w:rPr>
@@ -2210,7 +2231,7 @@
               <w14:ligatures w14:val="none"/>
             </w:rPr>
           </w:pPr>
-          <w:hyperlink w:anchor="_Toc220489036" w:history="1">
+          <w:hyperlink w:anchor="_Toc225934712" w:history="1">
             <w:r>
               <w:rPr>
                 <w:rStyle w:val="Hyperlink"/>
@@ -2240,7 +2261,7 @@
                 <w:noProof/>
                 <w:webHidden/>
               </w:rPr>
-              <w:instrText xml:space="preserve"> PAGEREF _Toc220489036 \h </w:instrText>
+              <w:instrText xml:space="preserve"> PAGEREF _Toc225934712 \h </w:instrText>
             </w:r>
             <w:r>
               <w:rPr>
@@ -2260,7 +2281,7 @@
                 <w:noProof/>
                 <w:webHidden/>
               </w:rPr>
-              <w:t>9</w:t>
+              <w:t>11</w:t>
             </w:r>
             <w:r>
               <w:rPr>
@@ -2285,7 +2306,7 @@
               <w14:ligatures w14:val="none"/>
             </w:rPr>
           </w:pPr>
-          <w:hyperlink w:anchor="_Toc220489037" w:history="1">
+          <w:hyperlink w:anchor="_Toc225934713" w:history="1">
             <w:r>
               <w:rPr>
                 <w:rStyle w:val="Hyperlink"/>
@@ -2315,7 +2336,7 @@
                 <w:noProof/>
                 <w:webHidden/>
               </w:rPr>
-              <w:instrText xml:space="preserve"> PAGEREF _Toc220489037 \h </w:instrText>
+              <w:instrText xml:space="preserve"> PAGEREF _Toc225934713 \h </w:instrText>
             </w:r>
             <w:r>
               <w:rPr>
@@ -2335,7 +2356,7 @@
                 <w:noProof/>
                 <w:webHidden/>
               </w:rPr>
-              <w:t>10</w:t>
+              <w:t>11</w:t>
             </w:r>
             <w:r>
               <w:rPr>
@@ -2360,7 +2381,7 @@
               <w14:ligatures w14:val="none"/>
             </w:rPr>
           </w:pPr>
-          <w:hyperlink w:anchor="_Toc220489038" w:history="1">
+          <w:hyperlink w:anchor="_Toc225934714" w:history="1">
             <w:r>
               <w:rPr>
                 <w:rStyle w:val="Hyperlink"/>
@@ -2390,7 +2411,7 @@
                 <w:noProof/>
                 <w:webHidden/>
               </w:rPr>
-              <w:instrText xml:space="preserve"> PAGEREF _Toc220489038 \h </w:instrText>
+              <w:instrText xml:space="preserve"> PAGEREF _Toc225934714 \h </w:instrText>
             </w:r>
             <w:r>
               <w:rPr>
@@ -2410,7 +2431,7 @@
                 <w:noProof/>
                 <w:webHidden/>
               </w:rPr>
-              <w:t>10</w:t>
+              <w:t>11</w:t>
             </w:r>
             <w:r>
               <w:rPr>
@@ -2436,7 +2457,7 @@
               <w14:ligatures w14:val="none"/>
             </w:rPr>
           </w:pPr>
-          <w:hyperlink w:anchor="_Toc220489039" w:history="1">
+          <w:hyperlink w:anchor="_Toc225934715" w:history="1">
             <w:r>
               <w:rPr>
                 <w:rStyle w:val="Hyperlink"/>
@@ -2486,7 +2507,7 @@
                 <w:noProof/>
                 <w:webHidden/>
               </w:rPr>
-              <w:instrText xml:space="preserve"> PAGEREF _Toc220489039 \h </w:instrText>
+              <w:instrText xml:space="preserve"> PAGEREF _Toc225934715 \h </w:instrText>
             </w:r>
             <w:r>
               <w:rPr>
@@ -2506,7 +2527,7 @@
                 <w:noProof/>
                 <w:webHidden/>
               </w:rPr>
-              <w:t>10</w:t>
+              <w:t>12</w:t>
             </w:r>
             <w:r>
               <w:rPr>
@@ -2531,7 +2552,7 @@
               <w14:ligatures w14:val="none"/>
             </w:rPr>
           </w:pPr>
-          <w:hyperlink w:anchor="_Toc220489040" w:history="1">
+          <w:hyperlink w:anchor="_Toc225934716" w:history="1">
             <w:r>
               <w:rPr>
                 <w:rStyle w:val="Hyperlink"/>
@@ -2561,7 +2582,7 @@
                 <w:noProof/>
                 <w:webHidden/>
               </w:rPr>
-              <w:instrText xml:space="preserve"> PAGEREF _Toc220489040 \h </w:instrText>
+              <w:instrText xml:space="preserve"> PAGEREF _Toc225934716 \h </w:instrText>
             </w:r>
             <w:r>
               <w:rPr>
@@ -2581,7 +2602,7 @@
                 <w:noProof/>
                 <w:webHidden/>
               </w:rPr>
-              <w:t>11</w:t>
+              <w:t>12</w:t>
             </w:r>
             <w:r>
               <w:rPr>
@@ -2607,7 +2628,7 @@
               <w14:ligatures w14:val="none"/>
             </w:rPr>
           </w:pPr>
-          <w:hyperlink w:anchor="_Toc220489041" w:history="1">
+          <w:hyperlink w:anchor="_Toc225934717" w:history="1">
             <w:r>
               <w:rPr>
                 <w:rStyle w:val="Hyperlink"/>
@@ -2658,7 +2679,7 @@
                 <w:noProof/>
                 <w:webHidden/>
               </w:rPr>
-              <w:instrText xml:space="preserve"> PAGEREF _Toc220489041 \h </w:instrText>
+              <w:instrText xml:space="preserve"> PAGEREF _Toc225934717 \h </w:instrText>
             </w:r>
             <w:r>
               <w:rPr>
@@ -2678,7 +2699,7 @@
                 <w:noProof/>
                 <w:webHidden/>
               </w:rPr>
-              <w:t>11</w:t>
+              <w:t>12</w:t>
             </w:r>
             <w:r>
               <w:rPr>
@@ -2703,7 +2724,7 @@
               <w14:ligatures w14:val="none"/>
             </w:rPr>
           </w:pPr>
-          <w:hyperlink w:anchor="_Toc220489042" w:history="1">
+          <w:hyperlink w:anchor="_Toc225934718" w:history="1">
             <w:r>
               <w:rPr>
                 <w:rStyle w:val="Hyperlink"/>
@@ -2733,7 +2754,7 @@
                 <w:noProof/>
                 <w:webHidden/>
               </w:rPr>
-              <w:instrText xml:space="preserve"> PAGEREF _Toc220489042 \h </w:instrText>
+              <w:instrText xml:space="preserve"> PAGEREF _Toc225934718 \h </w:instrText>
             </w:r>
             <w:r>
               <w:rPr>
@@ -2753,7 +2774,7 @@
                 <w:noProof/>
                 <w:webHidden/>
               </w:rPr>
-              <w:t>11</w:t>
+              <w:t>12</w:t>
             </w:r>
             <w:r>
               <w:rPr>
@@ -2778,7 +2799,7 @@
               <w14:ligatures w14:val="none"/>
             </w:rPr>
           </w:pPr>
-          <w:hyperlink w:anchor="_Toc220489043" w:history="1">
+          <w:hyperlink w:anchor="_Toc225934719" w:history="1">
             <w:r>
               <w:rPr>
                 <w:rStyle w:val="Hyperlink"/>
@@ -2808,7 +2829,7 @@
                 <w:noProof/>
                 <w:webHidden/>
               </w:rPr>
-              <w:instrText xml:space="preserve"> PAGEREF _Toc220489043 \h </w:instrText>
+              <w:instrText xml:space="preserve"> PAGEREF _Toc225934719 \h </w:instrText>
             </w:r>
             <w:r>
               <w:rPr>
@@ -2828,7 +2849,7 @@
                 <w:noProof/>
                 <w:webHidden/>
               </w:rPr>
-              <w:t>11</w:t>
+              <w:t>13</w:t>
             </w:r>
             <w:r>
               <w:rPr>
@@ -2853,7 +2874,7 @@
               <w14:ligatures w14:val="none"/>
             </w:rPr>
           </w:pPr>
-          <w:hyperlink w:anchor="_Toc220489044" w:history="1">
+          <w:hyperlink w:anchor="_Toc225934720" w:history="1">
             <w:r>
               <w:rPr>
                 <w:rStyle w:val="Hyperlink"/>
@@ -2883,7 +2904,7 @@
                 <w:noProof/>
                 <w:webHidden/>
               </w:rPr>
-              <w:instrText xml:space="preserve"> PAGEREF _Toc220489044 \h </w:instrText>
+              <w:instrText xml:space="preserve"> PAGEREF _Toc225934720 \h </w:instrText>
             </w:r>
             <w:r>
               <w:rPr>
@@ -2903,7 +2924,7 @@
                 <w:noProof/>
                 <w:webHidden/>
               </w:rPr>
-              <w:t>12</w:t>
+              <w:t>13</w:t>
             </w:r>
             <w:r>
               <w:rPr>
@@ -2928,7 +2949,7 @@
               <w14:ligatures w14:val="none"/>
             </w:rPr>
           </w:pPr>
-          <w:hyperlink w:anchor="_Toc220489045" w:history="1">
+          <w:hyperlink w:anchor="_Toc225934721" w:history="1">
             <w:r>
               <w:rPr>
                 <w:rStyle w:val="Hyperlink"/>
@@ -2958,7 +2979,7 @@
                 <w:noProof/>
                 <w:webHidden/>
               </w:rPr>
-              <w:instrText xml:space="preserve"> PAGEREF _Toc220489045 \h </w:instrText>
+              <w:instrText xml:space="preserve"> PAGEREF _Toc225934721 \h </w:instrText>
             </w:r>
             <w:r>
               <w:rPr>
@@ -2978,7 +2999,7 @@
                 <w:noProof/>
                 <w:webHidden/>
               </w:rPr>
-              <w:t>12</w:t>
+              <w:t>14</w:t>
             </w:r>
             <w:r>
               <w:rPr>
@@ -3003,7 +3024,7 @@
               <w14:ligatures w14:val="none"/>
             </w:rPr>
           </w:pPr>
-          <w:hyperlink w:anchor="_Toc220489046" w:history="1">
+          <w:hyperlink w:anchor="_Toc225934722" w:history="1">
             <w:r>
               <w:rPr>
                 <w:rStyle w:val="Hyperlink"/>
@@ -3033,7 +3054,7 @@
                 <w:noProof/>
                 <w:webHidden/>
               </w:rPr>
-              <w:instrText xml:space="preserve"> PAGEREF _Toc220489046 \h </w:instrText>
+              <w:instrText xml:space="preserve"> PAGEREF _Toc225934722 \h </w:instrText>
             </w:r>
             <w:r>
               <w:rPr>
@@ -3053,7 +3074,7 @@
                 <w:noProof/>
                 <w:webHidden/>
               </w:rPr>
-              <w:t>13</w:t>
+              <w:t>14</w:t>
             </w:r>
             <w:r>
               <w:rPr>
@@ -3078,7 +3099,7 @@
               <w14:ligatures w14:val="none"/>
             </w:rPr>
           </w:pPr>
-          <w:hyperlink w:anchor="_Toc220489047" w:history="1">
+          <w:hyperlink w:anchor="_Toc225934723" w:history="1">
             <w:r>
               <w:rPr>
                 <w:rStyle w:val="Hyperlink"/>
@@ -3108,7 +3129,7 @@
                 <w:noProof/>
                 <w:webHidden/>
               </w:rPr>
-              <w:instrText xml:space="preserve"> PAGEREF _Toc220489047 \h </w:instrText>
+              <w:instrText xml:space="preserve"> PAGEREF _Toc225934723 \h </w:instrText>
             </w:r>
             <w:r>
               <w:rPr>
@@ -3128,7 +3149,7 @@
                 <w:noProof/>
                 <w:webHidden/>
               </w:rPr>
-              <w:t>13</w:t>
+              <w:t>14</w:t>
             </w:r>
             <w:r>
               <w:rPr>
@@ -3153,7 +3174,7 @@
               <w14:ligatures w14:val="none"/>
             </w:rPr>
           </w:pPr>
-          <w:hyperlink w:anchor="_Toc220489048" w:history="1">
+          <w:hyperlink w:anchor="_Toc225934724" w:history="1">
             <w:r>
               <w:rPr>
                 <w:rStyle w:val="Hyperlink"/>
@@ -3183,7 +3204,7 @@
                 <w:noProof/>
                 <w:webHidden/>
               </w:rPr>
-              <w:instrText xml:space="preserve"> PAGEREF _Toc220489048 \h </w:instrText>
+              <w:instrText xml:space="preserve"> PAGEREF _Toc225934724 \h </w:instrText>
             </w:r>
             <w:r>
               <w:rPr>
@@ -3203,7 +3224,7 @@
                 <w:noProof/>
                 <w:webHidden/>
               </w:rPr>
-              <w:t>13</w:t>
+              <w:t>15</w:t>
             </w:r>
             <w:r>
               <w:rPr>
@@ -3228,7 +3249,7 @@
               <w14:ligatures w14:val="none"/>
             </w:rPr>
           </w:pPr>
-          <w:hyperlink w:anchor="_Toc220489049" w:history="1">
+          <w:hyperlink w:anchor="_Toc225934725" w:history="1">
             <w:r>
               <w:rPr>
                 <w:rStyle w:val="Hyperlink"/>
@@ -3258,7 +3279,7 @@
                 <w:noProof/>
                 <w:webHidden/>
               </w:rPr>
-              <w:instrText xml:space="preserve"> PAGEREF _Toc220489049 \h </w:instrText>
+              <w:instrText xml:space="preserve"> PAGEREF _Toc225934725 \h </w:instrText>
             </w:r>
             <w:r>
               <w:rPr>
@@ -3278,7 +3299,7 @@
                 <w:noProof/>
                 <w:webHidden/>
               </w:rPr>
-              <w:t>14</w:t>
+              <w:t>15</w:t>
             </w:r>
             <w:r>
               <w:rPr>
@@ -3303,7 +3324,7 @@
               <w14:ligatures w14:val="none"/>
             </w:rPr>
           </w:pPr>
-          <w:hyperlink w:anchor="_Toc220489050" w:history="1">
+          <w:hyperlink w:anchor="_Toc225934726" w:history="1">
             <w:r>
               <w:rPr>
                 <w:rStyle w:val="Hyperlink"/>
@@ -3333,7 +3354,7 @@
                 <w:noProof/>
                 <w:webHidden/>
               </w:rPr>
-              <w:instrText xml:space="preserve"> PAGEREF _Toc220489050 \h </w:instrText>
+              <w:instrText xml:space="preserve"> PAGEREF _Toc225934726 \h </w:instrText>
             </w:r>
             <w:r>
               <w:rPr>
@@ -3353,7 +3374,7 @@
                 <w:noProof/>
                 <w:webHidden/>
               </w:rPr>
-              <w:t>14</w:t>
+              <w:t>15</w:t>
             </w:r>
             <w:r>
               <w:rPr>
@@ -3379,7 +3400,7 @@
               <w14:ligatures w14:val="none"/>
             </w:rPr>
           </w:pPr>
-          <w:hyperlink w:anchor="_Toc220489051" w:history="1">
+          <w:hyperlink w:anchor="_Toc225934727" w:history="1">
             <w:r>
               <w:rPr>
                 <w:rStyle w:val="Hyperlink"/>
@@ -3430,7 +3451,7 @@
                 <w:noProof/>
                 <w:webHidden/>
               </w:rPr>
-              <w:instrText xml:space="preserve"> PAGEREF _Toc220489051 \h </w:instrText>
+              <w:instrText xml:space="preserve"> PAGEREF _Toc225934727 \h </w:instrText>
             </w:r>
             <w:r>
               <w:rPr>
@@ -3450,7 +3471,7 @@
                 <w:noProof/>
                 <w:webHidden/>
               </w:rPr>
-              <w:t>14</w:t>
+              <w:t>16</w:t>
             </w:r>
             <w:r>
               <w:rPr>
@@ -3475,7 +3496,7 @@
               <w14:ligatures w14:val="none"/>
             </w:rPr>
           </w:pPr>
-          <w:hyperlink w:anchor="_Toc220489052" w:history="1">
+          <w:hyperlink w:anchor="_Toc225934728" w:history="1">
             <w:r>
               <w:rPr>
                 <w:rStyle w:val="Hyperlink"/>
@@ -3505,7 +3526,7 @@
                 <w:noProof/>
                 <w:webHidden/>
               </w:rPr>
-              <w:instrText xml:space="preserve"> PAGEREF _Toc220489052 \h </w:instrText>
+              <w:instrText xml:space="preserve"> PAGEREF _Toc225934728 \h </w:instrText>
             </w:r>
             <w:r>
               <w:rPr>
@@ -3525,7 +3546,7 @@
                 <w:noProof/>
                 <w:webHidden/>
               </w:rPr>
-              <w:t>14</w:t>
+              <w:t>16</w:t>
             </w:r>
             <w:r>
               <w:rPr>
@@ -3550,7 +3571,7 @@
               <w14:ligatures w14:val="none"/>
             </w:rPr>
           </w:pPr>
-          <w:hyperlink w:anchor="_Toc220489053" w:history="1">
+          <w:hyperlink w:anchor="_Toc225934729" w:history="1">
             <w:r>
               <w:rPr>
                 <w:rStyle w:val="Hyperlink"/>
@@ -3580,7 +3601,7 @@
                 <w:noProof/>
                 <w:webHidden/>
               </w:rPr>
-              <w:instrText xml:space="preserve"> PAGEREF _Toc220489053 \h </w:instrText>
+              <w:instrText xml:space="preserve"> PAGEREF _Toc225934729 \h </w:instrText>
             </w:r>
             <w:r>
               <w:rPr>
@@ -3600,7 +3621,7 @@
                 <w:noProof/>
                 <w:webHidden/>
               </w:rPr>
-              <w:t>15</w:t>
+              <w:t>16</w:t>
             </w:r>
             <w:r>
               <w:rPr>
@@ -3625,7 +3646,7 @@
               <w14:ligatures w14:val="none"/>
             </w:rPr>
           </w:pPr>
-          <w:hyperlink w:anchor="_Toc220489054" w:history="1">
+          <w:hyperlink w:anchor="_Toc225934730" w:history="1">
             <w:r>
               <w:rPr>
                 <w:rStyle w:val="Hyperlink"/>
@@ -3655,7 +3676,7 @@
                 <w:noProof/>
                 <w:webHidden/>
               </w:rPr>
-              <w:instrText xml:space="preserve"> PAGEREF _Toc220489054 \h </w:instrText>
+              <w:instrText xml:space="preserve"> PAGEREF _Toc225934730 \h </w:instrText>
             </w:r>
             <w:r>
               <w:rPr>
@@ -3675,7 +3696,7 @@
                 <w:noProof/>
                 <w:webHidden/>
               </w:rPr>
-              <w:t>15</w:t>
+              <w:t>16</w:t>
             </w:r>
             <w:r>
               <w:rPr>
@@ -3700,7 +3721,7 @@
               <w14:ligatures w14:val="none"/>
             </w:rPr>
           </w:pPr>
-          <w:hyperlink w:anchor="_Toc220489055" w:history="1">
+          <w:hyperlink w:anchor="_Toc225934731" w:history="1">
             <w:r>
               <w:rPr>
                 <w:rStyle w:val="Hyperlink"/>
@@ -3730,7 +3751,7 @@
                 <w:noProof/>
                 <w:webHidden/>
               </w:rPr>
-              <w:instrText xml:space="preserve"> PAGEREF _Toc220489055 \h </w:instrText>
+              <w:instrText xml:space="preserve"> PAGEREF _Toc225934731 \h </w:instrText>
             </w:r>
             <w:r>
               <w:rPr>
@@ -3750,7 +3771,7 @@
                 <w:noProof/>
                 <w:webHidden/>
               </w:rPr>
-              <w:t>15</w:t>
+              <w:t>17</w:t>
             </w:r>
             <w:r>
               <w:rPr>
@@ -3776,7 +3797,7 @@
               <w14:ligatures w14:val="none"/>
             </w:rPr>
           </w:pPr>
-          <w:hyperlink w:anchor="_Toc220489056" w:history="1">
+          <w:hyperlink w:anchor="_Toc225934732" w:history="1">
             <w:r>
               <w:rPr>
                 <w:rStyle w:val="Hyperlink"/>
@@ -3826,7 +3847,7 @@
                 <w:noProof/>
                 <w:webHidden/>
               </w:rPr>
-              <w:instrText xml:space="preserve"> PAGEREF _Toc220489056 \h </w:instrText>
+              <w:instrText xml:space="preserve"> PAGEREF _Toc225934732 \h </w:instrText>
             </w:r>
             <w:r>
               <w:rPr>
@@ -3846,7 +3867,7 @@
                 <w:noProof/>
                 <w:webHidden/>
               </w:rPr>
-              <w:t>16</w:t>
+              <w:t>17</w:t>
             </w:r>
             <w:r>
               <w:rPr>
@@ -3871,7 +3892,7 @@
               <w14:ligatures w14:val="none"/>
             </w:rPr>
           </w:pPr>
-          <w:hyperlink w:anchor="_Toc220489057" w:history="1">
+          <w:hyperlink w:anchor="_Toc225934733" w:history="1">
             <w:r>
               <w:rPr>
                 <w:rStyle w:val="Hyperlink"/>
@@ -3901,7 +3922,7 @@
                 <w:noProof/>
                 <w:webHidden/>
               </w:rPr>
-              <w:instrText xml:space="preserve"> PAGEREF _Toc220489057 \h </w:instrText>
+              <w:instrText xml:space="preserve"> PAGEREF _Toc225934733 \h </w:instrText>
             </w:r>
             <w:r>
               <w:rPr>
@@ -3921,7 +3942,7 @@
                 <w:noProof/>
                 <w:webHidden/>
               </w:rPr>
-              <w:t>16</w:t>
+              <w:t>17</w:t>
             </w:r>
             <w:r>
               <w:rPr>
@@ -3946,7 +3967,7 @@
               <w14:ligatures w14:val="none"/>
             </w:rPr>
           </w:pPr>
-          <w:hyperlink w:anchor="_Toc220489058" w:history="1">
+          <w:hyperlink w:anchor="_Toc225934734" w:history="1">
             <w:r>
               <w:rPr>
                 <w:rStyle w:val="Hyperlink"/>
@@ -3976,7 +3997,7 @@
                 <w:noProof/>
                 <w:webHidden/>
               </w:rPr>
-              <w:instrText xml:space="preserve"> PAGEREF _Toc220489058 \h </w:instrText>
+              <w:instrText xml:space="preserve"> PAGEREF _Toc225934734 \h </w:instrText>
             </w:r>
             <w:r>
               <w:rPr>
@@ -3996,7 +4017,7 @@
                 <w:noProof/>
                 <w:webHidden/>
               </w:rPr>
-              <w:t>16</w:t>
+              <w:t>17</w:t>
             </w:r>
             <w:r>
               <w:rPr>
@@ -4021,7 +4042,7 @@
               <w14:ligatures w14:val="none"/>
             </w:rPr>
           </w:pPr>
-          <w:hyperlink w:anchor="_Toc220489059" w:history="1">
+          <w:hyperlink w:anchor="_Toc225934735" w:history="1">
             <w:r>
               <w:rPr>
                 <w:rStyle w:val="Hyperlink"/>
@@ -4051,7 +4072,7 @@
                 <w:noProof/>
                 <w:webHidden/>
               </w:rPr>
-              <w:instrText xml:space="preserve"> PAGEREF _Toc220489059 \h </w:instrText>
+              <w:instrText xml:space="preserve"> PAGEREF _Toc225934735 \h </w:instrText>
             </w:r>
             <w:r>
               <w:rPr>
@@ -4071,7 +4092,7 @@
                 <w:noProof/>
                 <w:webHidden/>
               </w:rPr>
-              <w:t>16</w:t>
+              <w:t>18</w:t>
             </w:r>
             <w:r>
               <w:rPr>
@@ -4096,7 +4117,7 @@
               <w14:ligatures w14:val="none"/>
             </w:rPr>
           </w:pPr>
-          <w:hyperlink w:anchor="_Toc220489060" w:history="1">
+          <w:hyperlink w:anchor="_Toc225934736" w:history="1">
             <w:r>
               <w:rPr>
                 <w:rStyle w:val="Hyperlink"/>
@@ -4126,7 +4147,7 @@
                 <w:noProof/>
                 <w:webHidden/>
               </w:rPr>
-              <w:instrText xml:space="preserve"> PAGEREF _Toc220489060 \h </w:instrText>
+              <w:instrText xml:space="preserve"> PAGEREF _Toc225934736 \h </w:instrText>
             </w:r>
             <w:r>
               <w:rPr>
@@ -4146,7 +4167,7 @@
                 <w:noProof/>
                 <w:webHidden/>
               </w:rPr>
-              <w:t>17</w:t>
+              <w:t>18</w:t>
             </w:r>
             <w:r>
               <w:rPr>
@@ -4171,7 +4192,7 @@
               <w14:ligatures w14:val="none"/>
             </w:rPr>
           </w:pPr>
-          <w:hyperlink w:anchor="_Toc220489061" w:history="1">
+          <w:hyperlink w:anchor="_Toc225934737" w:history="1">
             <w:r>
               <w:rPr>
                 <w:rStyle w:val="Hyperlink"/>
@@ -4201,7 +4222,7 @@
                 <w:noProof/>
                 <w:webHidden/>
               </w:rPr>
-              <w:instrText xml:space="preserve"> PAGEREF _Toc220489061 \h </w:instrText>
+              <w:instrText xml:space="preserve"> PAGEREF _Toc225934737 \h </w:instrText>
             </w:r>
             <w:r>
               <w:rPr>
@@ -4221,7 +4242,7 @@
                 <w:noProof/>
                 <w:webHidden/>
               </w:rPr>
-              <w:t>17</w:t>
+              <w:t>18</w:t>
             </w:r>
             <w:r>
               <w:rPr>
@@ -4247,7 +4268,7 @@
               <w14:ligatures w14:val="none"/>
             </w:rPr>
           </w:pPr>
-          <w:hyperlink w:anchor="_Toc220489062" w:history="1">
+          <w:hyperlink w:anchor="_Toc225934738" w:history="1">
             <w:r>
               <w:rPr>
                 <w:rStyle w:val="Hyperlink"/>
@@ -4297,7 +4318,7 @@
                 <w:noProof/>
                 <w:webHidden/>
               </w:rPr>
-              <w:instrText xml:space="preserve"> PAGEREF _Toc220489062 \h </w:instrText>
+              <w:instrText xml:space="preserve"> PAGEREF _Toc225934738 \h </w:instrText>
             </w:r>
             <w:r>
               <w:rPr>
@@ -4317,7 +4338,7 @@
                 <w:noProof/>
                 <w:webHidden/>
               </w:rPr>
-              <w:t>18</w:t>
+              <w:t>19</w:t>
             </w:r>
             <w:r>
               <w:rPr>
@@ -4342,7 +4363,7 @@
               <w14:ligatures w14:val="none"/>
             </w:rPr>
           </w:pPr>
-          <w:hyperlink w:anchor="_Toc220489063" w:history="1">
+          <w:hyperlink w:anchor="_Toc225934739" w:history="1">
             <w:r>
               <w:rPr>
                 <w:rStyle w:val="Hyperlink"/>
@@ -4372,7 +4393,7 @@
                 <w:noProof/>
                 <w:webHidden/>
               </w:rPr>
-              <w:instrText xml:space="preserve"> PAGEREF _Toc220489063 \h </w:instrText>
+              <w:instrText xml:space="preserve"> PAGEREF _Toc225934739 \h </w:instrText>
             </w:r>
             <w:r>
               <w:rPr>
@@ -4392,7 +4413,7 @@
                 <w:noProof/>
                 <w:webHidden/>
               </w:rPr>
-              <w:t>18</w:t>
+              <w:t>19</w:t>
             </w:r>
             <w:r>
               <w:rPr>
@@ -4417,7 +4438,7 @@
               <w14:ligatures w14:val="none"/>
             </w:rPr>
           </w:pPr>
-          <w:hyperlink w:anchor="_Toc220489064" w:history="1">
+          <w:hyperlink w:anchor="_Toc225934740" w:history="1">
             <w:r>
               <w:rPr>
                 <w:rStyle w:val="Hyperlink"/>
@@ -4447,7 +4468,7 @@
                 <w:noProof/>
                 <w:webHidden/>
               </w:rPr>
-              <w:instrText xml:space="preserve"> PAGEREF _Toc220489064 \h </w:instrText>
+              <w:instrText xml:space="preserve"> PAGEREF _Toc225934740 \h </w:instrText>
             </w:r>
             <w:r>
               <w:rPr>
@@ -4467,7 +4488,7 @@
                 <w:noProof/>
                 <w:webHidden/>
               </w:rPr>
-              <w:t>18</w:t>
+              <w:t>19</w:t>
             </w:r>
             <w:r>
               <w:rPr>
@@ -4492,7 +4513,7 @@
               <w14:ligatures w14:val="none"/>
             </w:rPr>
           </w:pPr>
-          <w:hyperlink w:anchor="_Toc220489065" w:history="1">
+          <w:hyperlink w:anchor="_Toc225934741" w:history="1">
             <w:r>
               <w:rPr>
                 <w:rStyle w:val="Hyperlink"/>
@@ -4522,7 +4543,7 @@
                 <w:noProof/>
                 <w:webHidden/>
               </w:rPr>
-              <w:instrText xml:space="preserve"> PAGEREF _Toc220489065 \h </w:instrText>
+              <w:instrText xml:space="preserve"> PAGEREF _Toc225934741 \h </w:instrText>
             </w:r>
             <w:r>
               <w:rPr>
@@ -4542,7 +4563,7 @@
                 <w:noProof/>
                 <w:webHidden/>
               </w:rPr>
-              <w:t>18</w:t>
+              <w:t>20</w:t>
             </w:r>
             <w:r>
               <w:rPr>
@@ -4568,7 +4589,7 @@
               <w14:ligatures w14:val="none"/>
             </w:rPr>
           </w:pPr>
-          <w:hyperlink w:anchor="_Toc220489066" w:history="1">
+          <w:hyperlink w:anchor="_Toc225934742" w:history="1">
             <w:r>
               <w:rPr>
                 <w:rStyle w:val="Hyperlink"/>
@@ -4619,7 +4640,7 @@
                 <w:noProof/>
                 <w:webHidden/>
               </w:rPr>
-              <w:instrText xml:space="preserve"> PAGEREF _Toc220489066 \h </w:instrText>
+              <w:instrText xml:space="preserve"> PAGEREF _Toc225934742 \h </w:instrText>
             </w:r>
             <w:r>
               <w:rPr>
@@ -4639,7 +4660,7 @@
                 <w:noProof/>
                 <w:webHidden/>
               </w:rPr>
-              <w:t>19</w:t>
+              <w:t>20</w:t>
             </w:r>
             <w:r>
               <w:rPr>
@@ -4664,7 +4685,7 @@
               <w14:ligatures w14:val="none"/>
             </w:rPr>
           </w:pPr>
-          <w:hyperlink w:anchor="_Toc220489067" w:history="1">
+          <w:hyperlink w:anchor="_Toc225934743" w:history="1">
             <w:r>
               <w:rPr>
                 <w:rStyle w:val="Hyperlink"/>
@@ -4705,7 +4726,7 @@
                 <w:noProof/>
                 <w:webHidden/>
               </w:rPr>
-              <w:instrText xml:space="preserve"> PAGEREF _Toc220489067 \h </w:instrText>
+              <w:instrText xml:space="preserve"> PAGEREF _Toc225934743 \h </w:instrText>
             </w:r>
             <w:r>
               <w:rPr>
@@ -4725,7 +4746,7 @@
                 <w:noProof/>
                 <w:webHidden/>
               </w:rPr>
-              <w:t>19</w:t>
+              <w:t>20</w:t>
             </w:r>
             <w:r>
               <w:rPr>
@@ -4750,7 +4771,7 @@
               <w14:ligatures w14:val="none"/>
             </w:rPr>
           </w:pPr>
-          <w:hyperlink w:anchor="_Toc220489068" w:history="1">
+          <w:hyperlink w:anchor="_Toc225934744" w:history="1">
             <w:r>
               <w:rPr>
                 <w:rStyle w:val="Hyperlink"/>
@@ -4791,7 +4812,7 @@
                 <w:noProof/>
                 <w:webHidden/>
               </w:rPr>
-              <w:instrText xml:space="preserve"> PAGEREF _Toc220489068 \h </w:instrText>
+              <w:instrText xml:space="preserve"> PAGEREF _Toc225934744 \h </w:instrText>
             </w:r>
             <w:r>
               <w:rPr>
@@ -4811,7 +4832,7 @@
                 <w:noProof/>
                 <w:webHidden/>
               </w:rPr>
-              <w:t>19</w:t>
+              <w:t>20</w:t>
             </w:r>
             <w:r>
               <w:rPr>
@@ -4836,7 +4857,7 @@
               <w14:ligatures w14:val="none"/>
             </w:rPr>
           </w:pPr>
-          <w:hyperlink w:anchor="_Toc220489069" w:history="1">
+          <w:hyperlink w:anchor="_Toc225934745" w:history="1">
             <w:r>
               <w:rPr>
                 <w:rStyle w:val="Hyperlink"/>
@@ -4877,7 +4898,7 @@
                 <w:noProof/>
                 <w:webHidden/>
               </w:rPr>
-              <w:instrText xml:space="preserve"> PAGEREF _Toc220489069 \h </w:instrText>
+              <w:instrText xml:space="preserve"> PAGEREF _Toc225934745 \h </w:instrText>
             </w:r>
             <w:r>
               <w:rPr>
@@ -4897,7 +4918,7 @@
                 <w:noProof/>
                 <w:webHidden/>
               </w:rPr>
-              <w:t>19</w:t>
+              <w:t>21</w:t>
             </w:r>
             <w:r>
               <w:rPr>
@@ -4922,7 +4943,7 @@
               <w14:ligatures w14:val="none"/>
             </w:rPr>
           </w:pPr>
-          <w:hyperlink w:anchor="_Toc220489070" w:history="1">
+          <w:hyperlink w:anchor="_Toc225934746" w:history="1">
             <w:r>
               <w:rPr>
                 <w:rStyle w:val="Hyperlink"/>
@@ -4963,7 +4984,7 @@
                 <w:noProof/>
                 <w:webHidden/>
               </w:rPr>
-              <w:instrText xml:space="preserve"> PAGEREF _Toc220489070 \h </w:instrText>
+              <w:instrText xml:space="preserve"> PAGEREF _Toc225934746 \h </w:instrText>
             </w:r>
             <w:r>
               <w:rPr>
@@ -4983,7 +5004,7 @@
                 <w:noProof/>
                 <w:webHidden/>
               </w:rPr>
-              <w:t>20</w:t>
+              <w:t>21</w:t>
             </w:r>
             <w:r>
               <w:rPr>
@@ -5008,7 +5029,7 @@
               <w14:ligatures w14:val="none"/>
             </w:rPr>
           </w:pPr>
-          <w:hyperlink w:anchor="_Toc220489071" w:history="1">
+          <w:hyperlink w:anchor="_Toc225934747" w:history="1">
             <w:r>
               <w:rPr>
                 <w:rStyle w:val="Hyperlink"/>
@@ -5037,7 +5058,7 @@
                 <w:noProof/>
                 <w:webHidden/>
               </w:rPr>
-              <w:instrText xml:space="preserve"> PAGEREF _Toc220489071 \h </w:instrText>
+              <w:instrText xml:space="preserve"> PAGEREF _Toc225934747 \h </w:instrText>
             </w:r>
             <w:r>
               <w:rPr>
@@ -5057,7 +5078,592 @@
                 <w:noProof/>
                 <w:webHidden/>
               </w:rPr>
-              <w:t>20</w:t>
+              <w:t>22</w:t>
+            </w:r>
+            <w:r>
+              <w:rPr>
+                <w:noProof/>
+                <w:webHidden/>
+              </w:rPr>
+              <w:fldChar w:fldCharType="end"/>
+            </w:r>
+          </w:hyperlink>
+        </w:p>
+        <w:p>
+          <w:pPr>
+            <w:pStyle w:val="TOC1"/>
+            <w:tabs>
+              <w:tab w:val="right" w:leader="dot" w:pos="9062"/>
+            </w:tabs>
+            <w:rPr>
+              <w:rFonts w:eastAsiaTheme="minorEastAsia"/>
+              <w:noProof/>
+              <w:kern w:val="0"/>
+              <w:lang w:eastAsia="bg-BG"/>
+              <w14:ligatures w14:val="none"/>
+            </w:rPr>
+          </w:pPr>
+          <w:hyperlink w:anchor="_Toc225934748" w:history="1">
+            <w:r>
+              <w:rPr>
+                <w:rStyle w:val="Hyperlink"/>
+                <w:rFonts w:ascii="Cambria" w:hAnsi="Cambria"/>
+                <w:b/>
+                <w:noProof/>
+              </w:rPr>
+              <w:t>11. . Разработка на приложението</w:t>
+            </w:r>
+            <w:r>
+              <w:rPr>
+                <w:noProof/>
+                <w:webHidden/>
+              </w:rPr>
+              <w:tab/>
+            </w:r>
+            <w:r>
+              <w:rPr>
+                <w:noProof/>
+                <w:webHidden/>
+              </w:rPr>
+              <w:fldChar w:fldCharType="begin"/>
+            </w:r>
+            <w:r>
+              <w:rPr>
+                <w:noProof/>
+                <w:webHidden/>
+              </w:rPr>
+              <w:instrText xml:space="preserve"> PAGEREF _Toc225934748 \h </w:instrText>
+            </w:r>
+            <w:r>
+              <w:rPr>
+                <w:noProof/>
+                <w:webHidden/>
+              </w:rPr>
+            </w:r>
+            <w:r>
+              <w:rPr>
+                <w:noProof/>
+                <w:webHidden/>
+              </w:rPr>
+              <w:fldChar w:fldCharType="separate"/>
+            </w:r>
+            <w:r>
+              <w:rPr>
+                <w:noProof/>
+                <w:webHidden/>
+              </w:rPr>
+              <w:t>22</w:t>
+            </w:r>
+            <w:r>
+              <w:rPr>
+                <w:noProof/>
+                <w:webHidden/>
+              </w:rPr>
+              <w:fldChar w:fldCharType="end"/>
+            </w:r>
+          </w:hyperlink>
+        </w:p>
+        <w:p>
+          <w:pPr>
+            <w:pStyle w:val="TOC2"/>
+            <w:tabs>
+              <w:tab w:val="right" w:leader="dot" w:pos="9062"/>
+            </w:tabs>
+            <w:rPr>
+              <w:rFonts w:eastAsiaTheme="minorEastAsia"/>
+              <w:noProof/>
+              <w:kern w:val="0"/>
+              <w:lang w:eastAsia="bg-BG"/>
+              <w14:ligatures w14:val="none"/>
+            </w:rPr>
+          </w:pPr>
+          <w:hyperlink w:anchor="_Toc225934749" w:history="1">
+            <w:r>
+              <w:rPr>
+                <w:rStyle w:val="Hyperlink"/>
+                <w:rFonts w:ascii="Cambria" w:hAnsi="Cambria"/>
+                <w:b/>
+                <w:noProof/>
+              </w:rPr>
+              <w:t>11.1. Общо описание на приложението</w:t>
+            </w:r>
+            <w:r>
+              <w:rPr>
+                <w:noProof/>
+                <w:webHidden/>
+              </w:rPr>
+              <w:tab/>
+            </w:r>
+            <w:r>
+              <w:rPr>
+                <w:noProof/>
+                <w:webHidden/>
+              </w:rPr>
+              <w:fldChar w:fldCharType="begin"/>
+            </w:r>
+            <w:r>
+              <w:rPr>
+                <w:noProof/>
+                <w:webHidden/>
+              </w:rPr>
+              <w:instrText xml:space="preserve"> PAGEREF _Toc225934749 \h </w:instrText>
+            </w:r>
+            <w:r>
+              <w:rPr>
+                <w:noProof/>
+                <w:webHidden/>
+              </w:rPr>
+            </w:r>
+            <w:r>
+              <w:rPr>
+                <w:noProof/>
+                <w:webHidden/>
+              </w:rPr>
+              <w:fldChar w:fldCharType="separate"/>
+            </w:r>
+            <w:r>
+              <w:rPr>
+                <w:noProof/>
+                <w:webHidden/>
+              </w:rPr>
+              <w:t>22</w:t>
+            </w:r>
+            <w:r>
+              <w:rPr>
+                <w:noProof/>
+                <w:webHidden/>
+              </w:rPr>
+              <w:fldChar w:fldCharType="end"/>
+            </w:r>
+          </w:hyperlink>
+        </w:p>
+        <w:p>
+          <w:pPr>
+            <w:pStyle w:val="TOC2"/>
+            <w:tabs>
+              <w:tab w:val="right" w:leader="dot" w:pos="9062"/>
+            </w:tabs>
+            <w:rPr>
+              <w:rFonts w:eastAsiaTheme="minorEastAsia"/>
+              <w:noProof/>
+              <w:kern w:val="0"/>
+              <w:lang w:eastAsia="bg-BG"/>
+              <w14:ligatures w14:val="none"/>
+            </w:rPr>
+          </w:pPr>
+          <w:hyperlink w:anchor="_Toc225934750" w:history="1">
+            <w:r>
+              <w:rPr>
+                <w:rStyle w:val="Hyperlink"/>
+                <w:rFonts w:ascii="Cambria" w:hAnsi="Cambria"/>
+                <w:b/>
+                <w:noProof/>
+              </w:rPr>
+              <w:t>11.2. Основни функционалности</w:t>
+            </w:r>
+            <w:r>
+              <w:rPr>
+                <w:noProof/>
+                <w:webHidden/>
+              </w:rPr>
+              <w:tab/>
+            </w:r>
+            <w:r>
+              <w:rPr>
+                <w:noProof/>
+                <w:webHidden/>
+              </w:rPr>
+              <w:fldChar w:fldCharType="begin"/>
+            </w:r>
+            <w:r>
+              <w:rPr>
+                <w:noProof/>
+                <w:webHidden/>
+              </w:rPr>
+              <w:instrText xml:space="preserve"> PAGEREF _Toc225934750 \h </w:instrText>
+            </w:r>
+            <w:r>
+              <w:rPr>
+                <w:noProof/>
+                <w:webHidden/>
+              </w:rPr>
+            </w:r>
+            <w:r>
+              <w:rPr>
+                <w:noProof/>
+                <w:webHidden/>
+              </w:rPr>
+              <w:fldChar w:fldCharType="separate"/>
+            </w:r>
+            <w:r>
+              <w:rPr>
+                <w:noProof/>
+                <w:webHidden/>
+              </w:rPr>
+              <w:t>23</w:t>
+            </w:r>
+            <w:r>
+              <w:rPr>
+                <w:noProof/>
+                <w:webHidden/>
+              </w:rPr>
+              <w:fldChar w:fldCharType="end"/>
+            </w:r>
+          </w:hyperlink>
+        </w:p>
+        <w:p>
+          <w:pPr>
+            <w:pStyle w:val="TOC1"/>
+            <w:tabs>
+              <w:tab w:val="right" w:leader="dot" w:pos="9062"/>
+            </w:tabs>
+            <w:rPr>
+              <w:rFonts w:eastAsiaTheme="minorEastAsia"/>
+              <w:noProof/>
+              <w:kern w:val="0"/>
+              <w:lang w:eastAsia="bg-BG"/>
+              <w14:ligatures w14:val="none"/>
+            </w:rPr>
+          </w:pPr>
+          <w:hyperlink w:anchor="_Toc225934751" w:history="1">
+            <w:r>
+              <w:rPr>
+                <w:rStyle w:val="Hyperlink"/>
+                <w:rFonts w:ascii="Cambria" w:hAnsi="Cambria"/>
+                <w:b/>
+                <w:bCs/>
+                <w:noProof/>
+              </w:rPr>
+              <w:t>12.Практическо приложение и бъдещо развитие</w:t>
+            </w:r>
+            <w:r>
+              <w:rPr>
+                <w:noProof/>
+                <w:webHidden/>
+              </w:rPr>
+              <w:tab/>
+            </w:r>
+            <w:r>
+              <w:rPr>
+                <w:noProof/>
+                <w:webHidden/>
+              </w:rPr>
+              <w:fldChar w:fldCharType="begin"/>
+            </w:r>
+            <w:r>
+              <w:rPr>
+                <w:noProof/>
+                <w:webHidden/>
+              </w:rPr>
+              <w:instrText xml:space="preserve"> PAGEREF _Toc225934751 \h </w:instrText>
+            </w:r>
+            <w:r>
+              <w:rPr>
+                <w:noProof/>
+                <w:webHidden/>
+              </w:rPr>
+            </w:r>
+            <w:r>
+              <w:rPr>
+                <w:noProof/>
+                <w:webHidden/>
+              </w:rPr>
+              <w:fldChar w:fldCharType="separate"/>
+            </w:r>
+            <w:r>
+              <w:rPr>
+                <w:noProof/>
+                <w:webHidden/>
+              </w:rPr>
+              <w:t>24</w:t>
+            </w:r>
+            <w:r>
+              <w:rPr>
+                <w:noProof/>
+                <w:webHidden/>
+              </w:rPr>
+              <w:fldChar w:fldCharType="end"/>
+            </w:r>
+          </w:hyperlink>
+        </w:p>
+        <w:p>
+          <w:pPr>
+            <w:pStyle w:val="TOC2"/>
+            <w:tabs>
+              <w:tab w:val="right" w:leader="dot" w:pos="9062"/>
+            </w:tabs>
+            <w:rPr>
+              <w:rFonts w:eastAsiaTheme="minorEastAsia"/>
+              <w:noProof/>
+              <w:kern w:val="0"/>
+              <w:lang w:eastAsia="bg-BG"/>
+              <w14:ligatures w14:val="none"/>
+            </w:rPr>
+          </w:pPr>
+          <w:hyperlink w:anchor="_Toc225934752" w:history="1">
+            <w:r>
+              <w:rPr>
+                <w:rStyle w:val="Hyperlink"/>
+                <w:rFonts w:ascii="Cambria" w:hAnsi="Cambria"/>
+                <w:b/>
+                <w:bCs/>
+                <w:noProof/>
+              </w:rPr>
+              <w:t>12.</w:t>
+            </w:r>
+            <w:r>
+              <w:rPr>
+                <w:rStyle w:val="Hyperlink"/>
+                <w:rFonts w:ascii="Cambria" w:hAnsi="Cambria"/>
+                <w:b/>
+                <w:bCs/>
+                <w:noProof/>
+                <w:lang w:val="en-US"/>
+              </w:rPr>
+              <w:t>1</w:t>
+            </w:r>
+            <w:r>
+              <w:rPr>
+                <w:rStyle w:val="Hyperlink"/>
+                <w:rFonts w:ascii="Cambria" w:hAnsi="Cambria"/>
+                <w:b/>
+                <w:bCs/>
+                <w:noProof/>
+              </w:rPr>
+              <w:t>. Добавяне на нови видове диаграми</w:t>
+            </w:r>
+            <w:r>
+              <w:rPr>
+                <w:noProof/>
+                <w:webHidden/>
+              </w:rPr>
+              <w:tab/>
+            </w:r>
+            <w:r>
+              <w:rPr>
+                <w:noProof/>
+                <w:webHidden/>
+              </w:rPr>
+              <w:fldChar w:fldCharType="begin"/>
+            </w:r>
+            <w:r>
+              <w:rPr>
+                <w:noProof/>
+                <w:webHidden/>
+              </w:rPr>
+              <w:instrText xml:space="preserve"> PAGEREF _Toc225934752 \h </w:instrText>
+            </w:r>
+            <w:r>
+              <w:rPr>
+                <w:noProof/>
+                <w:webHidden/>
+              </w:rPr>
+            </w:r>
+            <w:r>
+              <w:rPr>
+                <w:noProof/>
+                <w:webHidden/>
+              </w:rPr>
+              <w:fldChar w:fldCharType="separate"/>
+            </w:r>
+            <w:r>
+              <w:rPr>
+                <w:noProof/>
+                <w:webHidden/>
+              </w:rPr>
+              <w:t>24</w:t>
+            </w:r>
+            <w:r>
+              <w:rPr>
+                <w:noProof/>
+                <w:webHidden/>
+              </w:rPr>
+              <w:fldChar w:fldCharType="end"/>
+            </w:r>
+          </w:hyperlink>
+        </w:p>
+        <w:p>
+          <w:pPr>
+            <w:pStyle w:val="TOC2"/>
+            <w:tabs>
+              <w:tab w:val="right" w:leader="dot" w:pos="9062"/>
+            </w:tabs>
+            <w:rPr>
+              <w:rFonts w:eastAsiaTheme="minorEastAsia"/>
+              <w:noProof/>
+              <w:kern w:val="0"/>
+              <w:lang w:eastAsia="bg-BG"/>
+              <w14:ligatures w14:val="none"/>
+            </w:rPr>
+          </w:pPr>
+          <w:hyperlink w:anchor="_Toc225934753" w:history="1">
+            <w:r>
+              <w:rPr>
+                <w:rStyle w:val="Hyperlink"/>
+                <w:rFonts w:ascii="Cambria" w:hAnsi="Cambria"/>
+                <w:b/>
+                <w:bCs/>
+                <w:noProof/>
+              </w:rPr>
+              <w:t>12.</w:t>
+            </w:r>
+            <w:r>
+              <w:rPr>
+                <w:rStyle w:val="Hyperlink"/>
+                <w:rFonts w:ascii="Cambria" w:hAnsi="Cambria"/>
+                <w:b/>
+                <w:bCs/>
+                <w:noProof/>
+                <w:lang w:val="en-US"/>
+              </w:rPr>
+              <w:t>2</w:t>
+            </w:r>
+            <w:r>
+              <w:rPr>
+                <w:rStyle w:val="Hyperlink"/>
+                <w:rFonts w:ascii="Cambria" w:hAnsi="Cambria"/>
+                <w:b/>
+                <w:bCs/>
+                <w:noProof/>
+              </w:rPr>
+              <w:t>. Добавяне на база данни</w:t>
+            </w:r>
+            <w:r>
+              <w:rPr>
+                <w:noProof/>
+                <w:webHidden/>
+              </w:rPr>
+              <w:tab/>
+            </w:r>
+            <w:r>
+              <w:rPr>
+                <w:noProof/>
+                <w:webHidden/>
+              </w:rPr>
+              <w:fldChar w:fldCharType="begin"/>
+            </w:r>
+            <w:r>
+              <w:rPr>
+                <w:noProof/>
+                <w:webHidden/>
+              </w:rPr>
+              <w:instrText xml:space="preserve"> PAGEREF _Toc225934753 \h </w:instrText>
+            </w:r>
+            <w:r>
+              <w:rPr>
+                <w:noProof/>
+                <w:webHidden/>
+              </w:rPr>
+            </w:r>
+            <w:r>
+              <w:rPr>
+                <w:noProof/>
+                <w:webHidden/>
+              </w:rPr>
+              <w:fldChar w:fldCharType="separate"/>
+            </w:r>
+            <w:r>
+              <w:rPr>
+                <w:noProof/>
+                <w:webHidden/>
+              </w:rPr>
+              <w:t>24</w:t>
+            </w:r>
+            <w:r>
+              <w:rPr>
+                <w:noProof/>
+                <w:webHidden/>
+              </w:rPr>
+              <w:fldChar w:fldCharType="end"/>
+            </w:r>
+          </w:hyperlink>
+        </w:p>
+        <w:p>
+          <w:pPr>
+            <w:pStyle w:val="TOC2"/>
+            <w:tabs>
+              <w:tab w:val="right" w:leader="dot" w:pos="9062"/>
+            </w:tabs>
+            <w:rPr>
+              <w:rFonts w:eastAsiaTheme="minorEastAsia"/>
+              <w:noProof/>
+              <w:kern w:val="0"/>
+              <w:lang w:eastAsia="bg-BG"/>
+              <w14:ligatures w14:val="none"/>
+            </w:rPr>
+          </w:pPr>
+          <w:hyperlink w:anchor="_Toc225934754" w:history="1">
+            <w:r>
+              <w:rPr>
+                <w:rStyle w:val="Hyperlink"/>
+                <w:rFonts w:ascii="Cambria" w:hAnsi="Cambria"/>
+                <w:b/>
+                <w:bCs/>
+                <w:noProof/>
+              </w:rPr>
+              <w:t>12.</w:t>
+            </w:r>
+            <w:r>
+              <w:rPr>
+                <w:rStyle w:val="Hyperlink"/>
+                <w:rFonts w:ascii="Cambria" w:hAnsi="Cambria"/>
+                <w:b/>
+                <w:bCs/>
+                <w:noProof/>
+                <w:lang w:val="en-US"/>
+              </w:rPr>
+              <w:t>3</w:t>
+            </w:r>
+            <w:r>
+              <w:rPr>
+                <w:rStyle w:val="Hyperlink"/>
+                <w:rFonts w:ascii="Cambria" w:hAnsi="Cambria"/>
+                <w:b/>
+                <w:bCs/>
+                <w:noProof/>
+              </w:rPr>
+              <w:t>. Разширяване на функционалността</w:t>
+            </w:r>
+            <w:r>
+              <w:rPr>
+                <w:noProof/>
+                <w:webHidden/>
+              </w:rPr>
+              <w:tab/>
+            </w:r>
+            <w:r>
+              <w:rPr>
+                <w:noProof/>
+                <w:webHidden/>
+              </w:rPr>
+              <w:fldChar w:fldCharType="begin"/>
+            </w:r>
+            <w:r>
+              <w:rPr>
+                <w:noProof/>
+                <w:webHidden/>
+              </w:rPr>
+              <w:instrText xml:space="preserve"> PAGEREF _Toc225934754 \h </w:instrText>
+            </w:r>
+            <w:r>
+              <w:rPr>
+                <w:noProof/>
+                <w:webHidden/>
+              </w:rPr>
+            </w:r>
+            <w:r>
+              <w:rPr>
+                <w:noProof/>
+                <w:webHidden/>
+              </w:rPr>
+              <w:fldChar w:fldCharType="separate"/>
+            </w:r>
+            <w:r>
+              <w:rPr>
+                <w:noProof/>
+                <w:webHidden/>
+              </w:rPr>
+              <w:t>25</w:t>
             </w:r>
             <w:r>
               <w:rPr>
@@ -5083,7 +5689,7 @@
               <w14:ligatures w14:val="none"/>
             </w:rPr>
           </w:pPr>
-          <w:hyperlink w:anchor="_Toc220489072" w:history="1">
+          <w:hyperlink w:anchor="_Toc225934755" w:history="1">
             <w:r>
               <w:rPr>
                 <w:rStyle w:val="Hyperlink"/>
@@ -5092,7 +5698,7 @@
                 <w:bCs/>
                 <w:noProof/>
               </w:rPr>
-              <w:t>11.</w:t>
+              <w:t>13.</w:t>
             </w:r>
             <w:r>
               <w:rPr>
@@ -5112,7 +5718,7 @@
                 <w:bCs/>
                 <w:noProof/>
               </w:rPr>
-              <w:t>Практическо приложение и бъдещо развитие</w:t>
+              <w:t>Заключение</w:t>
             </w:r>
             <w:r>
               <w:rPr>
@@ -5133,7 +5739,7 @@
                 <w:noProof/>
                 <w:webHidden/>
               </w:rPr>
-              <w:instrText xml:space="preserve"> PAGEREF _Toc220489072 \h </w:instrText>
+              <w:instrText xml:space="preserve"> PAGEREF _Toc225934755 \h </w:instrText>
             </w:r>
             <w:r>
               <w:rPr>
@@ -5153,391 +5759,7 @@
                 <w:noProof/>
                 <w:webHidden/>
               </w:rPr>
-              <w:t>21</w:t>
-            </w:r>
-            <w:r>
-              <w:rPr>
-                <w:noProof/>
-                <w:webHidden/>
-              </w:rPr>
-              <w:fldChar w:fldCharType="end"/>
-            </w:r>
-          </w:hyperlink>
-        </w:p>
-        <w:p>
-          <w:pPr>
-            <w:pStyle w:val="TOC2"/>
-            <w:tabs>
-              <w:tab w:val="right" w:leader="dot" w:pos="9062"/>
-            </w:tabs>
-            <w:rPr>
-              <w:rFonts w:eastAsiaTheme="minorEastAsia"/>
-              <w:noProof/>
-              <w:kern w:val="0"/>
-              <w:lang w:eastAsia="bg-BG"/>
-              <w14:ligatures w14:val="none"/>
-            </w:rPr>
-          </w:pPr>
-          <w:hyperlink w:anchor="_Toc220489073" w:history="1">
-            <w:r>
-              <w:rPr>
-                <w:rStyle w:val="Hyperlink"/>
-                <w:rFonts w:ascii="Cambria" w:hAnsi="Cambria"/>
-                <w:b/>
-                <w:bCs/>
-                <w:noProof/>
-              </w:rPr>
-              <w:t>11.</w:t>
-            </w:r>
-            <w:r>
-              <w:rPr>
-                <w:rStyle w:val="Hyperlink"/>
-                <w:rFonts w:ascii="Cambria" w:hAnsi="Cambria"/>
-                <w:b/>
-                <w:bCs/>
-                <w:noProof/>
-                <w:lang w:val="en-US"/>
-              </w:rPr>
-              <w:t>1</w:t>
-            </w:r>
-            <w:r>
-              <w:rPr>
-                <w:rStyle w:val="Hyperlink"/>
-                <w:rFonts w:ascii="Cambria" w:hAnsi="Cambria"/>
-                <w:b/>
-                <w:bCs/>
-                <w:noProof/>
-              </w:rPr>
-              <w:t>. Добавяне на нови видове диаграми</w:t>
-            </w:r>
-            <w:r>
-              <w:rPr>
-                <w:noProof/>
-                <w:webHidden/>
-              </w:rPr>
-              <w:tab/>
-            </w:r>
-            <w:r>
-              <w:rPr>
-                <w:noProof/>
-                <w:webHidden/>
-              </w:rPr>
-              <w:fldChar w:fldCharType="begin"/>
-            </w:r>
-            <w:r>
-              <w:rPr>
-                <w:noProof/>
-                <w:webHidden/>
-              </w:rPr>
-              <w:instrText xml:space="preserve"> PAGEREF _Toc220489073 \h </w:instrText>
-            </w:r>
-            <w:r>
-              <w:rPr>
-                <w:noProof/>
-                <w:webHidden/>
-              </w:rPr>
-            </w:r>
-            <w:r>
-              <w:rPr>
-                <w:noProof/>
-                <w:webHidden/>
-              </w:rPr>
-              <w:fldChar w:fldCharType="separate"/>
-            </w:r>
-            <w:r>
-              <w:rPr>
-                <w:noProof/>
-                <w:webHidden/>
-              </w:rPr>
-              <w:t>21</w:t>
-            </w:r>
-            <w:r>
-              <w:rPr>
-                <w:noProof/>
-                <w:webHidden/>
-              </w:rPr>
-              <w:fldChar w:fldCharType="end"/>
-            </w:r>
-          </w:hyperlink>
-        </w:p>
-        <w:p>
-          <w:pPr>
-            <w:pStyle w:val="TOC2"/>
-            <w:tabs>
-              <w:tab w:val="right" w:leader="dot" w:pos="9062"/>
-            </w:tabs>
-            <w:rPr>
-              <w:rFonts w:eastAsiaTheme="minorEastAsia"/>
-              <w:noProof/>
-              <w:kern w:val="0"/>
-              <w:lang w:eastAsia="bg-BG"/>
-              <w14:ligatures w14:val="none"/>
-            </w:rPr>
-          </w:pPr>
-          <w:hyperlink w:anchor="_Toc220489074" w:history="1">
-            <w:r>
-              <w:rPr>
-                <w:rStyle w:val="Hyperlink"/>
-                <w:rFonts w:ascii="Cambria" w:hAnsi="Cambria"/>
-                <w:b/>
-                <w:bCs/>
-                <w:noProof/>
-              </w:rPr>
-              <w:t>11.</w:t>
-            </w:r>
-            <w:r>
-              <w:rPr>
-                <w:rStyle w:val="Hyperlink"/>
-                <w:rFonts w:ascii="Cambria" w:hAnsi="Cambria"/>
-                <w:b/>
-                <w:bCs/>
-                <w:noProof/>
-                <w:lang w:val="en-US"/>
-              </w:rPr>
-              <w:t>2</w:t>
-            </w:r>
-            <w:r>
-              <w:rPr>
-                <w:rStyle w:val="Hyperlink"/>
-                <w:rFonts w:ascii="Cambria" w:hAnsi="Cambria"/>
-                <w:b/>
-                <w:bCs/>
-                <w:noProof/>
-              </w:rPr>
-              <w:t>. Добавяне на база данни</w:t>
-            </w:r>
-            <w:r>
-              <w:rPr>
-                <w:noProof/>
-                <w:webHidden/>
-              </w:rPr>
-              <w:tab/>
-            </w:r>
-            <w:r>
-              <w:rPr>
-                <w:noProof/>
-                <w:webHidden/>
-              </w:rPr>
-              <w:fldChar w:fldCharType="begin"/>
-            </w:r>
-            <w:r>
-              <w:rPr>
-                <w:noProof/>
-                <w:webHidden/>
-              </w:rPr>
-              <w:instrText xml:space="preserve"> PAGEREF _Toc220489074 \h </w:instrText>
-            </w:r>
-            <w:r>
-              <w:rPr>
-                <w:noProof/>
-                <w:webHidden/>
-              </w:rPr>
-            </w:r>
-            <w:r>
-              <w:rPr>
-                <w:noProof/>
-                <w:webHidden/>
-              </w:rPr>
-              <w:fldChar w:fldCharType="separate"/>
-            </w:r>
-            <w:r>
-              <w:rPr>
-                <w:noProof/>
-                <w:webHidden/>
-              </w:rPr>
-              <w:t>21</w:t>
-            </w:r>
-            <w:r>
-              <w:rPr>
-                <w:noProof/>
-                <w:webHidden/>
-              </w:rPr>
-              <w:fldChar w:fldCharType="end"/>
-            </w:r>
-          </w:hyperlink>
-        </w:p>
-        <w:p>
-          <w:pPr>
-            <w:pStyle w:val="TOC2"/>
-            <w:tabs>
-              <w:tab w:val="right" w:leader="dot" w:pos="9062"/>
-            </w:tabs>
-            <w:rPr>
-              <w:rFonts w:eastAsiaTheme="minorEastAsia"/>
-              <w:noProof/>
-              <w:kern w:val="0"/>
-              <w:lang w:eastAsia="bg-BG"/>
-              <w14:ligatures w14:val="none"/>
-            </w:rPr>
-          </w:pPr>
-          <w:hyperlink w:anchor="_Toc220489075" w:history="1">
-            <w:r>
-              <w:rPr>
-                <w:rStyle w:val="Hyperlink"/>
-                <w:rFonts w:ascii="Cambria" w:hAnsi="Cambria"/>
-                <w:b/>
-                <w:bCs/>
-                <w:noProof/>
-              </w:rPr>
-              <w:t>11.</w:t>
-            </w:r>
-            <w:r>
-              <w:rPr>
-                <w:rStyle w:val="Hyperlink"/>
-                <w:rFonts w:ascii="Cambria" w:hAnsi="Cambria"/>
-                <w:b/>
-                <w:bCs/>
-                <w:noProof/>
-                <w:lang w:val="en-US"/>
-              </w:rPr>
-              <w:t>3</w:t>
-            </w:r>
-            <w:r>
-              <w:rPr>
-                <w:rStyle w:val="Hyperlink"/>
-                <w:rFonts w:ascii="Cambria" w:hAnsi="Cambria"/>
-                <w:b/>
-                <w:bCs/>
-                <w:noProof/>
-              </w:rPr>
-              <w:t>. Разширяване на функционалността</w:t>
-            </w:r>
-            <w:r>
-              <w:rPr>
-                <w:noProof/>
-                <w:webHidden/>
-              </w:rPr>
-              <w:tab/>
-            </w:r>
-            <w:r>
-              <w:rPr>
-                <w:noProof/>
-                <w:webHidden/>
-              </w:rPr>
-              <w:fldChar w:fldCharType="begin"/>
-            </w:r>
-            <w:r>
-              <w:rPr>
-                <w:noProof/>
-                <w:webHidden/>
-              </w:rPr>
-              <w:instrText xml:space="preserve"> PAGEREF _Toc220489075 \h </w:instrText>
-            </w:r>
-            <w:r>
-              <w:rPr>
-                <w:noProof/>
-                <w:webHidden/>
-              </w:rPr>
-            </w:r>
-            <w:r>
-              <w:rPr>
-                <w:noProof/>
-                <w:webHidden/>
-              </w:rPr>
-              <w:fldChar w:fldCharType="separate"/>
-            </w:r>
-            <w:r>
-              <w:rPr>
-                <w:noProof/>
-                <w:webHidden/>
-              </w:rPr>
-              <w:t>22</w:t>
-            </w:r>
-            <w:r>
-              <w:rPr>
-                <w:noProof/>
-                <w:webHidden/>
-              </w:rPr>
-              <w:fldChar w:fldCharType="end"/>
-            </w:r>
-          </w:hyperlink>
-        </w:p>
-        <w:p>
-          <w:pPr>
-            <w:pStyle w:val="TOC1"/>
-            <w:tabs>
-              <w:tab w:val="left" w:pos="660"/>
-              <w:tab w:val="right" w:leader="dot" w:pos="9062"/>
-            </w:tabs>
-            <w:rPr>
-              <w:rFonts w:eastAsiaTheme="minorEastAsia"/>
-              <w:noProof/>
-              <w:kern w:val="0"/>
-              <w:lang w:eastAsia="bg-BG"/>
-              <w14:ligatures w14:val="none"/>
-            </w:rPr>
-          </w:pPr>
-          <w:hyperlink w:anchor="_Toc220489076" w:history="1">
-            <w:r>
-              <w:rPr>
-                <w:rStyle w:val="Hyperlink"/>
-                <w:rFonts w:ascii="Cambria" w:hAnsi="Cambria"/>
-                <w:b/>
-                <w:bCs/>
-                <w:noProof/>
-              </w:rPr>
-              <w:t>12.</w:t>
-            </w:r>
-            <w:r>
-              <w:rPr>
-                <w:rFonts w:eastAsiaTheme="minorEastAsia"/>
-                <w:noProof/>
-                <w:kern w:val="0"/>
-                <w:lang w:eastAsia="bg-BG"/>
-                <w14:ligatures w14:val="none"/>
-              </w:rPr>
-              <w:tab/>
-            </w:r>
-            <w:r>
-              <w:rPr>
-                <w:rStyle w:val="Hyperlink"/>
-                <w:rFonts w:ascii="Cambria" w:hAnsi="Cambria"/>
-                <w:b/>
-                <w:bCs/>
-                <w:noProof/>
-              </w:rPr>
-              <w:t>Заключение</w:t>
-            </w:r>
-            <w:r>
-              <w:rPr>
-                <w:noProof/>
-                <w:webHidden/>
-              </w:rPr>
-              <w:tab/>
-            </w:r>
-            <w:r>
-              <w:rPr>
-                <w:noProof/>
-                <w:webHidden/>
-              </w:rPr>
-              <w:fldChar w:fldCharType="begin"/>
-            </w:r>
-            <w:r>
-              <w:rPr>
-                <w:noProof/>
-                <w:webHidden/>
-              </w:rPr>
-              <w:instrText xml:space="preserve"> PAGEREF _Toc220489076 \h </w:instrText>
-            </w:r>
-            <w:r>
-              <w:rPr>
-                <w:noProof/>
-                <w:webHidden/>
-              </w:rPr>
-            </w:r>
-            <w:r>
-              <w:rPr>
-                <w:noProof/>
-                <w:webHidden/>
-              </w:rPr>
-              <w:fldChar w:fldCharType="separate"/>
-            </w:r>
-            <w:r>
-              <w:rPr>
-                <w:noProof/>
-                <w:webHidden/>
-              </w:rPr>
-              <w:t>22</w:t>
+              <w:t>25</w:t>
             </w:r>
             <w:r>
               <w:rPr>
@@ -5562,7 +5784,7 @@
               <w14:ligatures w14:val="none"/>
             </w:rPr>
           </w:pPr>
-          <w:hyperlink w:anchor="_Toc220489077" w:history="1">
+          <w:hyperlink w:anchor="_Toc225934756" w:history="1">
             <w:r>
               <w:rPr>
                 <w:rStyle w:val="Hyperlink"/>
@@ -5571,7 +5793,7 @@
                 <w:bCs/>
                 <w:noProof/>
               </w:rPr>
-              <w:t>13.Използвана литература и източници</w:t>
+              <w:t>14.Използвана литература и източници</w:t>
             </w:r>
             <w:r>
               <w:rPr>
@@ -5592,7 +5814,7 @@
                 <w:noProof/>
                 <w:webHidden/>
               </w:rPr>
-              <w:instrText xml:space="preserve"> PAGEREF _Toc220489077 \h </w:instrText>
+              <w:instrText xml:space="preserve"> PAGEREF _Toc225934756 \h </w:instrText>
             </w:r>
             <w:r>
               <w:rPr>
@@ -5612,7 +5834,7 @@
                 <w:noProof/>
                 <w:webHidden/>
               </w:rPr>
-              <w:t>22</w:t>
+              <w:t>26</w:t>
             </w:r>
             <w:r>
               <w:rPr>
@@ -5632,7 +5854,6 @@
               <w:sz w:val="24"/>
               <w:szCs w:val="24"/>
             </w:rPr>
-            <w:lastRenderedPageBreak/>
             <w:fldChar w:fldCharType="end"/>
           </w:r>
         </w:p>
@@ -5657,8 +5878,8 @@
           <w:lang w:val="en-US"/>
         </w:rPr>
       </w:pPr>
-      <w:bookmarkStart w:id="1" w:name="_Toc220166406"/>
-      <w:bookmarkStart w:id="2" w:name="_Toc220489010"/>
+      <w:bookmarkStart w:id="0" w:name="_Toc220166406"/>
+      <w:bookmarkStart w:id="1" w:name="_Toc225934686"/>
       <w:r>
         <w:rPr>
           <w:rFonts w:ascii="Cambria" w:hAnsi="Cambria" w:cs="Times New Roman"/>
@@ -5669,55 +5890,97 @@
         </w:rPr>
         <w:t>Увод</w:t>
       </w:r>
+      <w:bookmarkStart w:id="2" w:name="_GoBack"/>
+      <w:bookmarkEnd w:id="0"/>
       <w:bookmarkEnd w:id="1"/>
       <w:bookmarkEnd w:id="2"/>
     </w:p>
     <w:p>
       <w:pPr>
         <w:pStyle w:val="Heading2"/>
-        <w:rPr>
-          <w:rFonts w:ascii="Cambria" w:hAnsi="Cambria"/>
-          <w:b/>
-          <w:color w:val="auto"/>
-          <w:sz w:val="22"/>
+        <w:numPr>
+          <w:ilvl w:val="1"/>
+          <w:numId w:val="14"/>
+        </w:numPr>
+        <w:rPr>
+          <w:rFonts w:ascii="Cambria" w:hAnsi="Cambria"/>
+          <w:b/>
+          <w:color w:val="auto"/>
+          <w:sz w:val="28"/>
         </w:rPr>
       </w:pPr>
       <w:bookmarkStart w:id="3" w:name="_Toc220166407"/>
-      <w:bookmarkStart w:id="4" w:name="_Toc220489011"/>
-      <w:r>
-        <w:rPr>
-          <w:rFonts w:ascii="Cambria" w:hAnsi="Cambria"/>
-          <w:b/>
-          <w:color w:val="auto"/>
-          <w:sz w:val="28"/>
-        </w:rPr>
-        <w:t>1.</w:t>
-      </w:r>
-      <w:r>
-        <w:rPr>
-          <w:rFonts w:ascii="Cambria" w:hAnsi="Cambria"/>
-          <w:b/>
-          <w:color w:val="auto"/>
-          <w:sz w:val="28"/>
-          <w:lang w:val="en-US"/>
-        </w:rPr>
-        <w:t>1</w:t>
-      </w:r>
-      <w:r>
-        <w:rPr>
-          <w:rFonts w:ascii="Cambria" w:hAnsi="Cambria"/>
-          <w:b/>
-          <w:color w:val="auto"/>
-          <w:sz w:val="28"/>
-        </w:rPr>
-        <w:t>. Значение на анализа и визуализацията на данни в съвременния свят</w:t>
+      <w:bookmarkStart w:id="4" w:name="_Toc225934687"/>
+      <w:r>
+        <w:rPr>
+          <w:rFonts w:ascii="Cambria" w:hAnsi="Cambria"/>
+          <w:b/>
+          <w:color w:val="auto"/>
+          <w:sz w:val="28"/>
+        </w:rPr>
+        <w:t>Значение на анализа и визуализацията на данни в съвременния свят</w:t>
       </w:r>
       <w:bookmarkEnd w:id="3"/>
       <w:bookmarkEnd w:id="4"/>
     </w:p>
     <w:p>
       <w:pPr>
+        <w:rPr>
+          <w:rFonts w:ascii="Times New Roman" w:hAnsi="Times New Roman" w:cs="Times New Roman"/>
+          <w:sz w:val="24"/>
+          <w:lang w:val="en-US"/>
+        </w:rPr>
+      </w:pPr>
+      <w:r>
+        <w:rPr>
+          <w:rFonts w:ascii="Times New Roman" w:hAnsi="Times New Roman" w:cs="Times New Roman"/>
+          <w:sz w:val="24"/>
+          <w:lang w:val="en-US"/>
+        </w:rPr>
+        <w:t>В съвременния свят данните играят изключително важна роля във всички области на човешката дейност. Те се генерират в огромни количества ежедневно чрез различни информационни системи, устройства и онлайн платформи. Анализът на данни позволява извличането на ценна информация от тези данни, което подпомага вземането на информирани решения.</w:t>
+      </w:r>
+    </w:p>
+    <w:p>
+      <w:pPr>
+        <w:rPr>
+          <w:rFonts w:ascii="Times New Roman" w:hAnsi="Times New Roman" w:cs="Times New Roman"/>
+          <w:sz w:val="24"/>
+          <w:lang w:val="en-US"/>
+        </w:rPr>
+      </w:pPr>
+      <w:r>
+        <w:rPr>
+          <w:rFonts w:ascii="Times New Roman" w:hAnsi="Times New Roman" w:cs="Times New Roman"/>
+          <w:sz w:val="24"/>
+          <w:lang w:val="en-US"/>
+        </w:rPr>
+        <w:t>Визуализацията на данни има съществено значение, тъй като представя информацията по ясен и разбираем начин. Чрез използването на графики и диаграми сложните данни се превръщат в лесно възприемаема информация, която позволява бързо откриване на зависимости, тенденции и закономерности</w:t>
+      </w:r>
+      <w:r>
+        <w:rPr>
+          <w:rFonts w:ascii="Times New Roman" w:hAnsi="Times New Roman" w:cs="Times New Roman"/>
+          <w:sz w:val="24"/>
+          <w:lang w:val="en-US"/>
+        </w:rPr>
+        <w:t>.</w:t>
+      </w:r>
+    </w:p>
+    <w:p>
+      <w:pPr>
+        <w:rPr>
+          <w:rFonts w:ascii="Times New Roman" w:hAnsi="Times New Roman" w:cs="Times New Roman"/>
+          <w:sz w:val="24"/>
+          <w:lang w:val="en-US"/>
+        </w:rPr>
+      </w:pPr>
+    </w:p>
+    <w:p>
+      <w:pPr>
         <w:pStyle w:val="Heading2"/>
+        <w:numPr>
+          <w:ilvl w:val="1"/>
+          <w:numId w:val="14"/>
+        </w:numPr>
         <w:rPr>
           <w:rFonts w:ascii="Cambria" w:hAnsi="Cambria"/>
           <w:b/>
@@ -5726,41 +5989,64 @@
         </w:rPr>
       </w:pPr>
       <w:bookmarkStart w:id="5" w:name="_Toc220166408"/>
-      <w:bookmarkStart w:id="6" w:name="_Toc220489012"/>
-      <w:r>
-        <w:rPr>
-          <w:rFonts w:ascii="Cambria" w:hAnsi="Cambria"/>
-          <w:b/>
-          <w:color w:val="auto"/>
-          <w:sz w:val="28"/>
-        </w:rPr>
-        <w:t>1.</w:t>
-      </w:r>
-      <w:r>
-        <w:rPr>
-          <w:rFonts w:ascii="Cambria" w:hAnsi="Cambria"/>
-          <w:b/>
-          <w:color w:val="auto"/>
-          <w:sz w:val="28"/>
-          <w:lang w:val="en-US"/>
-        </w:rPr>
-        <w:t>2</w:t>
-      </w:r>
-      <w:r>
-        <w:rPr>
-          <w:rFonts w:ascii="Cambria" w:hAnsi="Cambria"/>
-          <w:b/>
-          <w:color w:val="auto"/>
-          <w:sz w:val="28"/>
-        </w:rPr>
-        <w:t>. Приложение на анализа на данни в реални области</w:t>
+      <w:bookmarkStart w:id="6" w:name="_Toc225934688"/>
+      <w:r>
+        <w:rPr>
+          <w:rFonts w:ascii="Cambria" w:hAnsi="Cambria"/>
+          <w:b/>
+          <w:color w:val="auto"/>
+          <w:sz w:val="28"/>
+        </w:rPr>
+        <w:t>Приложение на анализа на данни в реални области</w:t>
       </w:r>
       <w:bookmarkEnd w:id="5"/>
       <w:bookmarkEnd w:id="6"/>
     </w:p>
     <w:p>
       <w:pPr>
+        <w:rPr>
+          <w:rFonts w:ascii="Times New Roman" w:hAnsi="Times New Roman" w:cs="Times New Roman"/>
+          <w:sz w:val="24"/>
+        </w:rPr>
+      </w:pPr>
+      <w:r>
+        <w:rPr>
+          <w:rFonts w:ascii="Times New Roman" w:hAnsi="Times New Roman" w:cs="Times New Roman"/>
+          <w:sz w:val="24"/>
+        </w:rPr>
+        <w:t>Анализът на данни намира широко приложение в различни области като бизнес, икономика, здравеопазване, образование и информационни технологии. В бизнеса той се използва за анализ на продажби, потребителско поведение и оптимизация на процеси. В здравеопазването подпомага диагностика и изследване на заболявания.</w:t>
+      </w:r>
+    </w:p>
+    <w:p>
+      <w:pPr>
+        <w:rPr>
+          <w:rFonts w:ascii="Times New Roman" w:hAnsi="Times New Roman" w:cs="Times New Roman"/>
+          <w:sz w:val="24"/>
+        </w:rPr>
+      </w:pPr>
+      <w:r>
+        <w:rPr>
+          <w:rFonts w:ascii="Times New Roman" w:hAnsi="Times New Roman" w:cs="Times New Roman"/>
+          <w:sz w:val="24"/>
+        </w:rPr>
+        <w:t>В образованието анализът на данни се използва за проследяване на успеваемостта на учениците и подобряване на учебния процес. В областта на информационните технологии той играе ключова роля при обработката на големи обеми информация и разработката на интелигентни системи.</w:t>
+      </w:r>
+    </w:p>
+    <w:p>
+      <w:pPr>
+        <w:rPr>
+          <w:rFonts w:ascii="Times New Roman" w:hAnsi="Times New Roman" w:cs="Times New Roman"/>
+          <w:sz w:val="24"/>
+        </w:rPr>
+      </w:pPr>
+    </w:p>
+    <w:p>
+      <w:pPr>
         <w:pStyle w:val="Heading2"/>
+        <w:numPr>
+          <w:ilvl w:val="1"/>
+          <w:numId w:val="14"/>
+        </w:numPr>
         <w:rPr>
           <w:rFonts w:ascii="Cambria" w:hAnsi="Cambria"/>
           <w:b/>
@@ -5769,41 +6055,64 @@
         </w:rPr>
       </w:pPr>
       <w:bookmarkStart w:id="7" w:name="_Toc220166409"/>
-      <w:bookmarkStart w:id="8" w:name="_Toc220489013"/>
-      <w:r>
-        <w:rPr>
-          <w:rFonts w:ascii="Cambria" w:hAnsi="Cambria"/>
-          <w:b/>
-          <w:color w:val="auto"/>
-          <w:sz w:val="28"/>
-        </w:rPr>
-        <w:t>1.</w:t>
-      </w:r>
-      <w:r>
-        <w:rPr>
-          <w:rFonts w:ascii="Cambria" w:hAnsi="Cambria"/>
-          <w:b/>
-          <w:color w:val="auto"/>
-          <w:sz w:val="28"/>
-          <w:lang w:val="en-US"/>
-        </w:rPr>
-        <w:t>3</w:t>
-      </w:r>
-      <w:r>
-        <w:rPr>
-          <w:rFonts w:ascii="Cambria" w:hAnsi="Cambria"/>
-          <w:b/>
-          <w:color w:val="auto"/>
-          <w:sz w:val="28"/>
-        </w:rPr>
-        <w:t>. Причини за избора на темата</w:t>
+      <w:bookmarkStart w:id="8" w:name="_Toc225934689"/>
+      <w:r>
+        <w:rPr>
+          <w:rFonts w:ascii="Cambria" w:hAnsi="Cambria"/>
+          <w:b/>
+          <w:color w:val="auto"/>
+          <w:sz w:val="28"/>
+        </w:rPr>
+        <w:t>Причини за избора на темата</w:t>
       </w:r>
       <w:bookmarkEnd w:id="7"/>
       <w:bookmarkEnd w:id="8"/>
     </w:p>
     <w:p>
       <w:pPr>
+        <w:rPr>
+          <w:rFonts w:ascii="Times New Roman" w:hAnsi="Times New Roman" w:cs="Times New Roman"/>
+          <w:sz w:val="24"/>
+        </w:rPr>
+      </w:pPr>
+      <w:r>
+        <w:rPr>
+          <w:rFonts w:ascii="Times New Roman" w:hAnsi="Times New Roman" w:cs="Times New Roman"/>
+          <w:sz w:val="24"/>
+        </w:rPr>
+        <w:t>Темата за разработване на интерактивен дашборд за анализ на данни е избрана поради нарастващото значение на обработката и визуализацията на информация в съвременния свят. Работата с таблични данни е широко разпространена, но често изисква специализирани знания и инструменти.</w:t>
+      </w:r>
+    </w:p>
+    <w:p>
+      <w:pPr>
+        <w:rPr>
+          <w:rFonts w:ascii="Times New Roman" w:hAnsi="Times New Roman" w:cs="Times New Roman"/>
+          <w:sz w:val="24"/>
+        </w:rPr>
+      </w:pPr>
+      <w:r>
+        <w:rPr>
+          <w:rFonts w:ascii="Times New Roman" w:hAnsi="Times New Roman" w:cs="Times New Roman"/>
+          <w:sz w:val="24"/>
+        </w:rPr>
+        <w:t>Изборът на темата е мотивиран от желанието да се създаде приложение, което улеснява този процес и предоставя възможност за бърз и ефективен анализ на данни. Освен това темата съчетава знания от различни области като програмиране, работа с данни и уеб разработка.</w:t>
+      </w:r>
+    </w:p>
+    <w:p>
+      <w:pPr>
+        <w:rPr>
+          <w:rFonts w:ascii="Times New Roman" w:hAnsi="Times New Roman" w:cs="Times New Roman"/>
+          <w:sz w:val="24"/>
+        </w:rPr>
+      </w:pPr>
+    </w:p>
+    <w:p>
+      <w:pPr>
         <w:pStyle w:val="Heading2"/>
+        <w:numPr>
+          <w:ilvl w:val="1"/>
+          <w:numId w:val="14"/>
+        </w:numPr>
         <w:rPr>
           <w:rFonts w:ascii="Cambria" w:hAnsi="Cambria"/>
           <w:b/>
@@ -5812,21 +6121,270 @@
         </w:rPr>
       </w:pPr>
       <w:bookmarkStart w:id="9" w:name="_Toc220166410"/>
-      <w:bookmarkStart w:id="10" w:name="_Toc220489014"/>
-      <w:r>
-        <w:rPr>
-          <w:rFonts w:ascii="Cambria" w:hAnsi="Cambria"/>
-          <w:b/>
-          <w:color w:val="auto"/>
-          <w:sz w:val="28"/>
-        </w:rPr>
-        <w:t>1.4. Цел и задачи на дипломния проект</w:t>
+      <w:bookmarkStart w:id="10" w:name="_Toc225934690"/>
+      <w:r>
+        <w:rPr>
+          <w:rFonts w:ascii="Cambria" w:hAnsi="Cambria"/>
+          <w:b/>
+          <w:color w:val="auto"/>
+          <w:sz w:val="28"/>
+        </w:rPr>
+        <w:lastRenderedPageBreak/>
+        <w:t>Цел и задачи на дипломния проект</w:t>
       </w:r>
       <w:bookmarkEnd w:id="9"/>
       <w:bookmarkEnd w:id="10"/>
     </w:p>
     <w:p>
       <w:pPr>
+        <w:rPr>
+          <w:rFonts w:ascii="Times New Roman" w:hAnsi="Times New Roman" w:cs="Times New Roman"/>
+          <w:sz w:val="24"/>
+        </w:rPr>
+      </w:pPr>
+      <w:r>
+        <w:rPr>
+          <w:rFonts w:ascii="Times New Roman" w:hAnsi="Times New Roman" w:cs="Times New Roman"/>
+          <w:sz w:val="24"/>
+        </w:rPr>
+        <w:t>Основната цел на дипломния проект е разработване на уеб приложение за анализ и визуализация на таблични данни, което да позволява лесно и ефективно обработване на информация от файлове във формат CSV и Excel.</w:t>
+      </w:r>
+    </w:p>
+    <w:p>
+      <w:pPr>
+        <w:rPr>
+          <w:rFonts w:ascii="Times New Roman" w:hAnsi="Times New Roman" w:cs="Times New Roman"/>
+          <w:sz w:val="24"/>
+        </w:rPr>
+      </w:pPr>
+      <w:r>
+        <w:rPr>
+          <w:rFonts w:ascii="Times New Roman" w:hAnsi="Times New Roman" w:cs="Times New Roman"/>
+          <w:sz w:val="24"/>
+        </w:rPr>
+        <w:t>За постигането на тази цел са поставени следните задачи:</w:t>
+      </w:r>
+    </w:p>
+    <w:p>
+      <w:pPr>
+        <w:rPr>
+          <w:rFonts w:ascii="Times New Roman" w:hAnsi="Times New Roman" w:cs="Times New Roman"/>
+          <w:sz w:val="24"/>
+        </w:rPr>
+      </w:pPr>
+      <w:r>
+        <w:rPr>
+          <w:rFonts w:ascii="Times New Roman" w:hAnsi="Times New Roman" w:cs="Times New Roman"/>
+          <w:sz w:val="24"/>
+        </w:rPr>
+        <w:t>•</w:t>
+      </w:r>
+      <w:r>
+        <w:rPr>
+          <w:rFonts w:ascii="Times New Roman" w:hAnsi="Times New Roman" w:cs="Times New Roman"/>
+          <w:sz w:val="24"/>
+          <w:lang w:val="en-US"/>
+        </w:rPr>
+        <w:t xml:space="preserve">  </w:t>
+      </w:r>
+      <w:r>
+        <w:rPr>
+          <w:rFonts w:ascii="Times New Roman" w:hAnsi="Times New Roman" w:cs="Times New Roman"/>
+          <w:sz w:val="24"/>
+        </w:rPr>
+        <w:t xml:space="preserve">проучване на методите за анализ и визуализация на данни; </w:t>
+      </w:r>
+    </w:p>
+    <w:p>
+      <w:pPr>
+        <w:rPr>
+          <w:rFonts w:ascii="Times New Roman" w:hAnsi="Times New Roman" w:cs="Times New Roman"/>
+          <w:sz w:val="24"/>
+        </w:rPr>
+      </w:pPr>
+      <w:r>
+        <w:rPr>
+          <w:rFonts w:ascii="Times New Roman" w:hAnsi="Times New Roman" w:cs="Times New Roman"/>
+          <w:sz w:val="24"/>
+        </w:rPr>
+        <w:t>•</w:t>
+      </w:r>
+      <w:r>
+        <w:rPr>
+          <w:rFonts w:ascii="Times New Roman" w:hAnsi="Times New Roman" w:cs="Times New Roman"/>
+          <w:sz w:val="24"/>
+          <w:lang w:val="en-US"/>
+        </w:rPr>
+        <w:t xml:space="preserve">  </w:t>
+      </w:r>
+      <w:r>
+        <w:rPr>
+          <w:rFonts w:ascii="Times New Roman" w:hAnsi="Times New Roman" w:cs="Times New Roman"/>
+          <w:sz w:val="24"/>
+        </w:rPr>
+        <w:t xml:space="preserve">избор на подходящи технологии и инструменти за разработка; </w:t>
+      </w:r>
+    </w:p>
+    <w:p>
+      <w:pPr>
+        <w:rPr>
+          <w:rFonts w:ascii="Times New Roman" w:hAnsi="Times New Roman" w:cs="Times New Roman"/>
+          <w:sz w:val="24"/>
+        </w:rPr>
+      </w:pPr>
+      <w:r>
+        <w:rPr>
+          <w:rFonts w:ascii="Times New Roman" w:hAnsi="Times New Roman" w:cs="Times New Roman"/>
+          <w:sz w:val="24"/>
+        </w:rPr>
+        <w:t>•</w:t>
+      </w:r>
+      <w:r>
+        <w:rPr>
+          <w:rFonts w:ascii="Times New Roman" w:hAnsi="Times New Roman" w:cs="Times New Roman"/>
+          <w:sz w:val="24"/>
+          <w:lang w:val="en-US"/>
+        </w:rPr>
+        <w:t xml:space="preserve">  </w:t>
+      </w:r>
+      <w:r>
+        <w:rPr>
+          <w:rFonts w:ascii="Times New Roman" w:hAnsi="Times New Roman" w:cs="Times New Roman"/>
+          <w:sz w:val="24"/>
+        </w:rPr>
+        <w:t xml:space="preserve">разработване на функционалност за качване и обработка на файлове; </w:t>
+      </w:r>
+    </w:p>
+    <w:p>
+      <w:pPr>
+        <w:rPr>
+          <w:rFonts w:ascii="Times New Roman" w:hAnsi="Times New Roman" w:cs="Times New Roman"/>
+          <w:sz w:val="24"/>
+        </w:rPr>
+      </w:pPr>
+      <w:r>
+        <w:rPr>
+          <w:rFonts w:ascii="Times New Roman" w:hAnsi="Times New Roman" w:cs="Times New Roman"/>
+          <w:sz w:val="24"/>
+        </w:rPr>
+        <w:t>•</w:t>
+      </w:r>
+      <w:r>
+        <w:rPr>
+          <w:rFonts w:ascii="Times New Roman" w:hAnsi="Times New Roman" w:cs="Times New Roman"/>
+          <w:sz w:val="24"/>
+          <w:lang w:val="en-US"/>
+        </w:rPr>
+        <w:t xml:space="preserve">  </w:t>
+      </w:r>
+      <w:r>
+        <w:rPr>
+          <w:rFonts w:ascii="Times New Roman" w:hAnsi="Times New Roman" w:cs="Times New Roman"/>
+          <w:sz w:val="24"/>
+        </w:rPr>
+        <w:t xml:space="preserve">реализиране на филтриране и групиране на данни; </w:t>
+      </w:r>
+    </w:p>
+    <w:p>
+      <w:pPr>
+        <w:rPr>
+          <w:rFonts w:ascii="Times New Roman" w:hAnsi="Times New Roman" w:cs="Times New Roman"/>
+          <w:sz w:val="24"/>
+        </w:rPr>
+      </w:pPr>
+      <w:r>
+        <w:rPr>
+          <w:rFonts w:ascii="Times New Roman" w:hAnsi="Times New Roman" w:cs="Times New Roman"/>
+          <w:sz w:val="24"/>
+        </w:rPr>
+        <w:t>•</w:t>
+      </w:r>
+      <w:r>
+        <w:rPr>
+          <w:rFonts w:ascii="Times New Roman" w:hAnsi="Times New Roman" w:cs="Times New Roman"/>
+          <w:sz w:val="24"/>
+          <w:lang w:val="en-US"/>
+        </w:rPr>
+        <w:t xml:space="preserve">  </w:t>
+      </w:r>
+      <w:r>
+        <w:rPr>
+          <w:rFonts w:ascii="Times New Roman" w:hAnsi="Times New Roman" w:cs="Times New Roman"/>
+          <w:sz w:val="24"/>
+        </w:rPr>
+        <w:t xml:space="preserve">създаване на визуализации чрез различни видове графики; </w:t>
+      </w:r>
+    </w:p>
+    <w:p>
+      <w:pPr>
+        <w:rPr>
+          <w:rFonts w:ascii="Times New Roman" w:hAnsi="Times New Roman" w:cs="Times New Roman"/>
+          <w:sz w:val="24"/>
+        </w:rPr>
+      </w:pPr>
+      <w:r>
+        <w:rPr>
+          <w:rFonts w:ascii="Times New Roman" w:hAnsi="Times New Roman" w:cs="Times New Roman"/>
+          <w:sz w:val="24"/>
+        </w:rPr>
+        <w:t>•</w:t>
+      </w:r>
+      <w:r>
+        <w:rPr>
+          <w:rFonts w:ascii="Times New Roman" w:hAnsi="Times New Roman" w:cs="Times New Roman"/>
+          <w:sz w:val="24"/>
+          <w:lang w:val="en-US"/>
+        </w:rPr>
+        <w:t xml:space="preserve">  </w:t>
+      </w:r>
+      <w:r>
+        <w:rPr>
+          <w:rFonts w:ascii="Times New Roman" w:hAnsi="Times New Roman" w:cs="Times New Roman"/>
+          <w:sz w:val="24"/>
+        </w:rPr>
+        <w:t xml:space="preserve">изграждане на потребителски интерфейс; </w:t>
+      </w:r>
+    </w:p>
+    <w:p>
+      <w:pPr>
+        <w:rPr>
+          <w:rFonts w:ascii="Times New Roman" w:hAnsi="Times New Roman" w:cs="Times New Roman"/>
+          <w:sz w:val="24"/>
+        </w:rPr>
+      </w:pPr>
+      <w:r>
+        <w:rPr>
+          <w:rFonts w:ascii="Times New Roman" w:hAnsi="Times New Roman" w:cs="Times New Roman"/>
+          <w:sz w:val="24"/>
+        </w:rPr>
+        <w:t>•</w:t>
+      </w:r>
+      <w:r>
+        <w:rPr>
+          <w:rFonts w:ascii="Times New Roman" w:hAnsi="Times New Roman" w:cs="Times New Roman"/>
+          <w:sz w:val="24"/>
+          <w:lang w:val="en-US"/>
+        </w:rPr>
+        <w:t xml:space="preserve">  </w:t>
+      </w:r>
+      <w:r>
+        <w:rPr>
+          <w:rFonts w:ascii="Times New Roman" w:hAnsi="Times New Roman" w:cs="Times New Roman"/>
+          <w:sz w:val="24"/>
+        </w:rPr>
+        <w:t>тестване и валидиране на приложението.</w:t>
+      </w:r>
+    </w:p>
+    <w:p>
+      <w:pPr>
+        <w:rPr>
+          <w:rFonts w:ascii="Times New Roman" w:hAnsi="Times New Roman" w:cs="Times New Roman"/>
+          <w:sz w:val="24"/>
+        </w:rPr>
+      </w:pPr>
+    </w:p>
+    <w:p>
+      <w:pPr>
         <w:pStyle w:val="Heading2"/>
         <w:rPr>
           <w:rFonts w:ascii="Cambria" w:hAnsi="Cambria"/>
@@ -5836,7 +6394,7 @@
         </w:rPr>
       </w:pPr>
       <w:bookmarkStart w:id="11" w:name="_Toc220166411"/>
-      <w:bookmarkStart w:id="12" w:name="_Toc220489015"/>
+      <w:bookmarkStart w:id="12" w:name="_Toc225934691"/>
       <w:r>
         <w:rPr>
           <w:rFonts w:ascii="Cambria" w:hAnsi="Cambria"/>
@@ -5858,6 +6416,32 @@
           <w:szCs w:val="24"/>
         </w:rPr>
       </w:pPr>
+      <w:r>
+        <w:rPr>
+          <w:rFonts w:ascii="Times New Roman" w:hAnsi="Times New Roman" w:cs="Times New Roman"/>
+          <w:sz w:val="24"/>
+          <w:szCs w:val="24"/>
+        </w:rPr>
+        <w:t>Очакваният резултат от разработката е създаване на работещо уеб приложение, което позволява анализ и визуализация на данни по лесен и интуитивен начин.</w:t>
+      </w:r>
+    </w:p>
+    <w:p>
+      <w:pPr>
+        <w:jc w:val="both"/>
+        <w:rPr>
+          <w:rFonts w:ascii="Times New Roman" w:hAnsi="Times New Roman" w:cs="Times New Roman"/>
+          <w:sz w:val="24"/>
+          <w:szCs w:val="24"/>
+        </w:rPr>
+      </w:pPr>
+      <w:r>
+        <w:rPr>
+          <w:rFonts w:ascii="Times New Roman" w:hAnsi="Times New Roman" w:cs="Times New Roman"/>
+          <w:sz w:val="24"/>
+          <w:szCs w:val="24"/>
+        </w:rPr>
+        <w:t>Приложението трябва да осигурява възможност за качване на файлове, обработка на информацията и представянето ѝ чрез графики и статистически показатели. Очаква се системата да бъде удобна за използване, надеждна и подходяща за различни практически приложения.</w:t>
+      </w:r>
     </w:p>
     <w:p>
       <w:pPr>
@@ -5880,7 +6464,7 @@
         </w:rPr>
       </w:pPr>
       <w:bookmarkStart w:id="13" w:name="_Toc220166412"/>
-      <w:bookmarkStart w:id="14" w:name="_Toc220489016"/>
+      <w:bookmarkStart w:id="14" w:name="_Toc225934692"/>
       <w:r>
         <w:rPr>
           <w:rFonts w:ascii="Cambria" w:hAnsi="Cambria"/>
@@ -5908,7 +6492,7 @@
         </w:rPr>
       </w:pPr>
       <w:bookmarkStart w:id="15" w:name="_Toc220166413"/>
-      <w:bookmarkStart w:id="16" w:name="_Toc220489017"/>
+      <w:bookmarkStart w:id="16" w:name="_Toc225934693"/>
       <w:r>
         <w:rPr>
           <w:rFonts w:ascii="Cambria" w:hAnsi="Cambria"/>
@@ -6071,16 +6655,17 @@
           <w:szCs w:val="28"/>
         </w:rPr>
       </w:pPr>
-      <w:bookmarkStart w:id="18" w:name="_Toc220489018"/>
-      <w:r>
-        <w:rPr>
-          <w:rFonts w:ascii="Cambria" w:hAnsi="Cambria"/>
-          <w:b/>
-          <w:bCs/>
-          <w:color w:val="auto"/>
-          <w:sz w:val="28"/>
-          <w:szCs w:val="28"/>
-        </w:rPr>
+      <w:bookmarkStart w:id="18" w:name="_Toc225934694"/>
+      <w:r>
+        <w:rPr>
+          <w:rFonts w:ascii="Cambria" w:hAnsi="Cambria"/>
+          <w:b/>
+          <w:bCs/>
+          <w:color w:val="auto"/>
+          <w:sz w:val="28"/>
+          <w:szCs w:val="28"/>
+        </w:rPr>
+        <w:lastRenderedPageBreak/>
         <w:t>2.2. Таблични данни</w:t>
       </w:r>
       <w:bookmarkEnd w:id="17"/>
@@ -6101,16 +6686,7 @@
           <w:sz w:val="24"/>
           <w:szCs w:val="24"/>
         </w:rPr>
-        <w:t xml:space="preserve">Табличните данни представляват структуриран вид информация, която е организирана в редове и колони, като този начин на представяне осигурява яснота и подреденост. Всеки ред в таблицата описва отделен запис или обект, докато всяка колона съдържа конкретна характеристика или атрибут, свързан с тези записи. Този тип данни е широко използван в различни области поради своята логична организация и лесна интерпретация. Табличните данни позволяват бързо и ефективно сортиране на информацията по определени критерии. Освен това те дават възможност за филтриране на данните и извличане само на релевантната информация. Чрез групиране на таблични данни могат да се извършват обобщения и анализи по категории. Най-често този вид данни се съхранява във файлове с формати като CSV и Excel, които са стандартни и широко </w:t>
-      </w:r>
-      <w:r>
-        <w:rPr>
-          <w:rFonts w:ascii="Times New Roman" w:hAnsi="Times New Roman" w:cs="Times New Roman"/>
-          <w:sz w:val="24"/>
-          <w:szCs w:val="24"/>
-        </w:rPr>
-        <w:lastRenderedPageBreak/>
-        <w:t>използвани. Тези формати са удобни за обмен на информация между различни системи и приложения. Табличната структура улеснява извършването на статистически и аналитични операции върху данните. Освен това тя е изключително подходяща за визуализация чрез различни видове диаграми и графики. Работата с таблични данни е основна и неизменна част от анализа на данни. Те позволяват систематично, ефективно и прегледно управление на информацията.</w:t>
+        <w:t>Табличните данни представляват структуриран вид информация, която е организирана в редове и колони, като този начин на представяне осигурява яснота и подреденост. Всеки ред в таблицата описва отделен запис или обект, докато всяка колона съдържа конкретна характеристика или атрибут, свързан с тези записи. Този тип данни е широко използван в различни области поради своята логична организация и лесна интерпретация. Табличните данни позволяват бързо и ефективно сортиране на информацията по определени критерии. Освен това те дават възможност за филтриране на данните и извличане само на релевантната информация. Чрез групиране на таблични данни могат да се извършват обобщения и анализи по категории. Най-често този вид данни се съхранява във файлове с формати като CSV и Excel, които са стандартни и широко използвани. Тези формати са удобни за обмен на информация между различни системи и приложения. Табличната структура улеснява извършването на статистически и аналитични операции върху данните. Освен това тя е изключително подходяща за визуализация чрез различни видове диаграми и графики. Работата с таблични данни е основна и неизменна част от анализа на данни. Те позволяват систематично, ефективно и прегледно управление на информацията.</w:t>
       </w:r>
     </w:p>
     <w:p>
@@ -6136,7 +6712,7 @@
         </w:rPr>
       </w:pPr>
       <w:bookmarkStart w:id="19" w:name="_Toc220166415"/>
-      <w:bookmarkStart w:id="20" w:name="_Toc220489019"/>
+      <w:bookmarkStart w:id="20" w:name="_Toc225934695"/>
       <w:r>
         <w:rPr>
           <w:rFonts w:ascii="Cambria" w:hAnsi="Cambria"/>
@@ -6192,7 +6768,7 @@
           <w:szCs w:val="28"/>
         </w:rPr>
       </w:pPr>
-      <w:bookmarkStart w:id="22" w:name="_Toc220489020"/>
+      <w:bookmarkStart w:id="22" w:name="_Toc225934696"/>
       <w:r>
         <w:rPr>
           <w:rFonts w:ascii="Cambria" w:hAnsi="Cambria"/>
@@ -6233,7 +6809,16 @@
           <w:sz w:val="24"/>
           <w:szCs w:val="24"/>
         </w:rPr>
-        <w:t>Визуализацията на данни представлява процес на представяне на информацията чрез различни графични елементи като диаграми, графики и други визуални средства, които улесняват нейното възприемане. Основната цел на визуализацията на данни е да направи сложните и обемни набори от информация по-разбираеми, по-прегледни и лесни за интерпретация от страна на потребителя. Чрез визуализацията числовите данни се превръщат в нагледна информация, която може бързо да бъде анализирана и осмислена. Визуализацията на данни играе ключова роля при анализа, тъй като позволява резултатите да бъдат представени по ясен и достъпен начин. Чрез използването на различни видове диаграми, като линейни, стълбовидни и кръгови диаграми, информацията може да бъде структурирана</w:t>
+        <w:t xml:space="preserve">Визуализацията на данни представлява процес на представяне на информацията чрез различни графични елементи като диаграми, графики и други визуални средства, които улесняват нейното възприемане. Основната цел на визуализацията на данни е да направи </w:t>
+      </w:r>
+      <w:r>
+        <w:rPr>
+          <w:rFonts w:ascii="Times New Roman" w:hAnsi="Times New Roman" w:cs="Times New Roman"/>
+          <w:sz w:val="24"/>
+          <w:szCs w:val="24"/>
+        </w:rPr>
+        <w:lastRenderedPageBreak/>
+        <w:t>сложните и обемни набори от информация по-разбираеми, по-прегледни и лесни за интерпретация от страна на потребителя. Чрез визуализацията числовите данни се превръщат в нагледна информация, която може бързо да бъде анализирана и осмислена. Визуализацията на данни играе ключова роля при анализа, тъй като позволява резултатите да бъдат представени по ясен и достъпен начин. Чрез използването на различни видове диаграми, като линейни, стълбовидни и кръгови диаграми, информацията може да бъде структурирана</w:t>
       </w:r>
       <w:r>
         <w:rPr>
@@ -6259,16 +6844,7 @@
           <w:sz w:val="24"/>
           <w:szCs w:val="24"/>
         </w:rPr>
-        <w:t xml:space="preserve">Графичното представяне на данните позволява бързо и лесно да се забележат важни характеристики на информацията, които трудно биха били открити само чрез табличен вид. Чрез визуализацията могат ясно да се открият тенденции във времето, които показват развитието на дадени процеси или величини. Освен това тя позволява </w:t>
-      </w:r>
-      <w:r>
-        <w:rPr>
-          <w:rFonts w:ascii="Times New Roman" w:hAnsi="Times New Roman" w:cs="Times New Roman"/>
-          <w:sz w:val="24"/>
-          <w:szCs w:val="24"/>
-        </w:rPr>
-        <w:lastRenderedPageBreak/>
-        <w:t>извършване на сравнения между различни стойности и категории, което подпомага анализа и вземането на решения. Визуализацията също така улеснява разбирането на разпределенията на данни и начина, по който стойностите са разпределени в даден набор. Благодарение на визуализацията анализът на данни става по-интуитивен и достъпен. Тя подпомага правилната интерпретация на резултатите и извличането на коректни изводи.</w:t>
+        <w:t>Графичното представяне на данните позволява бързо и лесно да се забележат важни характеристики на информацията, които трудно биха били открити само чрез табличен вид. Чрез визуализацията могат ясно да се открият тенденции във времето, които показват развитието на дадени процеси или величини. Освен това тя позволява извършване на сравнения между различни стойности и категории, което подпомага анализа и вземането на решения. Визуализацията също така улеснява разбирането на разпределенията на данни и начина, по който стойностите са разпределени в даден набор. Благодарение на визуализацията анализът на данни става по-интуитивен и достъпен. Тя подпомага правилната интерпретация на резултатите и извличането на коректни изводи.</w:t>
       </w:r>
     </w:p>
     <w:p>
@@ -6294,7 +6870,7 @@
         </w:rPr>
       </w:pPr>
       <w:bookmarkStart w:id="23" w:name="_Toc220166417"/>
-      <w:bookmarkStart w:id="24" w:name="_Toc220489021"/>
+      <w:bookmarkStart w:id="24" w:name="_Toc225934697"/>
       <w:r>
         <w:rPr>
           <w:rFonts w:ascii="Cambria" w:hAnsi="Cambria"/>
@@ -6354,7 +6930,7 @@
           <w:lang w:val="en-US"/>
         </w:rPr>
       </w:pPr>
-      <w:bookmarkStart w:id="26" w:name="_Toc220489022"/>
+      <w:bookmarkStart w:id="26" w:name="_Toc225934698"/>
       <w:r>
         <w:rPr>
           <w:rFonts w:ascii="Cambria" w:hAnsi="Cambria"/>
@@ -6382,7 +6958,7 @@
         </w:rPr>
       </w:pPr>
       <w:bookmarkStart w:id="27" w:name="_Toc220166419"/>
-      <w:bookmarkStart w:id="28" w:name="_Toc220489023"/>
+      <w:bookmarkStart w:id="28" w:name="_Toc225934699"/>
       <w:r>
         <w:rPr>
           <w:rFonts w:ascii="Cambria" w:hAnsi="Cambria"/>
@@ -6413,7 +6989,16 @@
           <w:sz w:val="24"/>
           <w:szCs w:val="24"/>
         </w:rPr>
-        <w:t>Python е създаден в края на 80-те години на XX век от Гуидо ван Росум. Първата версия на езика е публикувана през 1991 година. Основната цел при разработката му е била да се създаде лесен за четене и използване програмен език. Името Python не е свързано със змията, а с комедийното шоу „Monty Python“. Още от самото си начало езикът придобива популярност сред програмистите. Python се развива като проект с отворен код. Това позволява на много разработчици да допринасят за неговото усъвършенстване. През годините се появяват различни версии на езика. Най-широко използваната версия днес е Python 3. Историята на Python показва стабилно развитие и нарастваща популярност.</w:t>
+        <w:t xml:space="preserve">Python е създаден в края на 80-те години на XX век от Гуидо ван Росум. Първата версия на езика е публикувана през 1991 година. Основната цел при разработката му е била да се създаде лесен за четене и използване програмен език. Името Python не е свързано със </w:t>
+      </w:r>
+      <w:r>
+        <w:rPr>
+          <w:rFonts w:ascii="Times New Roman" w:hAnsi="Times New Roman" w:cs="Times New Roman"/>
+          <w:sz w:val="24"/>
+          <w:szCs w:val="24"/>
+        </w:rPr>
+        <w:lastRenderedPageBreak/>
+        <w:t>змията, а с комедийното шоу „Monty Python“. Още от самото си начало езикът придобива популярност сред програмистите. Python се развива като проект с отворен код. Това позволява на много разработчици да допринасят за неговото усъвършенстване. През годините се появяват различни версии на езика. Най-широко използваната версия днес е Python 3. Историята на Python показва стабилно развитие и нарастваща популярност.</w:t>
       </w:r>
     </w:p>
     <w:p>
@@ -6438,7 +7023,7 @@
           <w:szCs w:val="28"/>
         </w:rPr>
       </w:pPr>
-      <w:bookmarkStart w:id="30" w:name="_Toc220489024"/>
+      <w:bookmarkStart w:id="30" w:name="_Toc225934700"/>
       <w:r>
         <w:rPr>
           <w:rFonts w:ascii="Cambria" w:hAnsi="Cambria"/>
@@ -6483,7 +7068,6 @@
           <w:b/>
           <w:sz w:val="24"/>
         </w:rPr>
-        <w:lastRenderedPageBreak/>
         <w:t>Лесен и четим синтаксис</w:t>
       </w:r>
       <w:r>
@@ -6612,7 +7196,7 @@
         </w:rPr>
       </w:pPr>
       <w:bookmarkStart w:id="31" w:name="_Toc220166421"/>
-      <w:bookmarkStart w:id="32" w:name="_Toc220489025"/>
+      <w:bookmarkStart w:id="32" w:name="_Toc225934701"/>
       <w:r>
         <w:rPr>
           <w:rFonts w:ascii="Cambria" w:hAnsi="Cambria"/>
@@ -6674,16 +7258,17 @@
           <w:szCs w:val="28"/>
         </w:rPr>
       </w:pPr>
-      <w:bookmarkStart w:id="34" w:name="_Toc220489026"/>
-      <w:r>
-        <w:rPr>
-          <w:rFonts w:ascii="Cambria" w:hAnsi="Cambria"/>
-          <w:b/>
-          <w:bCs/>
-          <w:color w:val="auto"/>
-          <w:sz w:val="28"/>
-          <w:szCs w:val="28"/>
-        </w:rPr>
+      <w:bookmarkStart w:id="34" w:name="_Toc225934702"/>
+      <w:r>
+        <w:rPr>
+          <w:rFonts w:ascii="Cambria" w:hAnsi="Cambria"/>
+          <w:b/>
+          <w:bCs/>
+          <w:color w:val="auto"/>
+          <w:sz w:val="28"/>
+          <w:szCs w:val="28"/>
+        </w:rPr>
+        <w:lastRenderedPageBreak/>
         <w:t>3.4</w:t>
       </w:r>
       <w:r>
@@ -6712,15 +7297,7 @@
           <w:rFonts w:ascii="Times New Roman" w:hAnsi="Times New Roman" w:cs="Times New Roman"/>
           <w:sz w:val="24"/>
         </w:rPr>
-        <w:t xml:space="preserve">Python е широко използван програмен език в областта на уеб разработката, като се отличава със своята гъвкавост, универсалност и лесен за разбиране синтаксис. Тези характеристики го правят подходящ както за начинаещи, така и за напреднали разработчици. Чрез Python могат да се създават динамични уеб приложения, които не само представят информация, но и обработват данни и реагират на действията на потребителя в реално време. Езикът позволява изграждане на сървърна логика, която управлява обмена на заявки и отговори между клиента и сървъра. По този начин се осигурява правилната работа на уеб приложението. Python поддържа разработката на уеб приложения с ясна и добре подредена структура, което улеснява ориентацията в кода. Това значително опростява поддръжката и последващото разширяване на системите. С помощта на подходящи инструменти и уеб фреймуъркове, разработени за </w:t>
-      </w:r>
-      <w:r>
-        <w:rPr>
-          <w:rFonts w:ascii="Times New Roman" w:hAnsi="Times New Roman" w:cs="Times New Roman"/>
-          <w:sz w:val="24"/>
-        </w:rPr>
-        <w:lastRenderedPageBreak/>
-        <w:t>Python, могат да се реализират сложни функционалности и бизнес логика. Python позволява лесна и ефективна работа с бази от данни и файлове, което е важно при обработка и съхранение на информация. Освен това езикът осигурява механизми за сигурна обработка на потребителска информация, което е от съществено значение за съвременните уеб приложения.</w:t>
+        <w:t>Python е широко използван програмен език в областта на уеб разработката, като се отличава със своята гъвкавост, универсалност и лесен за разбиране синтаксис. Тези характеристики го правят подходящ както за начинаещи, така и за напреднали разработчици. Чрез Python могат да се създават динамични уеб приложения, които не само представят информация, но и обработват данни и реагират на действията на потребителя в реално време. Езикът позволява изграждане на сървърна логика, която управлява обмена на заявки и отговори между клиента и сървъра. По този начин се осигурява правилната работа на уеб приложението. Python поддържа разработката на уеб приложения с ясна и добре подредена структура, което улеснява ориентацията в кода. Това значително опростява поддръжката и последващото разширяване на системите. С помощта на подходящи инструменти и уеб фреймуъркове, разработени за Python, могат да се реализират сложни функционалности и бизнес логика. Python позволява лесна и ефективна работа с бази от данни и файлове, което е важно при обработка и съхранение на информация. Освен това езикът осигурява механизми за сигурна обработка на потребителска информация, което е от съществено значение за съвременните уеб приложения.</w:t>
       </w:r>
     </w:p>
     <w:p>
@@ -6752,7 +7329,7 @@
         </w:rPr>
       </w:pPr>
       <w:bookmarkStart w:id="35" w:name="_Toc220166423"/>
-      <w:bookmarkStart w:id="36" w:name="_Toc220489027"/>
+      <w:bookmarkStart w:id="36" w:name="_Toc225934703"/>
       <w:r>
         <w:rPr>
           <w:rFonts w:ascii="Cambria" w:hAnsi="Cambria"/>
@@ -6780,7 +7357,7 @@
         </w:rPr>
       </w:pPr>
       <w:bookmarkStart w:id="37" w:name="_Toc220166424"/>
-      <w:bookmarkStart w:id="38" w:name="_Toc220489028"/>
+      <w:bookmarkStart w:id="38" w:name="_Toc225934704"/>
       <w:r>
         <w:rPr>
           <w:rFonts w:ascii="Cambria" w:hAnsi="Cambria"/>
@@ -6824,7 +7401,7 @@
         </w:rPr>
       </w:pPr>
       <w:bookmarkStart w:id="39" w:name="_Toc220166425"/>
-      <w:bookmarkStart w:id="40" w:name="_Toc220489029"/>
+      <w:bookmarkStart w:id="40" w:name="_Toc225934705"/>
       <w:r>
         <w:rPr>
           <w:rFonts w:ascii="Cambria" w:hAnsi="Cambria"/>
@@ -6876,7 +7453,16 @@
           <w:sz w:val="24"/>
           <w:szCs w:val="24"/>
         </w:rPr>
-        <w:t>Управлението на външни библиотеки в Python се осъществява чрез инструмента pip. Pip представлява пакетен мениджър, който позволява лесно инсталиране, обновяване и премахване на библиотеки. Чрез него програмистът може бързо да добави необходимите зависимости към даден проект. Pip работи чрез команден ред и използва онлайн хранилища с библиотеки. Това улеснява достъпа до хиляди готови пакети. Използването на pip спомага за поддържане на актуални версии на библиотеките. Освен това позволява контрол върху използваните зависимости. Pip улеснява споделянето и възпроизвеждането на проекти. Чрез него могат да се инсталират библиотеки с една команда. Управлението чрез pip е основно умение при работа с Python.</w:t>
+        <w:t xml:space="preserve">Управлението на външни библиотеки в Python се осъществява чрез инструмента pip. Pip представлява пакетен мениджър, който позволява лесно инсталиране, обновяване и премахване на библиотеки. Чрез него програмистът може бързо да добави необходимите зависимости към даден проект. Pip работи чрез команден ред и използва онлайн </w:t>
+      </w:r>
+      <w:r>
+        <w:rPr>
+          <w:rFonts w:ascii="Times New Roman" w:hAnsi="Times New Roman" w:cs="Times New Roman"/>
+          <w:sz w:val="24"/>
+          <w:szCs w:val="24"/>
+        </w:rPr>
+        <w:lastRenderedPageBreak/>
+        <w:t>хранилища с библиотеки. Това улеснява достъпа до хиляди готови пакети. Използването на pip спомага за поддържане на актуални версии на библиотеките. Освен това позволява контрол върху използваните зависимости. Pip улеснява споделянето и възпроизвеждането на проекти. Чрез него могат да се инсталират библиотеки с една команда. Управлението чрез pip е основно умение при работа с Python.</w:t>
       </w:r>
     </w:p>
     <w:p/>
@@ -6893,7 +7479,7 @@
         </w:rPr>
       </w:pPr>
       <w:bookmarkStart w:id="41" w:name="_Toc220166426"/>
-      <w:bookmarkStart w:id="42" w:name="_Toc220489030"/>
+      <w:bookmarkStart w:id="42" w:name="_Toc225934706"/>
       <w:r>
         <w:rPr>
           <w:rFonts w:ascii="Cambria" w:hAnsi="Cambria"/>
@@ -6943,15 +7529,7 @@
           <w:rFonts w:ascii="Times New Roman" w:hAnsi="Times New Roman" w:cs="Times New Roman"/>
           <w:sz w:val="24"/>
         </w:rPr>
-        <w:t xml:space="preserve">Виртуалните среди представляват изолирани среди за разработка в програмния език Python, които позволяват работа по проекти без влияние върху глобалната инсталация на езика и библиотеките. Те дават възможност за създаване на отделни работни пространства за различни проекти, като по този начин се осигурява ясно разграничение </w:t>
-      </w:r>
-      <w:r>
-        <w:rPr>
-          <w:rFonts w:ascii="Times New Roman" w:hAnsi="Times New Roman" w:cs="Times New Roman"/>
-          <w:sz w:val="24"/>
-        </w:rPr>
-        <w:lastRenderedPageBreak/>
-        <w:t>между тях. Всяка виртуална среда може да съдържа собствени библиотеки, зависимости и конкретни версии на използвания софтуер. Това предотвратява възникването на конфликти между различни версии на една и съща библиотека, които често се използват в различни проекти. Използването на виртуални среди значително подобрява организацията и структурата на проектите. Те улесняват управлението на библиотеките и зависимостите, като позволяват прецизен контрол върху използвания софтуер. Виртуалните среди позволяват по-лесно пренасяне на проекти между различни компютри и среди за разработка. Това гарантира, че проектът ще работи по един и същи начин независимо от системата. Те осигуряват по-голяма стабилност и предвидимост при разработката на приложения. Виртуалните среди са особено важни при по-сложни приложения, както и при работа в екип, където е необходимо всички участници да използват еднакви версии на библиотеките.</w:t>
+        <w:t>Виртуалните среди представляват изолирани среди за разработка в програмния език Python, които позволяват работа по проекти без влияние върху глобалната инсталация на езика и библиотеките. Те дават възможност за създаване на отделни работни пространства за различни проекти, като по този начин се осигурява ясно разграничение между тях. Всяка виртуална среда може да съдържа собствени библиотеки, зависимости и конкретни версии на използвания софтуер. Това предотвратява възникването на конфликти между различни версии на една и съща библиотека, които често се използват в различни проекти. Използването на виртуални среди значително подобрява организацията и структурата на проектите. Те улесняват управлението на библиотеките и зависимостите, като позволяват прецизен контрол върху използвания софтуер. Виртуалните среди позволяват по-лесно пренасяне на проекти между различни компютри и среди за разработка. Това гарантира, че проектът ще работи по един и същи начин независимо от системата. Те осигуряват по-голяма стабилност и предвидимост при разработката на приложения. Виртуалните среди са особено важни при по-сложни приложения, както и при работа в екип, където е необходимо всички участници да използват еднакви версии на библиотеките.</w:t>
       </w:r>
     </w:p>
     <w:p>
@@ -6983,7 +7561,7 @@
         </w:rPr>
       </w:pPr>
       <w:bookmarkStart w:id="43" w:name="_Toc220166427"/>
-      <w:bookmarkStart w:id="44" w:name="_Toc220489031"/>
+      <w:bookmarkStart w:id="44" w:name="_Toc225934707"/>
       <w:r>
         <w:rPr>
           <w:rFonts w:ascii="Cambria" w:hAnsi="Cambria"/>
@@ -7011,7 +7589,7 @@
         </w:rPr>
       </w:pPr>
       <w:bookmarkStart w:id="45" w:name="_Toc220166428"/>
-      <w:bookmarkStart w:id="46" w:name="_Toc220489032"/>
+      <w:bookmarkStart w:id="46" w:name="_Toc225934708"/>
       <w:r>
         <w:rPr>
           <w:rFonts w:ascii="Cambria" w:hAnsi="Cambria"/>
@@ -7041,7 +7619,16 @@
           <w:sz w:val="24"/>
           <w:szCs w:val="24"/>
         </w:rPr>
-        <w:t>Pandas е външна библиотека с отворен код, предназначена за работа с таблични и времеви данни, която заема изключително важно място в екосистемата на програмния език Python. Тя е разработена с цел да улесни анализа, обработката и управлението на големи обеми информация по структуриран и ефективен начин. Pandas предоставя специализирани структури от данни, които позволяват лесна организация и манипулация на информацията. Благодарение на тези структури потребителят може бързо да извършва различни операции върху данните. Библиотеката позволява лесно зареждане на данни от различни източници, като файлове, бази данни и други формати за съхранение на информация. Pandas предлага богат набор от функции за манипулация на данни, включително филтриране, сортиране, групиране и обобщаване на стойности. Тези възможности значително ускоряват процеса на анализ. Pandas е създадена с фокус върху ефективността, удобството и четимостта на кода. Работата с нея наподобява работа с електронни таблици, което я прави интуитивна за използване. Това улеснява усвояването ѝ от начинаещи потребители и ученици. В същото време библиотеката предлага достатъчно функционалности за напреднали анализи. Pandas се използва широко в практиката в различни области като статистика, икономика и информационни технологии. Тя е утвърден и ключов инструмент за анализ и обработка на данни, който подпомага вземането на информирани решения.</w:t>
+        <w:t xml:space="preserve">Pandas е външна библиотека с отворен код, предназначена за работа с таблични и времеви данни, която заема изключително важно място в екосистемата на програмния език Python. Тя е разработена с цел да улесни анализа, обработката и управлението на големи обеми информация по структуриран и ефективен начин. Pandas предоставя специализирани структури от данни, които позволяват лесна организация и манипулация на информацията. Благодарение на тези структури потребителят може бързо да извършва различни операции върху данните. Библиотеката позволява лесно зареждане на данни от различни източници, като файлове, бази данни и други формати за съхранение на информация. Pandas предлага богат набор от функции за манипулация на данни, включително филтриране, сортиране, групиране и обобщаване на стойности. Тези възможности значително ускоряват процеса на анализ. Pandas е създадена с фокус върху ефективността, удобството и четимостта на кода. Работата с нея наподобява работа с електронни таблици, което я прави интуитивна за използване. Това улеснява усвояването ѝ от начинаещи потребители и ученици. В същото време библиотеката предлага достатъчно функционалности за напреднали анализи. Pandas се използва широко в </w:t>
+      </w:r>
+      <w:r>
+        <w:rPr>
+          <w:rFonts w:ascii="Times New Roman" w:hAnsi="Times New Roman" w:cs="Times New Roman"/>
+          <w:sz w:val="24"/>
+          <w:szCs w:val="24"/>
+        </w:rPr>
+        <w:lastRenderedPageBreak/>
+        <w:t>практиката в различни области като статистика, икономика и информационни технологии. Тя е утвърден и ключов инструмент за анализ и обработка на данни, който подпомага вземането на информирани решения.</w:t>
       </w:r>
     </w:p>
     <w:p/>
@@ -7058,7 +7645,7 @@
         </w:rPr>
       </w:pPr>
       <w:bookmarkStart w:id="47" w:name="_Toc220166429"/>
-      <w:bookmarkStart w:id="48" w:name="_Toc220489033"/>
+      <w:bookmarkStart w:id="48" w:name="_Toc225934709"/>
       <w:r>
         <w:rPr>
           <w:rFonts w:ascii="Cambria" w:hAnsi="Cambria"/>
@@ -7086,15 +7673,7 @@
           <w:rFonts w:ascii="Times New Roman" w:hAnsi="Times New Roman" w:cs="Times New Roman"/>
           <w:sz w:val="24"/>
         </w:rPr>
-        <w:t xml:space="preserve">Pandas използва специализирани структури от данни, които са в основата на нейната функционалност и позволяват ефективна работа с таблична информация. Тези структури са създадени с цел да осигурят удобно съхранение, бърз достъп и лесна обработка на големи обеми от данни. Основните структури от данни в Pandas са Series и DataFrame, които се използват най-често при анализа на информация. Те предоставят удобен и структуриран начин за работа както с едномерни, така и с двумерни данни. Чрез </w:t>
-      </w:r>
-      <w:r>
-        <w:rPr>
-          <w:rFonts w:ascii="Times New Roman" w:hAnsi="Times New Roman" w:cs="Times New Roman"/>
-          <w:sz w:val="24"/>
-        </w:rPr>
-        <w:lastRenderedPageBreak/>
-        <w:t>използването на тези структури могат да се извършват различни операции като филтриране, сортиране, групиране и изчисления. Основните структури от данни представляват фундаментална част от библиотеката и служат като основа за всички операции, които се извършват с Pandas.</w:t>
+        <w:t>Pandas използва специализирани структури от данни, които са в основата на нейната функционалност и позволяват ефективна работа с таблична информация. Тези структури са създадени с цел да осигурят удобно съхранение, бърз достъп и лесна обработка на големи обеми от данни. Основните структури от данни в Pandas са Series и DataFrame, които се използват най-често при анализа на информация. Те предоставят удобен и структуриран начин за работа както с едномерни, така и с двумерни данни. Чрез използването на тези структури могат да се извършват различни операции като филтриране, сортиране, групиране и изчисления. Основните структури от данни представляват фундаментална част от библиотеката и служат като основа за всички операции, които се извършват с Pandas.</w:t>
       </w:r>
     </w:p>
     <w:p/>
@@ -7122,7 +7701,7 @@
         <w:t xml:space="preserve">   </w:t>
       </w:r>
       <w:bookmarkStart w:id="49" w:name="_Toc220166430"/>
-      <w:bookmarkStart w:id="50" w:name="_Toc220489034"/>
+      <w:bookmarkStart w:id="50" w:name="_Toc225934710"/>
       <w:r>
         <w:rPr>
           <w:rFonts w:ascii="Cambria" w:hAnsi="Cambria"/>
@@ -7180,7 +7759,7 @@
         <w:t xml:space="preserve">   </w:t>
       </w:r>
       <w:bookmarkStart w:id="51" w:name="_Toc220166431"/>
-      <w:bookmarkStart w:id="52" w:name="_Toc220489035"/>
+      <w:bookmarkStart w:id="52" w:name="_Toc225934711"/>
       <w:r>
         <w:rPr>
           <w:rFonts w:ascii="Cambria" w:hAnsi="Cambria"/>
@@ -7210,7 +7789,16 @@
           <w:sz w:val="24"/>
           <w:szCs w:val="24"/>
         </w:rPr>
-        <w:t>DataFrame е основната и най-често използвана структура от данни в библиотеката Pandas, която служи за съхранение и обработка на таблична информация. Тя представлява двумерна таблица, съставена от редове и колони, което я прави изключително удобна за работа с организирани данни. DataFrame наподобява електронна таблица или релационна база данни, познати от други софтуерни среди. Всеки ред в DataFrame представлява отделен запис с конкретни характеристики. Всяка колона описва определен атрибут или променлива от набора от данни. DataFrame позволява едновременно използване на различни типове данни в отделните колони. Това осигурява гъвкавост при анализа на информацията. Структурата улеснява сортирането, филтрирането и групирането на данните. Чрез DataFrame могат да се извършват сложни операции и изчисления. Той е особено подходящ за анализ на големи обеми от таблични данни. Поради тези характеристики DataFrame е основна и незаменима структура при работа с Pandas.</w:t>
+        <w:t xml:space="preserve">DataFrame е основната и най-често използвана структура от данни в библиотеката Pandas, която служи за съхранение и обработка на таблична информация. Тя представлява двумерна таблица, съставена от редове и колони, което я прави изключително удобна за работа с организирани данни. DataFrame наподобява електронна таблица или релационна база данни, познати от други софтуерни среди. Всеки ред в DataFrame представлява отделен запис с конкретни характеристики. Всяка колона описва определен атрибут или променлива от набора от данни. DataFrame позволява едновременно използване на различни типове данни в отделните колони. Това осигурява гъвкавост при анализа на информацията. Структурата улеснява сортирането, филтрирането и групирането на данните. Чрез DataFrame могат да се извършват сложни операции и изчисления. Той е </w:t>
+      </w:r>
+      <w:r>
+        <w:rPr>
+          <w:rFonts w:ascii="Times New Roman" w:hAnsi="Times New Roman" w:cs="Times New Roman"/>
+          <w:sz w:val="24"/>
+          <w:szCs w:val="24"/>
+        </w:rPr>
+        <w:lastRenderedPageBreak/>
+        <w:t>особено подходящ за анализ на големи обеми от таблични данни. Поради тези характеристики DataFrame е основна и незаменима структура при работа с Pandas.</w:t>
       </w:r>
     </w:p>
     <w:p>
@@ -7235,7 +7823,7 @@
         </w:rPr>
       </w:pPr>
       <w:bookmarkStart w:id="53" w:name="_Toc220166432"/>
-      <w:bookmarkStart w:id="54" w:name="_Toc220489036"/>
+      <w:bookmarkStart w:id="54" w:name="_Toc225934712"/>
       <w:r>
         <w:rPr>
           <w:rFonts w:ascii="Cambria" w:hAnsi="Cambria"/>
@@ -7275,16 +7863,7 @@
           <w:sz w:val="24"/>
           <w:szCs w:val="24"/>
         </w:rPr>
-        <w:t xml:space="preserve">Обработката на данни е една от най-важните и задължителни стъпки при анализа на информацията, тъй като от нейното качество зависи точността на крайните резултати. Pandas предоставя богат набор от функции и методи, които улесняват този процес и позволяват ефективна работа с таблични данни. Чрез библиотеката могат да се откриват и премахват липсващи или некоректни стойности, които биха могли да изкривят анализа. Данните могат да бъдат филтрирани по определени условия, като например по стойности, диапазони или категории. Това позволява избор само на релевантната информация, която е необходима за конкретния анализ. Pandas улеснява и групирането </w:t>
-      </w:r>
-      <w:r>
-        <w:rPr>
-          <w:rFonts w:ascii="Times New Roman" w:hAnsi="Times New Roman" w:cs="Times New Roman"/>
-          <w:sz w:val="24"/>
-          <w:szCs w:val="24"/>
-        </w:rPr>
-        <w:lastRenderedPageBreak/>
-        <w:t>на данни по различни признаци, което позволява извършване на по-задълбочени изчисления. Обработката на данни спомага за получаване на по-точни и надеждни резултати. Филтрирането подобрява качеството на анализа, като елиминира ненужната информация. Чрез тези операции данните се подготвят за последваща визуализация и интерпретация. Обработката е необходима предпоставка за коректен анализ на данни. Pandas прави този процес ясен, структуриран и ефективен.</w:t>
+        <w:t>Обработката на данни е една от най-важните и задължителни стъпки при анализа на информацията, тъй като от нейното качество зависи точността на крайните резултати. Pandas предоставя богат набор от функции и методи, които улесняват този процес и позволяват ефективна работа с таблични данни. Чрез библиотеката могат да се откриват и премахват липсващи или некоректни стойности, които биха могли да изкривят анализа. Данните могат да бъдат филтрирани по определени условия, като например по стойности, диапазони или категории. Това позволява избор само на релевантната информация, която е необходима за конкретния анализ. Pandas улеснява и групирането на данни по различни признаци, което позволява извършване на по-задълбочени изчисления. Обработката на данни спомага за получаване на по-точни и надеждни резултати. Филтрирането подобрява качеството на анализа, като елиминира ненужната информация. Чрез тези операции данните се подготвят за последваща визуализация и интерпретация. Обработката е необходима предпоставка за коректен анализ на данни. Pandas прави този процес ясен, структуриран и ефективен.</w:t>
       </w:r>
     </w:p>
     <w:p>
@@ -7309,7 +7888,7 @@
         </w:rPr>
       </w:pPr>
       <w:bookmarkStart w:id="55" w:name="_Toc220166433"/>
-      <w:bookmarkStart w:id="56" w:name="_Toc220489037"/>
+      <w:bookmarkStart w:id="56" w:name="_Toc225934713"/>
       <w:r>
         <w:rPr>
           <w:rFonts w:ascii="Cambria" w:hAnsi="Cambria"/>
@@ -7375,7 +7954,7 @@
         </w:rPr>
       </w:pPr>
       <w:bookmarkStart w:id="57" w:name="_Toc220166434"/>
-      <w:bookmarkStart w:id="58" w:name="_Toc220489038"/>
+      <w:bookmarkStart w:id="58" w:name="_Toc225934714"/>
       <w:r>
         <w:rPr>
           <w:rFonts w:ascii="Cambria" w:hAnsi="Cambria"/>
@@ -7427,7 +8006,16 @@
           <w:sz w:val="24"/>
           <w:szCs w:val="24"/>
         </w:rPr>
-        <w:t>Pandas се използва като основен инструмент за работа с таблични данни, като осигурява всички необходими средства за тяхното зареждане, обработка и анализ. Чрез библиотеката се извършва организиране на информацията в структуриран и удобен за работа вид. Pandas позволява данните да бъдат подредени в таблици, които улесняват анализа и последващата визуализация. Библиотеката подпомага извършването на различни операции като филтриране, сортиране и групиране на данни. Чрез тези операции информацията се подготвя за по-детайлен анализ. Pandas осигурява логическа и последователна структура на данните, което улеснява работата с тях. Това позволява по-ясно представяне на резултатите. Библиотеката спомага за получаване на коректни и надеждни резултати. Работата с Pandas повишава ефективността и точността на анализа. Тя е основен и незаменим инструмент при анализа на данни.</w:t>
+        <w:t xml:space="preserve">Pandas се използва като основен инструмент за работа с таблични данни, като осигурява всички необходими средства за тяхното зареждане, обработка и анализ. Чрез библиотеката се извършва организиране на информацията в структуриран и удобен за работа вид. Pandas позволява данните да бъдат подредени в таблици, които улесняват анализа и последващата визуализация. Библиотеката подпомага извършването на различни операции като филтриране, сортиране и групиране на данни. Чрез тези операции информацията се подготвя за по-детайлен анализ. Pandas осигурява логическа </w:t>
+      </w:r>
+      <w:r>
+        <w:rPr>
+          <w:rFonts w:ascii="Times New Roman" w:hAnsi="Times New Roman" w:cs="Times New Roman"/>
+          <w:sz w:val="24"/>
+          <w:szCs w:val="24"/>
+        </w:rPr>
+        <w:lastRenderedPageBreak/>
+        <w:t>и последователна структура на данните, което улеснява работата с тях. Това позволява по-ясно представяне на резултатите. Библиотеката спомага за получаване на коректни и надеждни резултати. Работата с Pandas повишава ефективността и точността на анализа. Тя е основен и незаменим инструмент при анализа на данни.</w:t>
       </w:r>
     </w:p>
     <w:p>
@@ -7457,7 +8045,7 @@
         </w:rPr>
       </w:pPr>
       <w:bookmarkStart w:id="59" w:name="_Toc220166435"/>
-      <w:bookmarkStart w:id="60" w:name="_Toc220489039"/>
+      <w:bookmarkStart w:id="60" w:name="_Toc225934715"/>
       <w:r>
         <w:rPr>
           <w:rFonts w:ascii="Cambria" w:hAnsi="Cambria"/>
@@ -7484,15 +8072,7 @@
           <w:rFonts w:ascii="Times New Roman" w:hAnsi="Times New Roman" w:cs="Times New Roman"/>
           <w:sz w:val="24"/>
         </w:rPr>
-        <w:t xml:space="preserve">Pandas предоставя удобни и ефективни функции за зареждане на данни от CSV и Excel файлове, които са сред най-често използваните формати за съхранение на таблична информация. Тези формати са широко разпространени поради своята простота и съвместимост с различни софтуерни продукти. Зареждането на файлове с Pandas става бързо и лесно чрез специализирани функции. Библиотеката автоматично разпознава структурата на данните, включително редове, колони и типове стойности. Това </w:t>
-      </w:r>
-      <w:r>
-        <w:rPr>
-          <w:rFonts w:ascii="Times New Roman" w:hAnsi="Times New Roman" w:cs="Times New Roman"/>
-          <w:sz w:val="24"/>
-        </w:rPr>
-        <w:lastRenderedPageBreak/>
-        <w:t>значително улеснява последващата обработка и анализ на информацията. Файловете могат да съдържат голям обем от данни, които Pandas обработва ефективно. Данните могат да бъдат използвани директно след зареждането им. Не е необходима сложна предварителна обработка. Зареждането на файлове е първата и една от най-важните стъпки при анализа на реални данни. Това прави Pandas изключително удобен и практичен инструмент за работа с таблична информация.</w:t>
+        <w:t>Pandas предоставя удобни и ефективни функции за зареждане на данни от CSV и Excel файлове, които са сред най-често използваните формати за съхранение на таблична информация. Тези формати са широко разпространени поради своята простота и съвместимост с различни софтуерни продукти. Зареждането на файлове с Pandas става бързо и лесно чрез специализирани функции. Библиотеката автоматично разпознава структурата на данните, включително редове, колони и типове стойности. Това значително улеснява последващата обработка и анализ на информацията. Файловете могат да съдържат голям обем от данни, които Pandas обработва ефективно. Данните могат да бъдат използвани директно след зареждането им. Не е необходима сложна предварителна обработка. Зареждането на файлове е първата и една от най-важните стъпки при анализа на реални данни. Това прави Pandas изключително удобен и практичен инструмент за работа с таблична информация.</w:t>
       </w:r>
     </w:p>
     <w:p/>
@@ -7509,7 +8089,7 @@
         </w:rPr>
       </w:pPr>
       <w:bookmarkStart w:id="61" w:name="_Toc220166436"/>
-      <w:bookmarkStart w:id="62" w:name="_Toc220489040"/>
+      <w:bookmarkStart w:id="62" w:name="_Toc225934716"/>
       <w:r>
         <w:rPr>
           <w:rFonts w:ascii="Cambria" w:hAnsi="Cambria"/>
@@ -7603,7 +8183,7 @@
       </w:pPr>
       <w:bookmarkStart w:id="63" w:name="_Toc220166437"/>
       <w:bookmarkStart w:id="64" w:name="_Hlk220169195"/>
-      <w:bookmarkStart w:id="65" w:name="_Toc220489041"/>
+      <w:bookmarkStart w:id="65" w:name="_Toc225934717"/>
       <w:r>
         <w:rPr>
           <w:rFonts w:ascii="Cambria" w:hAnsi="Cambria"/>
@@ -7631,7 +8211,7 @@
         </w:rPr>
       </w:pPr>
       <w:bookmarkStart w:id="66" w:name="_Toc220166438"/>
-      <w:bookmarkStart w:id="67" w:name="_Toc220489042"/>
+      <w:bookmarkStart w:id="67" w:name="_Toc225934718"/>
       <w:r>
         <w:rPr>
           <w:rFonts w:ascii="Cambria" w:hAnsi="Cambria" w:cs="Times New Roman"/>
@@ -7672,7 +8252,16 @@
           <w:sz w:val="24"/>
           <w:szCs w:val="24"/>
         </w:rPr>
-        <w:t>Matplotlib е външна библиотека на програмния език Python с отворен код, предназначена за създаване на статични графики и различни видове диаграми с цел визуализация на данни. Тя предоставя възможност за представяне на числова информация чрез разнообразни графични елементи като линии, стълбове, точки и сектори, което улеснява разбирането на сложни набори от данни. Чрез използването на Matplotlib информацията може да бъде представена по ясен, структуриран и нагледен начин. Библиотеката предлага богат набор от функции за настройка на външния вид на графиките, като добавяне на заглавия, надписи на осите, легенди, мрежи и избор на цветове. Тези възможности позволяват създаване на визуализации, които са не само информати</w:t>
+        <w:t xml:space="preserve">Matplotlib е външна библиотека на програмния език Python с отворен код, предназначена за създаване на статични графики и различни видове диаграми с цел визуализация на данни. Тя предоставя възможност за представяне на числова информация чрез разнообразни графични елементи като линии, стълбове, точки и сектори, което улеснява разбирането на сложни набори от данни. Чрез използването на Matplotlib информацията може да бъде представена по ясен, структуриран и нагледен начин. Библиотеката </w:t>
+      </w:r>
+      <w:r>
+        <w:rPr>
+          <w:rFonts w:ascii="Times New Roman" w:hAnsi="Times New Roman" w:cs="Times New Roman"/>
+          <w:sz w:val="24"/>
+          <w:szCs w:val="24"/>
+        </w:rPr>
+        <w:lastRenderedPageBreak/>
+        <w:t>предлага богат набор от функции за настройка на външния вид на графиките, като добавяне на заглавия, надписи на осите, легенди, мрежи и избор на цветове. Тези възможности позволяват създаване на визуализации, които са не само информати</w:t>
       </w:r>
       <w:r>
         <w:rPr>
@@ -7713,7 +8302,7 @@
         </w:rPr>
       </w:pPr>
       <w:bookmarkStart w:id="68" w:name="_Toc220166439"/>
-      <w:bookmarkStart w:id="69" w:name="_Toc220489043"/>
+      <w:bookmarkStart w:id="69" w:name="_Toc225934719"/>
       <w:r>
         <w:rPr>
           <w:rFonts w:ascii="Cambria" w:hAnsi="Cambria" w:cs="Times New Roman"/>
@@ -7722,6 +8311,420 @@
           <w:color w:val="auto"/>
           <w:sz w:val="28"/>
           <w:szCs w:val="28"/>
+        </w:rPr>
+        <w:t>6</w:t>
+      </w:r>
+      <w:r>
+        <w:rPr>
+          <w:rFonts w:ascii="Cambria" w:hAnsi="Cambria" w:cs="Times New Roman"/>
+          <w:b/>
+          <w:bCs/>
+          <w:color w:val="auto"/>
+          <w:sz w:val="28"/>
+          <w:szCs w:val="28"/>
+        </w:rPr>
+        <w:t>.2</w:t>
+      </w:r>
+      <w:r>
+        <w:rPr>
+          <w:rFonts w:ascii="Cambria" w:hAnsi="Cambria" w:cs="Times New Roman"/>
+          <w:b/>
+          <w:bCs/>
+          <w:color w:val="auto"/>
+          <w:sz w:val="28"/>
+          <w:szCs w:val="28"/>
+        </w:rPr>
+        <w:t>. Основни видове диаграми</w:t>
+      </w:r>
+      <w:bookmarkEnd w:id="68"/>
+      <w:bookmarkEnd w:id="69"/>
+    </w:p>
+    <w:p>
+      <w:pPr>
+        <w:jc w:val="both"/>
+        <w:rPr>
+          <w:rFonts w:ascii="Times New Roman" w:hAnsi="Times New Roman" w:cs="Times New Roman"/>
+          <w:sz w:val="24"/>
+          <w:szCs w:val="24"/>
+        </w:rPr>
+      </w:pPr>
+      <w:r>
+        <w:rPr>
+          <w:rFonts w:ascii="Times New Roman" w:hAnsi="Times New Roman" w:cs="Times New Roman"/>
+          <w:sz w:val="24"/>
+          <w:szCs w:val="24"/>
+        </w:rPr>
+        <w:t>Matplotlib поддържа голямо разнообразие от видове диаграми, които се използват в зависимост от целта на анализа и характера на данните. Всеки тип диаграма е създаден с определено предназначение и е подходящ за представяне на конкретен вид информация. Правилният избор на диаграма е от съществено значение за коректното и ясно представяне на данните. Чрез използването на подходящ тип визуализация могат ефективно да се сравняват стойности, категории и групи от данни. Диаграмите позволяват бързо откриване на тенденции, закономерности и зависимости, които биха били трудни за забелязване при таблично представяне на информацията. Matplotlib предоставя възможност за лесно и гъвкаво създаване на различни визуализации, което улеснява анализа на данни. Различните типове диаграми подпомагат разбирането на информацията и правят резултатите по-нагледни. Визуализациите улесняват интерпретацията на резултатите и подпомагат вземането на обосновани изводи. Добре подбраната диаграма подобрява възприемането на данните и намалява вероятността от неправилно тълкуване. Основните видове диаграми, предлагани от Matplotlib, са широко използвани в практиката в области като образование, анализ на данни и научни изследвания. Благодарение на тази гъвкавост Matplotlib е предпочитан инструмент за визуализация на информацията.</w:t>
+      </w:r>
+    </w:p>
+    <w:p>
+      <w:pPr>
+        <w:rPr>
+          <w:rFonts w:ascii="Times New Roman" w:hAnsi="Times New Roman" w:cs="Times New Roman"/>
+          <w:sz w:val="24"/>
+          <w:szCs w:val="24"/>
+        </w:rPr>
+      </w:pPr>
+    </w:p>
+    <w:p>
+      <w:pPr>
+        <w:pStyle w:val="Heading2"/>
+        <w:rPr>
+          <w:rFonts w:ascii="Cambria" w:hAnsi="Cambria" w:cs="Times New Roman"/>
+          <w:b/>
+          <w:bCs/>
+          <w:color w:val="auto"/>
+          <w:sz w:val="28"/>
+          <w:szCs w:val="28"/>
+        </w:rPr>
+      </w:pPr>
+      <w:bookmarkStart w:id="70" w:name="_Toc220166440"/>
+      <w:bookmarkStart w:id="71" w:name="_Toc225934720"/>
+      <w:r>
+        <w:rPr>
+          <w:rFonts w:ascii="Cambria" w:hAnsi="Cambria" w:cs="Times New Roman"/>
+          <w:b/>
+          <w:bCs/>
+          <w:color w:val="auto"/>
+          <w:sz w:val="28"/>
+          <w:szCs w:val="28"/>
+        </w:rPr>
+        <w:t>6</w:t>
+      </w:r>
+      <w:r>
+        <w:rPr>
+          <w:rFonts w:ascii="Cambria" w:hAnsi="Cambria" w:cs="Times New Roman"/>
+          <w:b/>
+          <w:bCs/>
+          <w:color w:val="auto"/>
+          <w:sz w:val="28"/>
+          <w:szCs w:val="28"/>
+        </w:rPr>
+        <w:t>.2</w:t>
+      </w:r>
+      <w:r>
+        <w:rPr>
+          <w:rFonts w:ascii="Cambria" w:hAnsi="Cambria" w:cs="Times New Roman"/>
+          <w:b/>
+          <w:bCs/>
+          <w:color w:val="auto"/>
+          <w:sz w:val="28"/>
+          <w:szCs w:val="28"/>
+        </w:rPr>
+        <w:t>.1. Линейни диаграми</w:t>
+      </w:r>
+      <w:bookmarkEnd w:id="70"/>
+      <w:bookmarkEnd w:id="71"/>
+    </w:p>
+    <w:p>
+      <w:pPr>
+        <w:rPr>
+          <w:rFonts w:ascii="Times New Roman" w:hAnsi="Times New Roman" w:cs="Times New Roman"/>
+          <w:sz w:val="24"/>
+          <w:szCs w:val="24"/>
+        </w:rPr>
+      </w:pPr>
+      <w:r>
+        <w:rPr>
+          <w:rFonts w:ascii="Times New Roman" w:hAnsi="Times New Roman" w:cs="Times New Roman"/>
+          <w:sz w:val="24"/>
+          <w:szCs w:val="24"/>
+        </w:rPr>
+        <w:t>Линейните диаграми се използват за представяне на промените на дадена величина във времето или спрямо друга непрекъсната променлива. Те показват връзката между две променливи чрез линия, която свързва последователните стойности на данните. Този тип диаграма е особено подходящ за анализ на тенденции и развитие на процеси във времето. Линейните диаграми позволяват лесно проследяване на нараствания, спадове и колебания в стойностите. Те са широко използвани при работа с времеви редове, като например метеорологични данни, продажби или статистически измервания. Чрез линейните диаграми могат да се сравняват стойности в различни моменти от време. Те предоставят ясна и последователна визуална представа за развитието на данните. Matplotlib позволява лесно и бързо създаване на линейни диаграми чрез подходящи функции. Добавянето на заглавие, надписи на осите и легенда значително подобрява четимостта и разбирането на графиката. Поради тези характеристики линейните диаграми са основен и широко използван инструмент за визуализация на данни.</w:t>
+      </w:r>
+    </w:p>
+    <w:p>
+      <w:pPr>
+        <w:rPr>
+          <w:rFonts w:ascii="Times New Roman" w:hAnsi="Times New Roman" w:cs="Times New Roman"/>
+          <w:sz w:val="24"/>
+          <w:szCs w:val="24"/>
+        </w:rPr>
+      </w:pPr>
+    </w:p>
+    <w:p>
+      <w:pPr>
+        <w:pStyle w:val="Heading2"/>
+        <w:rPr>
+          <w:rFonts w:ascii="Cambria" w:hAnsi="Cambria" w:cs="Times New Roman"/>
+          <w:b/>
+          <w:bCs/>
+          <w:color w:val="auto"/>
+          <w:sz w:val="28"/>
+          <w:szCs w:val="28"/>
+        </w:rPr>
+      </w:pPr>
+      <w:r>
+        <w:rPr>
+          <w:rFonts w:ascii="Cambria" w:hAnsi="Cambria" w:cs="Times New Roman"/>
+          <w:b/>
+          <w:bCs/>
+          <w:color w:val="auto"/>
+          <w:sz w:val="28"/>
+          <w:szCs w:val="28"/>
+        </w:rPr>
+        <w:t xml:space="preserve">   </w:t>
+      </w:r>
+      <w:bookmarkStart w:id="72" w:name="_Toc220166441"/>
+      <w:bookmarkStart w:id="73" w:name="_Toc225934721"/>
+      <w:r>
+        <w:rPr>
+          <w:rFonts w:ascii="Cambria" w:hAnsi="Cambria" w:cs="Times New Roman"/>
+          <w:b/>
+          <w:bCs/>
+          <w:color w:val="auto"/>
+          <w:sz w:val="28"/>
+          <w:szCs w:val="28"/>
+        </w:rPr>
+        <w:t>6</w:t>
+      </w:r>
+      <w:r>
+        <w:rPr>
+          <w:rFonts w:ascii="Cambria" w:hAnsi="Cambria" w:cs="Times New Roman"/>
+          <w:b/>
+          <w:bCs/>
+          <w:color w:val="auto"/>
+          <w:sz w:val="28"/>
+          <w:szCs w:val="28"/>
+        </w:rPr>
+        <w:t>.2</w:t>
+      </w:r>
+      <w:r>
+        <w:rPr>
+          <w:rFonts w:ascii="Cambria" w:hAnsi="Cambria" w:cs="Times New Roman"/>
+          <w:b/>
+          <w:bCs/>
+          <w:color w:val="auto"/>
+          <w:sz w:val="28"/>
+          <w:szCs w:val="28"/>
+        </w:rPr>
+        <w:t>.2. Стълбовидни диаграми</w:t>
+      </w:r>
+      <w:bookmarkEnd w:id="72"/>
+      <w:bookmarkEnd w:id="73"/>
+    </w:p>
+    <w:p>
+      <w:pPr>
+        <w:rPr>
+          <w:rFonts w:ascii="Times New Roman" w:hAnsi="Times New Roman" w:cs="Times New Roman"/>
+          <w:sz w:val="24"/>
+          <w:szCs w:val="24"/>
+        </w:rPr>
+      </w:pPr>
+      <w:r>
+        <w:rPr>
+          <w:rFonts w:ascii="Times New Roman" w:hAnsi="Times New Roman" w:cs="Times New Roman"/>
+          <w:sz w:val="24"/>
+          <w:szCs w:val="24"/>
+        </w:rPr>
+        <w:t>Стълбовидните диаграми се използват за сравнение между различни категории, групи или отделни стойности в даден набор от данни. Те представят информацията чрез вертикални или хоризонтални стълбове, като височината или дължината на всеки стълб съответства на конкретна стойност. Всеки стълб представлява определена категория или показател, което прави този тип диаграма лесен за възприемане. Стълбовидните диаграми позволяват бързо и ясно откриване на разлики между стойностите. Те са особено подходящи за работа с дискретни данни и сравнителен анализ. Често се използват при сравнение на резултати, количества или групи от данни. Визуалното представяне е ясно, подредено и прегледно. Matplotlib позволява настройка на размера, цвета и подредбата на стълбовете. Това допринася за по-добро възприемане на информацията. Поради своята нагледност стълбовидните диаграми са широко използвани в анализа и представянето на данни.</w:t>
+      </w:r>
+    </w:p>
+    <w:p>
+      <w:pPr>
+        <w:rPr>
+          <w:rFonts w:ascii="Times New Roman" w:hAnsi="Times New Roman" w:cs="Times New Roman"/>
+          <w:sz w:val="24"/>
+          <w:szCs w:val="24"/>
+        </w:rPr>
+      </w:pPr>
+    </w:p>
+    <w:p>
+      <w:pPr>
+        <w:pStyle w:val="Heading2"/>
+        <w:rPr>
+          <w:rFonts w:ascii="Cambria" w:hAnsi="Cambria" w:cs="Times New Roman"/>
+          <w:b/>
+          <w:bCs/>
+          <w:color w:val="auto"/>
+          <w:sz w:val="28"/>
+          <w:szCs w:val="28"/>
+        </w:rPr>
+      </w:pPr>
+      <w:r>
+        <w:rPr>
+          <w:rFonts w:ascii="Cambria" w:hAnsi="Cambria" w:cs="Times New Roman"/>
+          <w:b/>
+          <w:bCs/>
+          <w:color w:val="auto"/>
+          <w:sz w:val="28"/>
+          <w:szCs w:val="28"/>
+        </w:rPr>
+        <w:t xml:space="preserve">   </w:t>
+      </w:r>
+      <w:bookmarkStart w:id="74" w:name="_Toc220166442"/>
+      <w:bookmarkStart w:id="75" w:name="_Toc225934722"/>
+      <w:r>
+        <w:rPr>
+          <w:rFonts w:ascii="Cambria" w:hAnsi="Cambria" w:cs="Times New Roman"/>
+          <w:b/>
+          <w:bCs/>
+          <w:color w:val="auto"/>
+          <w:sz w:val="28"/>
+          <w:szCs w:val="28"/>
+        </w:rPr>
+        <w:t>6</w:t>
+      </w:r>
+      <w:r>
+        <w:rPr>
+          <w:rFonts w:ascii="Cambria" w:hAnsi="Cambria" w:cs="Times New Roman"/>
+          <w:b/>
+          <w:bCs/>
+          <w:color w:val="auto"/>
+          <w:sz w:val="28"/>
+          <w:szCs w:val="28"/>
+        </w:rPr>
+        <w:t>.2</w:t>
+      </w:r>
+      <w:r>
+        <w:rPr>
+          <w:rFonts w:ascii="Cambria" w:hAnsi="Cambria" w:cs="Times New Roman"/>
+          <w:b/>
+          <w:bCs/>
+          <w:color w:val="auto"/>
+          <w:sz w:val="28"/>
+          <w:szCs w:val="28"/>
+        </w:rPr>
+        <w:t>.3. Кръгови диаграми</w:t>
+      </w:r>
+      <w:bookmarkEnd w:id="74"/>
+      <w:bookmarkEnd w:id="75"/>
+    </w:p>
+    <w:p>
+      <w:pPr>
+        <w:rPr>
+          <w:rFonts w:ascii="Times New Roman" w:hAnsi="Times New Roman" w:cs="Times New Roman"/>
+          <w:sz w:val="24"/>
+          <w:szCs w:val="24"/>
+        </w:rPr>
+      </w:pPr>
+      <w:r>
+        <w:rPr>
+          <w:rFonts w:ascii="Times New Roman" w:hAnsi="Times New Roman" w:cs="Times New Roman"/>
+          <w:sz w:val="24"/>
+          <w:szCs w:val="24"/>
+        </w:rPr>
+        <w:t>Кръговите диаграми се използват за представяне на процентното или относително разпределение на дадена величина спрямо цялото. Те показват как отделните части напълно или частично формират общия резултат. Всяка категория се представя като сектор от кръга, чиято големина е пропорционална на нейния дял. Кръговите диаграми са особено подходящи за анализ на относителни стойности и съотношения между различни категории. Те позволяват бързо визуално сравнение между отделните дялове. Представянето е интуитивно и лесно за разбиране, дори за потребители без задълбочени технически познания. Кръговите диаграми често се използват при анализ на разпределения, проценти и структури. Matplotlib позволява създаване на такива диаграми с малко количество код. Добавянето на етикети и проценти улеснява интерпретацията на резултатите. Кръговите диаграми са полезен и широко използван визуален инструмент.</w:t>
+      </w:r>
+    </w:p>
+    <w:p>
+      <w:pPr>
+        <w:rPr>
+          <w:rFonts w:ascii="Times New Roman" w:hAnsi="Times New Roman" w:cs="Times New Roman"/>
+          <w:sz w:val="24"/>
+          <w:szCs w:val="24"/>
+        </w:rPr>
+      </w:pPr>
+    </w:p>
+    <w:p>
+      <w:pPr>
+        <w:pStyle w:val="Heading2"/>
+        <w:rPr>
+          <w:rFonts w:ascii="Cambria" w:hAnsi="Cambria" w:cs="Times New Roman"/>
+          <w:b/>
+          <w:bCs/>
+          <w:color w:val="auto"/>
+          <w:sz w:val="28"/>
+          <w:szCs w:val="22"/>
+        </w:rPr>
+      </w:pPr>
+      <w:r>
+        <w:rPr>
+          <w:rFonts w:ascii="Cambria" w:hAnsi="Cambria" w:cs="Times New Roman"/>
+          <w:b/>
+          <w:bCs/>
+          <w:color w:val="auto"/>
+          <w:sz w:val="28"/>
+          <w:szCs w:val="22"/>
+        </w:rPr>
+        <w:t xml:space="preserve">   </w:t>
+      </w:r>
+      <w:bookmarkStart w:id="76" w:name="_Toc220166443"/>
+      <w:bookmarkStart w:id="77" w:name="_Toc225934723"/>
+      <w:r>
+        <w:rPr>
+          <w:rFonts w:ascii="Cambria" w:hAnsi="Cambria" w:cs="Times New Roman"/>
+          <w:b/>
+          <w:bCs/>
+          <w:color w:val="auto"/>
+          <w:sz w:val="28"/>
+          <w:szCs w:val="22"/>
+        </w:rPr>
+        <w:t>6</w:t>
+      </w:r>
+      <w:r>
+        <w:rPr>
+          <w:rFonts w:ascii="Cambria" w:hAnsi="Cambria" w:cs="Times New Roman"/>
+          <w:b/>
+          <w:bCs/>
+          <w:color w:val="auto"/>
+          <w:sz w:val="28"/>
+          <w:szCs w:val="22"/>
+        </w:rPr>
+        <w:t>.2</w:t>
+      </w:r>
+      <w:r>
+        <w:rPr>
+          <w:rFonts w:ascii="Cambria" w:hAnsi="Cambria" w:cs="Times New Roman"/>
+          <w:b/>
+          <w:bCs/>
+          <w:color w:val="auto"/>
+          <w:sz w:val="28"/>
+          <w:szCs w:val="22"/>
+        </w:rPr>
+        <w:t>.4. Хистограми</w:t>
+      </w:r>
+      <w:bookmarkEnd w:id="76"/>
+      <w:bookmarkEnd w:id="77"/>
+    </w:p>
+    <w:p>
+      <w:pPr>
+        <w:rPr>
+          <w:rFonts w:ascii="Times New Roman" w:hAnsi="Times New Roman" w:cs="Times New Roman"/>
+          <w:sz w:val="24"/>
+          <w:szCs w:val="24"/>
+        </w:rPr>
+      </w:pPr>
+      <w:r>
+        <w:rPr>
+          <w:rFonts w:ascii="Times New Roman" w:hAnsi="Times New Roman" w:cs="Times New Roman"/>
+          <w:sz w:val="24"/>
+          <w:szCs w:val="24"/>
+        </w:rPr>
+        <w:t>Хистограмите се използват за представяне на разпределението на числови данни в даден набор. Те показват честотата на стойностите, групирани в определени интервали, наречени класове. Хистограмите са особено подходящи за анализ на големи обеми от числови данни. Чрез тях могат да се открият модели, концентрации и разпределение на стойностите. Хистограмите позволяват анализ на разсейването и отклоненията в данните. Те представят информацията чрез стълбове, но за разлика от стълбовидните диаграми, тук стълбовете представят интервали от стойности. Matplotlib предоставя удобни функции за създаване и настройка на хистограми. Изборът на броя и ширината на интервалите оказва влияние върху анализа. Хистограмите улесняват статистическата интерпретация на данните. Поради това те са важен инструмент при анализа на числови данни и разпределения.</w:t>
+      </w:r>
+    </w:p>
+    <w:p>
+      <w:pPr>
+        <w:rPr>
+          <w:rFonts w:ascii="Times New Roman" w:hAnsi="Times New Roman" w:cs="Times New Roman"/>
+          <w:sz w:val="24"/>
+          <w:szCs w:val="24"/>
+        </w:rPr>
+      </w:pPr>
+    </w:p>
+    <w:p>
+      <w:pPr>
+        <w:pStyle w:val="Heading2"/>
+        <w:rPr>
+          <w:rFonts w:ascii="Cambria" w:hAnsi="Cambria" w:cs="Times New Roman"/>
+          <w:b/>
+          <w:bCs/>
+          <w:color w:val="auto"/>
+          <w:sz w:val="28"/>
+          <w:szCs w:val="22"/>
+        </w:rPr>
+      </w:pPr>
+      <w:bookmarkStart w:id="78" w:name="_Toc220166444"/>
+      <w:bookmarkStart w:id="79" w:name="_Toc225934724"/>
+      <w:r>
+        <w:rPr>
+          <w:rFonts w:ascii="Cambria" w:hAnsi="Cambria" w:cs="Times New Roman"/>
+          <w:b/>
+          <w:bCs/>
+          <w:color w:val="auto"/>
+          <w:sz w:val="28"/>
+          <w:szCs w:val="22"/>
         </w:rPr>
         <w:lastRenderedPageBreak/>
         <w:t>6</w:t>
@@ -7733,429 +8736,6 @@
           <w:bCs/>
           <w:color w:val="auto"/>
           <w:sz w:val="28"/>
-          <w:szCs w:val="28"/>
-        </w:rPr>
-        <w:t>.2</w:t>
-      </w:r>
-      <w:r>
-        <w:rPr>
-          <w:rFonts w:ascii="Cambria" w:hAnsi="Cambria" w:cs="Times New Roman"/>
-          <w:b/>
-          <w:bCs/>
-          <w:color w:val="auto"/>
-          <w:sz w:val="28"/>
-          <w:szCs w:val="28"/>
-        </w:rPr>
-        <w:t>. Основни видове диаграми</w:t>
-      </w:r>
-      <w:bookmarkEnd w:id="68"/>
-      <w:bookmarkEnd w:id="69"/>
-    </w:p>
-    <w:p>
-      <w:pPr>
-        <w:jc w:val="both"/>
-        <w:rPr>
-          <w:rFonts w:ascii="Times New Roman" w:hAnsi="Times New Roman" w:cs="Times New Roman"/>
-          <w:sz w:val="24"/>
-          <w:szCs w:val="24"/>
-        </w:rPr>
-      </w:pPr>
-      <w:r>
-        <w:rPr>
-          <w:rFonts w:ascii="Times New Roman" w:hAnsi="Times New Roman" w:cs="Times New Roman"/>
-          <w:sz w:val="24"/>
-          <w:szCs w:val="24"/>
-        </w:rPr>
-        <w:t>Matplotlib поддържа голямо разнообразие от видове диаграми, които се използват в зависимост от целта на анализа и характера на данните. Всеки тип диаграма е създаден с определено предназначение и е подходящ за представяне на конкретен вид информация. Правилният избор на диаграма е от съществено значение за коректното и ясно представяне на данните. Чрез използването на подходящ тип визуализация могат ефективно да се сравняват стойности, категории и групи от данни. Диаграмите позволяват бързо откриване на тенденции, закономерности и зависимости, които биха били трудни за забелязване при таблично представяне на информацията. Matplotlib предоставя възможност за лесно и гъвкаво създаване на различни визуализации, което улеснява анализа на данни. Различните типове диаграми подпомагат разбирането на информацията и правят резултатите по-нагледни. Визуализациите улесняват интерпретацията на резултатите и подпомагат вземането на обосновани изводи. Добре подбраната диаграма подобрява възприемането на данните и намалява вероятността от неправилно тълкуване. Основните видове диаграми, предлагани от Matplotlib, са широко използвани в практиката в области като образование, анализ на данни и научни изследвания. Благодарение на тази гъвкавост Matplotlib е предпочитан инструмент за визуализация на информацията.</w:t>
-      </w:r>
-    </w:p>
-    <w:p>
-      <w:pPr>
-        <w:rPr>
-          <w:rFonts w:ascii="Times New Roman" w:hAnsi="Times New Roman" w:cs="Times New Roman"/>
-          <w:sz w:val="24"/>
-          <w:szCs w:val="24"/>
-        </w:rPr>
-      </w:pPr>
-    </w:p>
-    <w:p>
-      <w:pPr>
-        <w:pStyle w:val="Heading2"/>
-        <w:rPr>
-          <w:rFonts w:ascii="Cambria" w:hAnsi="Cambria" w:cs="Times New Roman"/>
-          <w:b/>
-          <w:bCs/>
-          <w:color w:val="auto"/>
-          <w:sz w:val="28"/>
-          <w:szCs w:val="28"/>
-        </w:rPr>
-      </w:pPr>
-      <w:bookmarkStart w:id="70" w:name="_Toc220166440"/>
-      <w:bookmarkStart w:id="71" w:name="_Toc220489044"/>
-      <w:r>
-        <w:rPr>
-          <w:rFonts w:ascii="Cambria" w:hAnsi="Cambria" w:cs="Times New Roman"/>
-          <w:b/>
-          <w:bCs/>
-          <w:color w:val="auto"/>
-          <w:sz w:val="28"/>
-          <w:szCs w:val="28"/>
-        </w:rPr>
-        <w:t>6</w:t>
-      </w:r>
-      <w:r>
-        <w:rPr>
-          <w:rFonts w:ascii="Cambria" w:hAnsi="Cambria" w:cs="Times New Roman"/>
-          <w:b/>
-          <w:bCs/>
-          <w:color w:val="auto"/>
-          <w:sz w:val="28"/>
-          <w:szCs w:val="28"/>
-        </w:rPr>
-        <w:t>.2</w:t>
-      </w:r>
-      <w:r>
-        <w:rPr>
-          <w:rFonts w:ascii="Cambria" w:hAnsi="Cambria" w:cs="Times New Roman"/>
-          <w:b/>
-          <w:bCs/>
-          <w:color w:val="auto"/>
-          <w:sz w:val="28"/>
-          <w:szCs w:val="28"/>
-        </w:rPr>
-        <w:t>.1. Линейни диаграми</w:t>
-      </w:r>
-      <w:bookmarkEnd w:id="70"/>
-      <w:bookmarkEnd w:id="71"/>
-    </w:p>
-    <w:p>
-      <w:pPr>
-        <w:rPr>
-          <w:rFonts w:ascii="Times New Roman" w:hAnsi="Times New Roman" w:cs="Times New Roman"/>
-          <w:sz w:val="24"/>
-          <w:szCs w:val="24"/>
-        </w:rPr>
-      </w:pPr>
-      <w:r>
-        <w:rPr>
-          <w:rFonts w:ascii="Times New Roman" w:hAnsi="Times New Roman" w:cs="Times New Roman"/>
-          <w:sz w:val="24"/>
-          <w:szCs w:val="24"/>
-        </w:rPr>
-        <w:t>Линейните диаграми се използват за представяне на промените на дадена величина във времето или спрямо друга непрекъсната променлива. Те показват връзката между две променливи чрез линия, която свързва последователните стойности на данните. Този тип диаграма е особено подходящ за анализ на тенденции и развитие на процеси във времето. Линейните диаграми позволяват лесно проследяване на нараствания, спадове и колебания в стойностите. Те са широко използвани при работа с времеви редове, като например метеорологични данни, продажби или статистически измервания. Чрез линейните диаграми могат да се сравняват стойности в различни моменти от време. Те предоставят ясна и последователна визуална представа за развитието на данните. Matplotlib позволява лесно и бързо създаване на линейни диаграми чрез подходящи функции. Добавянето на заглавие, надписи на осите и легенда значително подобрява четимостта и разбирането на графиката. Поради тези характеристики линейните диаграми са основен и широко използван инструмент за визуализация на данни.</w:t>
-      </w:r>
-    </w:p>
-    <w:p>
-      <w:pPr>
-        <w:rPr>
-          <w:rFonts w:ascii="Times New Roman" w:hAnsi="Times New Roman" w:cs="Times New Roman"/>
-          <w:sz w:val="24"/>
-          <w:szCs w:val="24"/>
-        </w:rPr>
-      </w:pPr>
-    </w:p>
-    <w:p>
-      <w:pPr>
-        <w:pStyle w:val="Heading2"/>
-        <w:rPr>
-          <w:rFonts w:ascii="Cambria" w:hAnsi="Cambria" w:cs="Times New Roman"/>
-          <w:b/>
-          <w:bCs/>
-          <w:color w:val="auto"/>
-          <w:sz w:val="28"/>
-          <w:szCs w:val="28"/>
-        </w:rPr>
-      </w:pPr>
-      <w:r>
-        <w:rPr>
-          <w:rFonts w:ascii="Cambria" w:hAnsi="Cambria" w:cs="Times New Roman"/>
-          <w:b/>
-          <w:bCs/>
-          <w:color w:val="auto"/>
-          <w:sz w:val="28"/>
-          <w:szCs w:val="28"/>
-        </w:rPr>
-        <w:t xml:space="preserve">   </w:t>
-      </w:r>
-      <w:bookmarkStart w:id="72" w:name="_Toc220166441"/>
-      <w:bookmarkStart w:id="73" w:name="_Toc220489045"/>
-      <w:r>
-        <w:rPr>
-          <w:rFonts w:ascii="Cambria" w:hAnsi="Cambria" w:cs="Times New Roman"/>
-          <w:b/>
-          <w:bCs/>
-          <w:color w:val="auto"/>
-          <w:sz w:val="28"/>
-          <w:szCs w:val="28"/>
-        </w:rPr>
-        <w:t>6</w:t>
-      </w:r>
-      <w:r>
-        <w:rPr>
-          <w:rFonts w:ascii="Cambria" w:hAnsi="Cambria" w:cs="Times New Roman"/>
-          <w:b/>
-          <w:bCs/>
-          <w:color w:val="auto"/>
-          <w:sz w:val="28"/>
-          <w:szCs w:val="28"/>
-        </w:rPr>
-        <w:t>.2</w:t>
-      </w:r>
-      <w:r>
-        <w:rPr>
-          <w:rFonts w:ascii="Cambria" w:hAnsi="Cambria" w:cs="Times New Roman"/>
-          <w:b/>
-          <w:bCs/>
-          <w:color w:val="auto"/>
-          <w:sz w:val="28"/>
-          <w:szCs w:val="28"/>
-        </w:rPr>
-        <w:t>.2. Стълбовидни диаграми</w:t>
-      </w:r>
-      <w:bookmarkEnd w:id="72"/>
-      <w:bookmarkEnd w:id="73"/>
-    </w:p>
-    <w:p>
-      <w:pPr>
-        <w:rPr>
-          <w:rFonts w:ascii="Times New Roman" w:hAnsi="Times New Roman" w:cs="Times New Roman"/>
-          <w:sz w:val="24"/>
-          <w:szCs w:val="24"/>
-        </w:rPr>
-      </w:pPr>
-      <w:r>
-        <w:rPr>
-          <w:rFonts w:ascii="Times New Roman" w:hAnsi="Times New Roman" w:cs="Times New Roman"/>
-          <w:sz w:val="24"/>
-          <w:szCs w:val="24"/>
-        </w:rPr>
-        <w:t xml:space="preserve">Стълбовидните диаграми се използват за сравнение между различни категории, групи или отделни стойности в даден набор от данни. Те представят информацията чрез вертикални или хоризонтални стълбове, като височината или дължината на всеки стълб съответства на конкретна стойност. Всеки стълб представлява определена категория или показател, което прави този тип диаграма лесен за възприемане. Стълбовидните диаграми позволяват бързо и ясно откриване на разлики между стойностите. Те са особено подходящи за работа с дискретни данни и сравнителен анализ. Често се използват при сравнение на резултати, количества или групи от данни. Визуалното </w:t>
-      </w:r>
-      <w:r>
-        <w:rPr>
-          <w:rFonts w:ascii="Times New Roman" w:hAnsi="Times New Roman" w:cs="Times New Roman"/>
-          <w:sz w:val="24"/>
-          <w:szCs w:val="24"/>
-        </w:rPr>
-        <w:lastRenderedPageBreak/>
-        <w:t>представяне е ясно, подредено и прегледно. Matplotlib позволява настройка на размера, цвета и подредбата на стълбовете. Това допринася за по-добро възприемане на информацията. Поради своята нагледност стълбовидните диаграми са широко използвани в анализа и представянето на данни.</w:t>
-      </w:r>
-    </w:p>
-    <w:p>
-      <w:pPr>
-        <w:rPr>
-          <w:rFonts w:ascii="Times New Roman" w:hAnsi="Times New Roman" w:cs="Times New Roman"/>
-          <w:sz w:val="24"/>
-          <w:szCs w:val="24"/>
-        </w:rPr>
-      </w:pPr>
-    </w:p>
-    <w:p>
-      <w:pPr>
-        <w:pStyle w:val="Heading2"/>
-        <w:rPr>
-          <w:rFonts w:ascii="Cambria" w:hAnsi="Cambria" w:cs="Times New Roman"/>
-          <w:b/>
-          <w:bCs/>
-          <w:color w:val="auto"/>
-          <w:sz w:val="28"/>
-          <w:szCs w:val="28"/>
-        </w:rPr>
-      </w:pPr>
-      <w:r>
-        <w:rPr>
-          <w:rFonts w:ascii="Cambria" w:hAnsi="Cambria" w:cs="Times New Roman"/>
-          <w:b/>
-          <w:bCs/>
-          <w:color w:val="auto"/>
-          <w:sz w:val="28"/>
-          <w:szCs w:val="28"/>
-        </w:rPr>
-        <w:t xml:space="preserve">   </w:t>
-      </w:r>
-      <w:bookmarkStart w:id="74" w:name="_Toc220166442"/>
-      <w:bookmarkStart w:id="75" w:name="_Toc220489046"/>
-      <w:r>
-        <w:rPr>
-          <w:rFonts w:ascii="Cambria" w:hAnsi="Cambria" w:cs="Times New Roman"/>
-          <w:b/>
-          <w:bCs/>
-          <w:color w:val="auto"/>
-          <w:sz w:val="28"/>
-          <w:szCs w:val="28"/>
-        </w:rPr>
-        <w:t>6</w:t>
-      </w:r>
-      <w:r>
-        <w:rPr>
-          <w:rFonts w:ascii="Cambria" w:hAnsi="Cambria" w:cs="Times New Roman"/>
-          <w:b/>
-          <w:bCs/>
-          <w:color w:val="auto"/>
-          <w:sz w:val="28"/>
-          <w:szCs w:val="28"/>
-        </w:rPr>
-        <w:t>.2</w:t>
-      </w:r>
-      <w:r>
-        <w:rPr>
-          <w:rFonts w:ascii="Cambria" w:hAnsi="Cambria" w:cs="Times New Roman"/>
-          <w:b/>
-          <w:bCs/>
-          <w:color w:val="auto"/>
-          <w:sz w:val="28"/>
-          <w:szCs w:val="28"/>
-        </w:rPr>
-        <w:t>.3. Кръгови диаграми</w:t>
-      </w:r>
-      <w:bookmarkEnd w:id="74"/>
-      <w:bookmarkEnd w:id="75"/>
-    </w:p>
-    <w:p>
-      <w:pPr>
-        <w:rPr>
-          <w:rFonts w:ascii="Times New Roman" w:hAnsi="Times New Roman" w:cs="Times New Roman"/>
-          <w:sz w:val="24"/>
-          <w:szCs w:val="24"/>
-        </w:rPr>
-      </w:pPr>
-      <w:r>
-        <w:rPr>
-          <w:rFonts w:ascii="Times New Roman" w:hAnsi="Times New Roman" w:cs="Times New Roman"/>
-          <w:sz w:val="24"/>
-          <w:szCs w:val="24"/>
-        </w:rPr>
-        <w:t>Кръговите диаграми се използват за представяне на процентното или относително разпределение на дадена величина спрямо цялото. Те показват как отделните части напълно или частично формират общия резултат. Всяка категория се представя като сектор от кръга, чиято големина е пропорционална на нейния дял. Кръговите диаграми са особено подходящи за анализ на относителни стойности и съотношения между различни категории. Те позволяват бързо визуално сравнение между отделните дялове. Представянето е интуитивно и лесно за разбиране, дори за потребители без задълбочени технически познания. Кръговите диаграми често се използват при анализ на разпределения, проценти и структури. Matplotlib позволява създаване на такива диаграми с малко количество код. Добавянето на етикети и проценти улеснява интерпретацията на резултатите. Кръговите диаграми са полезен и широко използван визуален инструмент.</w:t>
-      </w:r>
-    </w:p>
-    <w:p>
-      <w:pPr>
-        <w:rPr>
-          <w:rFonts w:ascii="Times New Roman" w:hAnsi="Times New Roman" w:cs="Times New Roman"/>
-          <w:sz w:val="24"/>
-          <w:szCs w:val="24"/>
-        </w:rPr>
-      </w:pPr>
-    </w:p>
-    <w:p>
-      <w:pPr>
-        <w:pStyle w:val="Heading2"/>
-        <w:rPr>
-          <w:rFonts w:ascii="Cambria" w:hAnsi="Cambria" w:cs="Times New Roman"/>
-          <w:b/>
-          <w:bCs/>
-          <w:color w:val="auto"/>
-          <w:sz w:val="28"/>
-          <w:szCs w:val="22"/>
-        </w:rPr>
-      </w:pPr>
-      <w:r>
-        <w:rPr>
-          <w:rFonts w:ascii="Cambria" w:hAnsi="Cambria" w:cs="Times New Roman"/>
-          <w:b/>
-          <w:bCs/>
-          <w:color w:val="auto"/>
-          <w:sz w:val="28"/>
-          <w:szCs w:val="22"/>
-        </w:rPr>
-        <w:t xml:space="preserve">   </w:t>
-      </w:r>
-      <w:bookmarkStart w:id="76" w:name="_Toc220166443"/>
-      <w:bookmarkStart w:id="77" w:name="_Toc220489047"/>
-      <w:r>
-        <w:rPr>
-          <w:rFonts w:ascii="Cambria" w:hAnsi="Cambria" w:cs="Times New Roman"/>
-          <w:b/>
-          <w:bCs/>
-          <w:color w:val="auto"/>
-          <w:sz w:val="28"/>
-          <w:szCs w:val="22"/>
-        </w:rPr>
-        <w:t>6</w:t>
-      </w:r>
-      <w:r>
-        <w:rPr>
-          <w:rFonts w:ascii="Cambria" w:hAnsi="Cambria" w:cs="Times New Roman"/>
-          <w:b/>
-          <w:bCs/>
-          <w:color w:val="auto"/>
-          <w:sz w:val="28"/>
-          <w:szCs w:val="22"/>
-        </w:rPr>
-        <w:t>.2</w:t>
-      </w:r>
-      <w:r>
-        <w:rPr>
-          <w:rFonts w:ascii="Cambria" w:hAnsi="Cambria" w:cs="Times New Roman"/>
-          <w:b/>
-          <w:bCs/>
-          <w:color w:val="auto"/>
-          <w:sz w:val="28"/>
-          <w:szCs w:val="22"/>
-        </w:rPr>
-        <w:t>.4. Хистограми</w:t>
-      </w:r>
-      <w:bookmarkEnd w:id="76"/>
-      <w:bookmarkEnd w:id="77"/>
-    </w:p>
-    <w:p>
-      <w:pPr>
-        <w:rPr>
-          <w:rFonts w:ascii="Times New Roman" w:hAnsi="Times New Roman" w:cs="Times New Roman"/>
-          <w:sz w:val="24"/>
-          <w:szCs w:val="24"/>
-        </w:rPr>
-      </w:pPr>
-      <w:r>
-        <w:rPr>
-          <w:rFonts w:ascii="Times New Roman" w:hAnsi="Times New Roman" w:cs="Times New Roman"/>
-          <w:sz w:val="24"/>
-          <w:szCs w:val="24"/>
-        </w:rPr>
-        <w:t>Хистограмите се използват за представяне на разпределението на числови данни в даден набор. Те показват честотата на стойностите, групирани в определени интервали, наречени класове. Хистограмите са особено подходящи за анализ на големи обеми от числови данни. Чрез тях могат да се открият модели, концентрации и разпределение на стойностите. Хистограмите позволяват анализ на разсейването и отклоненията в данните. Те представят информацията чрез стълбове, но за разлика от стълбовидните диаграми, тук стълбовете представят интервали от стойности. Matplotlib предоставя удобни функции за създаване и настройка на хистограми. Изборът на броя и ширината на интервалите оказва влияние върху анализа. Хистограмите улесняват статистическата интерпретация на данните. Поради това те са важен инструмент при анализа на числови данни и разпределения.</w:t>
-      </w:r>
-    </w:p>
-    <w:p>
-      <w:pPr>
-        <w:rPr>
-          <w:rFonts w:ascii="Times New Roman" w:hAnsi="Times New Roman" w:cs="Times New Roman"/>
-          <w:sz w:val="24"/>
-          <w:szCs w:val="24"/>
-        </w:rPr>
-      </w:pPr>
-    </w:p>
-    <w:p>
-      <w:pPr>
-        <w:pStyle w:val="Heading2"/>
-        <w:rPr>
-          <w:rFonts w:ascii="Cambria" w:hAnsi="Cambria" w:cs="Times New Roman"/>
-          <w:b/>
-          <w:bCs/>
-          <w:color w:val="auto"/>
-          <w:sz w:val="28"/>
-          <w:szCs w:val="22"/>
-        </w:rPr>
-      </w:pPr>
-      <w:bookmarkStart w:id="78" w:name="_Toc220166444"/>
-      <w:bookmarkStart w:id="79" w:name="_Toc220489048"/>
-      <w:r>
-        <w:rPr>
-          <w:rFonts w:ascii="Cambria" w:hAnsi="Cambria" w:cs="Times New Roman"/>
-          <w:b/>
-          <w:bCs/>
-          <w:color w:val="auto"/>
-          <w:sz w:val="28"/>
-          <w:szCs w:val="22"/>
-        </w:rPr>
-        <w:t>6</w:t>
-      </w:r>
-      <w:r>
-        <w:rPr>
-          <w:rFonts w:ascii="Cambria" w:hAnsi="Cambria" w:cs="Times New Roman"/>
-          <w:b/>
-          <w:bCs/>
-          <w:color w:val="auto"/>
-          <w:sz w:val="28"/>
           <w:szCs w:val="22"/>
         </w:rPr>
         <w:t>.3</w:t>
@@ -8189,16 +8769,7 @@
           <w:sz w:val="24"/>
           <w:szCs w:val="24"/>
         </w:rPr>
-        <w:t xml:space="preserve">Matplotlib предоставя богати и разнообразни възможности за настройка и стилизиране на графиките, което позволява създаването на ясни, четими и добре структурирани визуализации на данни. Чрез добавяне на заглавия към графиките, надписи на осите и легенди може значително да се подобри разбираемостта на представената информация и да се избегнат неясноти или двусмислия при нейната интерпретация. Тези елементи дават контекст на данните и улесняват ориентацията на потребителя. Освен това библиотеката предоставя възможност за настройка на размерите на графиките, което позволява те да бъдат адаптирани към различни среди като уеб приложения, документи или презентации. Matplotlib позволява избор и промяна на цветове, стилове и дебелина на линиите, което </w:t>
-      </w:r>
-      <w:r>
-        <w:rPr>
-          <w:rFonts w:ascii="Times New Roman" w:hAnsi="Times New Roman" w:cs="Times New Roman"/>
-          <w:sz w:val="24"/>
-          <w:szCs w:val="24"/>
-        </w:rPr>
-        <w:lastRenderedPageBreak/>
-        <w:t>допринася за по-добро визуално въздействие и по-ясно разграничаване на отделните елементи в графиката. Възможността за контрол върху мащабите на осите позволява по-точно представяне на данните и подчертаване на важни зависимости и тенденции.</w:t>
+        <w:t>Matplotlib предоставя богати и разнообразни възможности за настройка и стилизиране на графиките, което позволява създаването на ясни, четими и добре структурирани визуализации на данни. Чрез добавяне на заглавия към графиките, надписи на осите и легенди може значително да се подобри разбираемостта на представената информация и да се избегнат неясноти или двусмислия при нейната интерпретация. Тези елементи дават контекст на данните и улесняват ориентацията на потребителя. Освен това библиотеката предоставя възможност за настройка на размерите на графиките, което позволява те да бъдат адаптирани към различни среди като уеб приложения, документи или презентации. Matplotlib позволява избор и промяна на цветове, стилове и дебелина на линиите, което допринася за по-добро визуално въздействие и по-ясно разграничаване на отделните елементи в графиката. Възможността за контрол върху мащабите на осите позволява по-точно представяне на данните и подчертаване на важни зависимости и тенденции.</w:t>
       </w:r>
     </w:p>
     <w:p>
@@ -8223,7 +8794,7 @@
         </w:rPr>
       </w:pPr>
       <w:bookmarkStart w:id="80" w:name="_Toc220166445"/>
-      <w:bookmarkStart w:id="81" w:name="_Toc220489049"/>
+      <w:bookmarkStart w:id="81" w:name="_Toc225934725"/>
       <w:r>
         <w:rPr>
           <w:rFonts w:ascii="Cambria" w:hAnsi="Cambria" w:cs="Times New Roman"/>
@@ -8300,7 +8871,7 @@
         </w:rPr>
       </w:pPr>
       <w:bookmarkStart w:id="82" w:name="_Toc220166446"/>
-      <w:bookmarkStart w:id="83" w:name="_Toc220489050"/>
+      <w:bookmarkStart w:id="83" w:name="_Toc225934726"/>
       <w:r>
         <w:rPr>
           <w:rFonts w:ascii="Cambria" w:hAnsi="Cambria" w:cs="Times New Roman"/>
@@ -8405,7 +8976,7 @@
         </w:rPr>
       </w:pPr>
       <w:bookmarkStart w:id="84" w:name="_Toc220166447"/>
-      <w:bookmarkStart w:id="85" w:name="_Toc220489051"/>
+      <w:bookmarkStart w:id="85" w:name="_Toc225934727"/>
       <w:r>
         <w:rPr>
           <w:rFonts w:ascii="Cambria" w:hAnsi="Cambria"/>
@@ -8415,6 +8986,7 @@
           <w:sz w:val="36"/>
           <w:szCs w:val="36"/>
         </w:rPr>
+        <w:lastRenderedPageBreak/>
         <w:t>Съвместна работа между Pandas и Matplotlib</w:t>
       </w:r>
       <w:bookmarkEnd w:id="84"/>
@@ -8433,7 +9005,7 @@
         </w:rPr>
       </w:pPr>
       <w:bookmarkStart w:id="86" w:name="_Toc220166448"/>
-      <w:bookmarkStart w:id="87" w:name="_Toc220489052"/>
+      <w:bookmarkStart w:id="87" w:name="_Toc225934728"/>
       <w:r>
         <w:rPr>
           <w:rFonts w:ascii="Cambria" w:hAnsi="Cambria"/>
@@ -8474,16 +9046,7 @@
           <w:sz w:val="24"/>
           <w:szCs w:val="24"/>
         </w:rPr>
-        <w:t xml:space="preserve">Анализът и визуализацията на данни са два неразделно свързани процеса при работата с информация. Анализът има за цел да обработи суровите данни и да извлече полезни стойности и зависимости. Той включва операции като филтриране, групиране и изчисляване на статистически показатели. Визуализацията представя резултатите от анализа по графичен начин. Тя прави информацията по-достъпна и лесна за разбиране. Без анализ визуализацията би била неточна и подвеждаща. Без визуализация анализът би бил труден за възприемане. Графичното представяне позволява бързо откриване на тенденции. То подпомага сравняването на стойности и категории. Визуализацията </w:t>
-      </w:r>
-      <w:r>
-        <w:rPr>
-          <w:rFonts w:ascii="Times New Roman" w:hAnsi="Times New Roman" w:cs="Times New Roman"/>
-          <w:sz w:val="24"/>
-          <w:szCs w:val="24"/>
-        </w:rPr>
-        <w:lastRenderedPageBreak/>
-        <w:t>улеснява комуникацията на резултатите. Анализът осигурява съдържанието, а визуализацията – формата. Двата процеса се допълват и зависят един от друг. Тяхната връзка е от съществено значение при работата с данни. Чрез нея информацията става по-ясна и полезна.</w:t>
+        <w:t>Анализът и визуализацията на данни са два неразделно свързани процеса при работата с информация. Анализът има за цел да обработи суровите данни и да извлече полезни стойности и зависимости. Той включва операции като филтриране, групиране и изчисляване на статистически показатели. Визуализацията представя резултатите от анализа по графичен начин. Тя прави информацията по-достъпна и лесна за разбиране. Без анализ визуализацията би била неточна и подвеждаща. Без визуализация анализът би бил труден за възприемане. Графичното представяне позволява бързо откриване на тенденции. То подпомага сравняването на стойности и категории. Визуализацията улеснява комуникацията на резултатите. Анализът осигурява съдържанието, а визуализацията – формата. Двата процеса се допълват и зависят един от друг. Тяхната връзка е от съществено значение при работата с данни. Чрез нея информацията става по-ясна и полезна.</w:t>
       </w:r>
     </w:p>
     <w:p>
@@ -8508,7 +9071,7 @@
         </w:rPr>
       </w:pPr>
       <w:bookmarkStart w:id="88" w:name="_Toc220166449"/>
-      <w:bookmarkStart w:id="89" w:name="_Toc220489053"/>
+      <w:bookmarkStart w:id="89" w:name="_Toc225934729"/>
       <w:r>
         <w:rPr>
           <w:rFonts w:ascii="Cambria" w:hAnsi="Cambria"/>
@@ -8574,7 +9137,7 @@
         </w:rPr>
       </w:pPr>
       <w:bookmarkStart w:id="90" w:name="_Toc220166450"/>
-      <w:bookmarkStart w:id="91" w:name="_Toc220489054"/>
+      <w:bookmarkStart w:id="91" w:name="_Toc225934730"/>
       <w:r>
         <w:rPr>
           <w:rFonts w:ascii="Cambria" w:hAnsi="Cambria"/>
@@ -8614,7 +9177,15 @@
           <w:rFonts w:ascii="Times New Roman" w:hAnsi="Times New Roman" w:cs="Times New Roman"/>
           <w:sz w:val="24"/>
         </w:rPr>
-        <w:t>След като данните бъдат подготвени, почистени и анализирани чрез библиотеката Pandas, следва важният етап на тяхното подаване към библиотеката Matplotlib с цел визуализация. На този етап информацията, съхранена в структурата DataFrame, се извлича под формата на отделни колони, редове или предварително изчислени обобщени стойности, които ще бъдат използвани за създаване на графики. Pandas предоставя удобен, структуриран и ясен начин за достъп до необходимите данни, което улеснява тяхното използване при визуализацията. Благодарение на това данните могат да бъдат подавани директно към функциите на Matplotlib без необходимост от допълнителна обработка. Matplotlib е напълно съвместима със структурите от данни на Pandas, което осигурява безпроблемна интеграция между двете библиотеки. По този начин не се налага допълнително преобразуване на информацията в други формати. Подаването на данните е бърз, логичен и последователен процес, който спестява време и намалява риска от грешки. Този етап осигурява плавен преход от анализа към визуализацията на данните. Информацията запазва своята точност, цялост и структура, което е от съществено значение за коректното представяне на резултатите. Подаването на данните към Matplotlib е ключов етап в процеса на визуализация, тъй като от него зависи качеството и надеждността на създадените графики. Правилното и прецизно подаване на данните гарантира ясна, точна и информативна визуализация на резултатите от анализа.</w:t>
+        <w:t xml:space="preserve">След като данните бъдат подготвени, почистени и анализирани чрез библиотеката Pandas, следва важният етап на тяхното подаване към библиотеката Matplotlib с цел визуализация. На този етап информацията, съхранена в структурата DataFrame, се извлича под формата на отделни колони, редове или предварително изчислени обобщени стойности, които ще бъдат използвани за създаване на графики. Pandas предоставя удобен, структуриран и ясен начин за достъп до необходимите данни, което улеснява тяхното използване при визуализацията. Благодарение на това данните могат да бъдат подавани директно към функциите на Matplotlib без необходимост от допълнителна обработка. Matplotlib е напълно съвместима със структурите от данни на Pandas, което осигурява безпроблемна интеграция между двете библиотеки. По този начин не се налага допълнително преобразуване на информацията в други формати. Подаването на данните е бърз, логичен и последователен процес, който спестява време и намалява риска от грешки. Този етап осигурява плавен преход от анализа към визуализацията на данните. </w:t>
+      </w:r>
+      <w:r>
+        <w:rPr>
+          <w:rFonts w:ascii="Times New Roman" w:hAnsi="Times New Roman" w:cs="Times New Roman"/>
+          <w:sz w:val="24"/>
+        </w:rPr>
+        <w:lastRenderedPageBreak/>
+        <w:t>Информацията запазва своята точност, цялост и структура, което е от съществено значение за коректното представяне на резултатите. Подаването на данните към Matplotlib е ключов етап в процеса на визуализация, тъй като от него зависи качеството и надеждността на създадените графики. Правилното и прецизно подаване на данните гарантира ясна, точна и информативна визуализация на резултатите от анализа.</w:t>
       </w:r>
     </w:p>
     <w:p/>
@@ -8630,7 +9201,7 @@
           <w:szCs w:val="28"/>
         </w:rPr>
       </w:pPr>
-      <w:bookmarkStart w:id="93" w:name="_Toc220489055"/>
+      <w:bookmarkStart w:id="93" w:name="_Toc225934731"/>
       <w:r>
         <w:rPr>
           <w:rFonts w:ascii="Cambria" w:hAnsi="Cambria"/>
@@ -8671,16 +9242,7 @@
           <w:sz w:val="24"/>
           <w:szCs w:val="24"/>
         </w:rPr>
-        <w:t xml:space="preserve">Процесът на създаване на диаграма започва с внимателен избор на подходящ тип визуализация в зависимост от характера и структурата на наличните данни, както и от целта на анализа. Различните видове диаграми са подходящи за различни ситуации, </w:t>
-      </w:r>
-      <w:r>
-        <w:rPr>
-          <w:rFonts w:ascii="Times New Roman" w:hAnsi="Times New Roman" w:cs="Times New Roman"/>
-          <w:sz w:val="24"/>
-          <w:szCs w:val="24"/>
-        </w:rPr>
-        <w:lastRenderedPageBreak/>
-        <w:t>поради което изборът им има съществено значение за коректното представяне на информацията. След това се определят конкретните стойности и данни, които ще бъдат изобразени в графиката. На този етап се избира кои колони или обобщени показатели ще бъдат използвани за визуализация. Библиотеката Matplotlib предоставя възможност за задаване на различни параметри за оформяне на графиката, което позволява детайлно управление на нейния външен вид. Добавянето на заглавие към диаграмата има за цел да поясни каква информация се представя и какъв е нейният смисъл. Надписите на осите дават яснота относно представените стойности и техните мерни единици. Легендите играят важна роля при разграничаването на различните елементи в диаграмата, особено когато се визуализират повече от една серия данни. Освен това е възможно да се настройват цветове, размери и стилове на графичните елементи, което подобрява четимостта и визуалното въздействие на диаграмата.</w:t>
+        <w:t>Процесът на създаване на диаграма започва с внимателен избор на подходящ тип визуализация в зависимост от характера и структурата на наличните данни, както и от целта на анализа. Различните видове диаграми са подходящи за различни ситуации, поради което изборът им има съществено значение за коректното представяне на информацията. След това се определят конкретните стойности и данни, които ще бъдат изобразени в графиката. На този етап се избира кои колони или обобщени показатели ще бъдат използвани за визуализация. Библиотеката Matplotlib предоставя възможност за задаване на различни параметри за оформяне на графиката, което позволява детайлно управление на нейния външен вид. Добавянето на заглавие към диаграмата има за цел да поясни каква информация се представя и какъв е нейният смисъл. Надписите на осите дават яснота относно представените стойности и техните мерни единици. Легендите играят важна роля при разграничаването на различните елементи в диаграмата, особено когато се визуализират повече от една серия данни. Освен това е възможно да се настройват цветове, размери и стилове на графичните елементи, което подобрява четимостта и визуалното въздействие на диаграмата.</w:t>
       </w:r>
     </w:p>
     <w:p>
@@ -8700,7 +9262,7 @@
         </w:rPr>
       </w:pPr>
       <w:bookmarkStart w:id="94" w:name="_Toc220166453"/>
-      <w:bookmarkStart w:id="95" w:name="_Toc220489056"/>
+      <w:bookmarkStart w:id="95" w:name="_Toc225934732"/>
       <w:r>
         <w:rPr>
           <w:rFonts w:ascii="Cambria" w:hAnsi="Cambria"/>
@@ -8728,7 +9290,7 @@
         </w:rPr>
       </w:pPr>
       <w:bookmarkStart w:id="96" w:name="_Toc220166454"/>
-      <w:bookmarkStart w:id="97" w:name="_Toc220489057"/>
+      <w:bookmarkStart w:id="97" w:name="_Toc225934733"/>
       <w:r>
         <w:rPr>
           <w:rFonts w:ascii="Cambria" w:hAnsi="Cambria"/>
@@ -8784,7 +9346,7 @@
         </w:rPr>
       </w:pPr>
       <w:bookmarkStart w:id="98" w:name="_Toc220166455"/>
-      <w:bookmarkStart w:id="99" w:name="_Toc220489058"/>
+      <w:bookmarkStart w:id="99" w:name="_Toc225934734"/>
       <w:r>
         <w:rPr>
           <w:rFonts w:ascii="Cambria" w:hAnsi="Cambria"/>
@@ -8823,7 +9385,15 @@
           <w:rFonts w:ascii="Times New Roman" w:hAnsi="Times New Roman" w:cs="Times New Roman"/>
           <w:sz w:val="24"/>
         </w:rPr>
-        <w:t>Excel файловете представляват по-сложен формат за работа с таблични данни. Те позволяват съхранение на информация в електронни таблици с множество листове. Всеки лист съдържа редове и колони с данни. Excel файловете поддържат форматиране на клетки, формули и графики. Това ги прави удобни за визуална работа с данни. Excel форматът се използва широко в бизнес среда. Той е предпочитан за отчети и анализи. Файловете могат да съдържат голям обем информация. Excel поддържа различни типове данни. Това позволява гъвкава работа с информацията. Въпреки удобството си, Excel файловете са по-тежки за автоматизирана обработка. Python предоставя инструменти за работа с тях. Това позволява комбиниране на визуална и програмна обработка. Excel файловете са важен източник на реални данни. Те се използват в множество области.</w:t>
+        <w:t xml:space="preserve">Excel файловете представляват по-сложен формат за работа с таблични данни. Те позволяват съхранение на информация в електронни таблици с множество листове. Всеки лист съдържа редове и колони с данни. Excel файловете поддържат форматиране </w:t>
+      </w:r>
+      <w:r>
+        <w:rPr>
+          <w:rFonts w:ascii="Times New Roman" w:hAnsi="Times New Roman" w:cs="Times New Roman"/>
+          <w:sz w:val="24"/>
+        </w:rPr>
+        <w:lastRenderedPageBreak/>
+        <w:t>на клетки, формули и графики. Това ги прави удобни за визуална работа с данни. Excel форматът се използва широко в бизнес среда. Той е предпочитан за отчети и анализи. Файловете могат да съдържат голям обем информация. Excel поддържа различни типове данни. Това позволява гъвкава работа с информацията. Въпреки удобството си, Excel файловете са по-тежки за автоматизирана обработка. Python предоставя инструменти за работа с тях. Това позволява комбиниране на визуална и програмна обработка. Excel файловете са важен източник на реални данни. Те се използват в множество области.</w:t>
       </w:r>
     </w:p>
     <w:p/>
@@ -8840,17 +9410,16 @@
         </w:rPr>
       </w:pPr>
       <w:bookmarkStart w:id="100" w:name="_Toc220166456"/>
-      <w:bookmarkStart w:id="101" w:name="_Toc220489059"/>
-      <w:r>
-        <w:rPr>
-          <w:rFonts w:ascii="Cambria" w:hAnsi="Cambria"/>
-          <w:b/>
-          <w:bCs/>
-          <w:color w:val="auto"/>
-          <w:sz w:val="28"/>
-          <w:szCs w:val="28"/>
-        </w:rPr>
-        <w:lastRenderedPageBreak/>
+      <w:bookmarkStart w:id="101" w:name="_Toc225934735"/>
+      <w:r>
+        <w:rPr>
+          <w:rFonts w:ascii="Cambria" w:hAnsi="Cambria"/>
+          <w:b/>
+          <w:bCs/>
+          <w:color w:val="auto"/>
+          <w:sz w:val="28"/>
+          <w:szCs w:val="28"/>
+        </w:rPr>
         <w:t>8</w:t>
       </w:r>
       <w:r>
@@ -8897,7 +9466,7 @@
         </w:rPr>
       </w:pPr>
       <w:bookmarkStart w:id="102" w:name="_Toc220166457"/>
-      <w:bookmarkStart w:id="103" w:name="_Toc220489060"/>
+      <w:bookmarkStart w:id="103" w:name="_Toc225934736"/>
       <w:r>
         <w:rPr>
           <w:rFonts w:ascii="Cambria" w:hAnsi="Cambria"/>
@@ -9023,7 +9592,7 @@
         </w:rPr>
       </w:pPr>
       <w:bookmarkStart w:id="104" w:name="_Toc220166458"/>
-      <w:bookmarkStart w:id="105" w:name="_Toc220489061"/>
+      <w:bookmarkStart w:id="105" w:name="_Toc225934737"/>
       <w:r>
         <w:rPr>
           <w:rFonts w:ascii="Cambria" w:hAnsi="Cambria"/>
@@ -9064,7 +9633,7 @@
           <w:sz w:val="24"/>
           <w:szCs w:val="24"/>
         </w:rPr>
-        <w:t xml:space="preserve">Липсващите и некоректни стойности представляват често срещан проблем при работата с таблични данни, особено когато информацията произхожда от реални източници. Те могат да възникнат вследствие на грешки при ръчно въвеждане на данни, технически проблеми или липса на налична информация за определени записи. Обработката на подобни стойности е от съществено значение за качеството и достоверността на анализа на данните. Липсващите стойности могат да бъдат премахнати или заменени с подходящи стойности в зависимост от конкретния случай и целта на анализа. Некоректните стойности, които се намират извън допустимите граници или не отговарят на очаквания тип данни, трябва да бъдат коригирани или отстранени. Чрез правилна обработка на тези проблеми се предотвратява изкривяване на крайните резултати. Използването на подходящи методи води до по-точни и надеждни данни. Това от своя страна подобрява </w:t>
+        <w:t xml:space="preserve">Липсващите и некоректни стойности представляват често срещан проблем при работата с таблични данни, особено когато информацията произхожда от реални източници. Те </w:t>
       </w:r>
       <w:r>
         <w:rPr>
@@ -9073,7 +9642,7 @@
           <w:szCs w:val="24"/>
         </w:rPr>
         <w:lastRenderedPageBreak/>
-        <w:t xml:space="preserve">цялостната надеждност на анализа. Обработените данни са по-лесни за визуализация и интерпретация. Те стават по-подходящи за представяне чрез различни видове графики. Реалните набори от данни почти винаги съдържат определени неточности и несъответствия. Поради тази причина обработката на данните е задължителна стъпка. </w:t>
+        <w:t xml:space="preserve">могат да възникнат вследствие на грешки при ръчно въвеждане на данни, технически проблеми или липса на налична информация за определени записи. Обработката на подобни стойности е от съществено значение за качеството и достоверността на анализа на данните. Липсващите стойности могат да бъдат премахнати или заменени с подходящи стойности в зависимост от конкретния случай и целта на анализа. Некоректните стойности, които се намират извън допустимите граници или не отговарят на очаквания тип данни, трябва да бъдат коригирани или отстранени. Чрез правилна обработка на тези проблеми се предотвратява изкривяване на крайните резултати. Използването на подходящи методи води до по-точни и надеждни данни. Това от своя страна подобрява цялостната надеждност на анализа. Обработените данни са по-лесни за визуализация и интерпретация. Те стават по-подходящи за представяне чрез различни видове графики. Реалните набори от данни почти винаги съдържат определени неточности и несъответствия. Поради тази причина обработката на данните е задължителна стъпка. </w:t>
       </w:r>
     </w:p>
     <w:p>
@@ -9106,7 +9675,7 @@
         </w:rPr>
       </w:pPr>
       <w:bookmarkStart w:id="106" w:name="_Toc220166459"/>
-      <w:bookmarkStart w:id="107" w:name="_Toc220489062"/>
+      <w:bookmarkStart w:id="107" w:name="_Toc225934738"/>
       <w:r>
         <w:rPr>
           <w:rFonts w:ascii="Cambria" w:hAnsi="Cambria"/>
@@ -9134,7 +9703,7 @@
         </w:rPr>
       </w:pPr>
       <w:bookmarkStart w:id="108" w:name="_Toc220166460"/>
-      <w:bookmarkStart w:id="109" w:name="_Toc220489063"/>
+      <w:bookmarkStart w:id="109" w:name="_Toc225934739"/>
       <w:r>
         <w:rPr>
           <w:rFonts w:ascii="Cambria" w:hAnsi="Cambria"/>
@@ -9197,7 +9766,7 @@
         </w:rPr>
       </w:pPr>
       <w:bookmarkStart w:id="110" w:name="_Toc220166461"/>
-      <w:bookmarkStart w:id="111" w:name="_Toc220489064"/>
+      <w:bookmarkStart w:id="111" w:name="_Toc225934740"/>
       <w:r>
         <w:rPr>
           <w:rFonts w:ascii="Cambria" w:hAnsi="Cambria"/>
@@ -9236,7 +9805,15 @@
           <w:rFonts w:ascii="Times New Roman" w:hAnsi="Times New Roman" w:cs="Times New Roman"/>
           <w:sz w:val="24"/>
         </w:rPr>
-        <w:t>Групирането по категории представлява процес на обединяване на данни според общ признак или характеристика. Този метод позволява информацията да бъде организирана в логически групи. Чрез групиране могат да се анализират данни по категории като тип, клас или период. Това улеснява сравняването между различни групи. Групирането помага за откриване на зависимости между категориите. То позволява обобщаване на информацията. Чрез групиране данните стават по-структурирани. Това е особено полезно при големи набори от данни. Групирането улеснява последващото изчисляване на статистически показатели. Получените групи могат лесно да бъдат визуализирани. Това подпомага анализа и интерпретацията. Групирането позволява по-добро разбиране на разпределението на данните. То е важен инструмент при анализа на таблична информация.</w:t>
+        <w:t xml:space="preserve">Групирането по категории представлява процес на обединяване на данни според общ признак или характеристика. Този метод позволява информацията да бъде организирана в логически групи. Чрез групиране могат да се анализират данни по категории като тип, клас или период. Това улеснява сравняването между различни групи. Групирането помага за откриване на зависимости между категориите. То позволява обобщаване на информацията. Чрез групиране данните стават по-структурирани. Това е особено полезно при големи набори от данни. Групирането улеснява последващото изчисляване на статистически показатели. Получените групи могат лесно да бъдат визуализирани. Това подпомага анализа и интерпретацията. Групирането позволява по-добро разбиране на </w:t>
+      </w:r>
+      <w:r>
+        <w:rPr>
+          <w:rFonts w:ascii="Times New Roman" w:hAnsi="Times New Roman" w:cs="Times New Roman"/>
+          <w:sz w:val="24"/>
+        </w:rPr>
+        <w:lastRenderedPageBreak/>
+        <w:t>разпределението на данните. То е важен инструмент при анализа на таблична информация.</w:t>
       </w:r>
     </w:p>
     <w:p>
@@ -9260,7 +9837,7 @@
         </w:rPr>
       </w:pPr>
       <w:bookmarkStart w:id="112" w:name="_Toc220166462"/>
-      <w:bookmarkStart w:id="113" w:name="_Toc220489065"/>
+      <w:bookmarkStart w:id="113" w:name="_Toc225934741"/>
       <w:r>
         <w:rPr>
           <w:rFonts w:ascii="Cambria" w:hAnsi="Cambria"/>
@@ -9299,15 +9876,7 @@
           <w:rFonts w:ascii="Times New Roman" w:hAnsi="Times New Roman" w:cs="Times New Roman"/>
           <w:sz w:val="24"/>
         </w:rPr>
-        <w:t xml:space="preserve">Агрегиращите функции се използват за обобщаване на данните в една или повече групи, като предоставят възможност за извличане на синтезирана и лесно разбираема информация от големи набори от данни. Чрез тях се извършва изчисляване на общи статистически показатели, като сума и средно аритметично, които са сред най-често </w:t>
-      </w:r>
-      <w:r>
-        <w:rPr>
-          <w:rFonts w:ascii="Times New Roman" w:hAnsi="Times New Roman" w:cs="Times New Roman"/>
-          <w:sz w:val="24"/>
-        </w:rPr>
-        <w:lastRenderedPageBreak/>
-        <w:t>използваните в анализа на данни. Функцията за сума позволява определяне на общото количество или стойност на даден показател в рамките на конкретна група, което е полезно при анализ на обеми, приходи или други количествени величини. Средното аритметично, от своя страна, дава възможност да се определи типична или представителна стойност за даден набор от данни, като отчита всички налични стойности. Тези функции заемат основно място при анализа на информацията, тъй като позволяват обобщ</w:t>
+        <w:t>Агрегиращите функции се използват за обобщаване на данните в една или повече групи, като предоставят възможност за извличане на синтезирана и лесно разбираема информация от големи набори от данни. Чрез тях се извършва изчисляване на общи статистически показатели, като сума и средно аритметично, които са сред най-често използваните в анализа на данни. Функцията за сума позволява определяне на общото количество или стойност на даден показател в рамките на конкретна група, което е полезно при анализ на обеми, приходи или други количествени величини. Средното аритметично, от своя страна, дава възможност да се определи типична или представителна стойност за даден набор от данни, като отчита всички налични стойности. Тези функции заемат основно място при анализа на информацията, тъй като позволяват обобщ</w:t>
       </w:r>
       <w:r>
         <w:rPr>
@@ -9354,7 +9923,7 @@
         </w:rPr>
       </w:pPr>
       <w:bookmarkStart w:id="114" w:name="_Toc220166463"/>
-      <w:bookmarkStart w:id="115" w:name="_Toc220489066"/>
+      <w:bookmarkStart w:id="115" w:name="_Toc225934742"/>
       <w:r>
         <w:rPr>
           <w:rFonts w:ascii="Cambria" w:hAnsi="Cambria"/>
@@ -9382,7 +9951,7 @@
         </w:rPr>
       </w:pPr>
       <w:bookmarkStart w:id="116" w:name="_Toc220166464"/>
-      <w:bookmarkStart w:id="117" w:name="_Toc220489067"/>
+      <w:bookmarkStart w:id="117" w:name="_Toc225934743"/>
       <w:r>
         <w:rPr>
           <w:rFonts w:ascii="Cambria" w:hAnsi="Cambria"/>
@@ -9450,7 +10019,7 @@
         </w:rPr>
       </w:pPr>
       <w:bookmarkStart w:id="118" w:name="_Toc220166465"/>
-      <w:bookmarkStart w:id="119" w:name="_Toc220489068"/>
+      <w:bookmarkStart w:id="119" w:name="_Toc225934744"/>
       <w:r>
         <w:rPr>
           <w:rFonts w:ascii="Cambria" w:hAnsi="Cambria"/>
@@ -9461,6 +10030,7 @@
           <w:szCs w:val="28"/>
           <w:lang w:val="en-US"/>
         </w:rPr>
+        <w:lastRenderedPageBreak/>
         <w:t>1</w:t>
       </w:r>
       <w:r>
@@ -9501,15 +10071,7 @@
           <w:rFonts w:ascii="Times New Roman" w:hAnsi="Times New Roman" w:cs="Times New Roman"/>
           <w:sz w:val="24"/>
         </w:rPr>
-        <w:t xml:space="preserve">Django е уеб фреймуърк с отворен код, разработен на програмния език Python, който се използва за създаване на мащабируеми и сигурни уеб приложения. Той предоставя предварително изградена структура и множество готови компоненти, които значително улесняват процеса на разработка. Django следва принципа за бързо разработване на приложения, което позволява създаването на функционални системи за кратко време. Фреймуъркът включва вградени механизми за работа с бази данни, управление на потребители и обработка на заявки. Django осигурява високо ниво на сигурност, като предоставя защита срещу често срещани уеб заплахи. Той улеснява изграждането на сървърната логика на приложението. Django позволява разделяне на функционалностите </w:t>
-      </w:r>
-      <w:r>
-        <w:rPr>
-          <w:rFonts w:ascii="Times New Roman" w:hAnsi="Times New Roman" w:cs="Times New Roman"/>
-          <w:sz w:val="24"/>
-        </w:rPr>
-        <w:lastRenderedPageBreak/>
-        <w:t>в отделни модули, което подобрява организацията на кода. Фреймуъркът е добре документиран и поддържан от голяма общност. Това улеснява усвояването му от начинаещи програмисти. В същото време Django предлага достатъчно възможности за разработване на по-сложни уеб системи. Поради тези причини той е предпочитан инструмент за уеб разработка с Python.</w:t>
+        <w:t>Django е уеб фреймуърк с отворен код, разработен на програмния език Python, който се използва за създаване на мащабируеми и сигурни уеб приложения. Той предоставя предварително изградена структура и множество готови компоненти, които значително улесняват процеса на разработка. Django следва принципа за бързо разработване на приложения, което позволява създаването на функционални системи за кратко време. Фреймуъркът включва вградени механизми за работа с бази данни, управление на потребители и обработка на заявки. Django осигурява високо ниво на сигурност, като предоставя защита срещу често срещани уеб заплахи. Той улеснява изграждането на сървърната логика на приложението. Django позволява разделяне на функционалностите в отделни модули, което подобрява организацията на кода. Фреймуъркът е добре документиран и поддържан от голяма общност. Това улеснява усвояването му от начинаещи програмисти. В същото време Django предлага достатъчно възможности за разработване на по-сложни уеб системи. Поради тези причини той е предпочитан инструмент за уеб разработка с Python.</w:t>
       </w:r>
     </w:p>
     <w:p>
@@ -9525,7 +10087,7 @@
         </w:rPr>
       </w:pPr>
       <w:bookmarkStart w:id="120" w:name="_Toc220166466"/>
-      <w:bookmarkStart w:id="121" w:name="_Toc220489069"/>
+      <w:bookmarkStart w:id="121" w:name="_Toc225934745"/>
       <w:r>
         <w:rPr>
           <w:rFonts w:ascii="Cambria" w:hAnsi="Cambria"/>
@@ -9593,7 +10155,7 @@
         </w:rPr>
       </w:pPr>
       <w:bookmarkStart w:id="122" w:name="_Toc220166467"/>
-      <w:bookmarkStart w:id="123" w:name="_Toc220489070"/>
+      <w:bookmarkStart w:id="123" w:name="_Toc225934746"/>
       <w:r>
         <w:rPr>
           <w:rFonts w:ascii="Cambria" w:hAnsi="Cambria"/>
@@ -9655,7 +10217,15 @@
           <w:rFonts w:ascii="Times New Roman" w:hAnsi="Times New Roman" w:cs="Times New Roman"/>
           <w:sz w:val="24"/>
         </w:rPr>
-        <w:t>Визуализацията на резултатите в уеб среда представлява съвременен и ефективен начин за представяне на данни по ясен, достъпен и разбираем за потребителя начин. Чрез използването на уеб интерфейс потребителят има възможност да разглежда резултатите от анализа, както и различни графики и диаграми директно в уеб браузъра, без необходимост от допълнителен софтуер. Това значително улеснява възприемането и разбирането на резултатите от анализа на данни. Уеб средата позволява представяне на информацията в интерактивен и динамичен вид, като данните могат да се обновяват автоматично при промяна на параметри или условия. Визуализацията в уеб среда предоставя възможност за комбиниране на различни форми на представяне, като таблици, графики и текстови елементи. Това прави информацията по-нагледна и по-лесна за интерпретация. Уеб средата осигурява голяма гъвкавост при представянето на резултатите, като позволява адаптиране на визуализациите към различни екрани и устройства. Това подобрява достъпността и удобството при използване на приложението.</w:t>
+        <w:t xml:space="preserve">Визуализацията на резултатите в уеб среда представлява съвременен и ефективен начин за представяне на данни по ясен, достъпен и разбираем за потребителя начин. Чрез използването на уеб интерфейс потребителят има възможност да разглежда резултатите от анализа, както и различни графики и диаграми директно в уеб браузъра, без необходимост от допълнителен софтуер. Това значително улеснява възприемането и разбирането на резултатите от анализа на данни. Уеб средата позволява представяне на информацията в интерактивен и динамичен вид, като данните могат да се обновяват автоматично при промяна на параметри или условия. Визуализацията в уеб среда предоставя възможност за комбиниране на различни форми на представяне, като таблици, графики и текстови елементи. Това прави информацията по-нагледна и по-лесна за интерпретация. Уеб средата осигурява голяма гъвкавост при представянето на </w:t>
+      </w:r>
+      <w:r>
+        <w:rPr>
+          <w:rFonts w:ascii="Times New Roman" w:hAnsi="Times New Roman" w:cs="Times New Roman"/>
+          <w:sz w:val="24"/>
+        </w:rPr>
+        <w:lastRenderedPageBreak/>
+        <w:t>резултатите, като позволява адаптиране на визуализациите към различни екрани и устройства. Това подобрява достъпността и удобството при използване на приложението.</w:t>
       </w:r>
     </w:p>
     <w:p>
@@ -9676,7 +10246,7 @@
           <w:color w:val="auto"/>
         </w:rPr>
       </w:pPr>
-      <w:bookmarkStart w:id="124" w:name="_Toc220489071"/>
+      <w:bookmarkStart w:id="124" w:name="_Toc225934747"/>
       <w:r>
         <w:rPr>
           <w:rFonts w:ascii="Cambria" w:hAnsi="Cambria"/>
@@ -9700,23 +10270,748 @@
           <w:rFonts w:ascii="Times New Roman" w:hAnsi="Times New Roman" w:cs="Times New Roman"/>
           <w:sz w:val="24"/>
         </w:rPr>
-        <w:t xml:space="preserve">Bootstrap се използва за изграждане на структуриран, ясен и визуално издържан потребителски интерфейс, който отговаря на съвременните изисквания за удобство и функционалност на уеб приложенията. Чрез използването на готовите компоненти, които framework-ът предоставя, могат бързо и лесно да се създадат основни елементи на интерфейса като бутони, форми за въвеждане на данни, таблици и навигационни менюта. Това значително ускорява процеса на разработка и намалява необходимостта от писане </w:t>
-      </w:r>
+        <w:t>Bootstrap се използва за изграждане на структуриран, ясен и визуално издържан потребителски интерфейс, който отговаря на съвременните изисквания за удобство и функционалност на уеб приложенията. Чрез използването на готовите компоненти, които framework-ът предоставя, могат бързо и лесно да се създадат основни елементи на интерфейса като бутони, форми за въвеждане на данни, таблици и навигационни менюта. Това значително ускорява процеса на разработка и намалява необходимостта от писане на голямо количество собствен CSS код. Bootstrap осигурява последователен и професионален външен вид на интерфейса, което допринася за по-доброто възприемане на приложението от страна на потребителя. Едно от основните предимства на Bootstrap е възможността за лесно прилагане на адаптивен или responsive дизайн, при който интерфейсът автоматично се приспособява към различни размери на екрана и устройства. Това позволява приложението да бъде използвано удобно както на настолни компютри, така и на мобилни телефони и таблети. Bootstrap улеснява поддръжката и по-нататъшното развитие на дизайна, като позволява бързо и ефективно извършване на промени във външния вид.</w:t>
+      </w:r>
+    </w:p>
+    <w:p>
+      <w:pPr>
+        <w:jc w:val="both"/>
+        <w:rPr>
+          <w:rFonts w:ascii="Times New Roman" w:hAnsi="Times New Roman" w:cs="Times New Roman"/>
+          <w:sz w:val="24"/>
+        </w:rPr>
+      </w:pPr>
+    </w:p>
+    <w:p>
+      <w:pPr>
+        <w:pStyle w:val="Heading1"/>
+        <w:pBdr>
+          <w:bottom w:val="single" w:sz="4" w:space="1" w:color="auto"/>
+        </w:pBdr>
+        <w:rPr>
+          <w:rFonts w:ascii="Cambria" w:hAnsi="Cambria"/>
+          <w:b/>
+          <w:color w:val="auto"/>
+          <w:sz w:val="36"/>
+        </w:rPr>
+      </w:pPr>
+      <w:bookmarkStart w:id="125" w:name="_Toc225934748"/>
+      <w:r>
+        <w:rPr>
+          <w:rFonts w:ascii="Cambria" w:hAnsi="Cambria"/>
+          <w:b/>
+          <w:color w:val="auto"/>
+          <w:sz w:val="36"/>
+        </w:rPr>
+        <w:t>11. . Разработка на приложението</w:t>
+      </w:r>
+      <w:bookmarkEnd w:id="125"/>
+    </w:p>
+    <w:p>
+      <w:pPr>
+        <w:pStyle w:val="Heading2"/>
+        <w:rPr>
+          <w:rFonts w:ascii="Cambria" w:hAnsi="Cambria"/>
+          <w:b/>
+          <w:color w:val="auto"/>
+          <w:sz w:val="28"/>
+        </w:rPr>
+      </w:pPr>
+      <w:bookmarkStart w:id="126" w:name="_Toc225934749"/>
+      <w:r>
+        <w:rPr>
+          <w:rFonts w:ascii="Cambria" w:hAnsi="Cambria"/>
+          <w:b/>
+          <w:color w:val="auto"/>
+          <w:sz w:val="28"/>
+        </w:rPr>
+        <w:t>11.1. Общо описание на приложението</w:t>
+      </w:r>
+      <w:bookmarkEnd w:id="126"/>
+    </w:p>
+    <w:p>
+      <w:pPr>
+        <w:jc w:val="both"/>
+        <w:rPr>
+          <w:rFonts w:ascii="Times New Roman" w:hAnsi="Times New Roman" w:cs="Times New Roman"/>
+          <w:sz w:val="24"/>
+        </w:rPr>
+      </w:pPr>
+      <w:r>
+        <w:rPr>
+          <w:rFonts w:ascii="Times New Roman" w:hAnsi="Times New Roman" w:cs="Times New Roman"/>
+          <w:sz w:val="24"/>
+        </w:rPr>
+        <w:t>Практическата част на дипломния проект представлява разработване на уеб приложение „Интерактивен дашборд за анализ на данни“, реализирано с помощта на програмния език Python и уеб фреймуърка Django. Основната цел на приложението е да предостави на потребителя възможност за лесно качване, обработка, анализ и визуализация на таблични данни от файлове във формат CSV и Excel.</w:t>
+      </w:r>
+    </w:p>
+    <w:p>
+      <w:pPr>
+        <w:jc w:val="both"/>
+        <w:rPr>
+          <w:rFonts w:ascii="Times New Roman" w:hAnsi="Times New Roman" w:cs="Times New Roman"/>
+          <w:sz w:val="24"/>
+        </w:rPr>
+      </w:pPr>
+      <w:r>
+        <w:rPr>
+          <w:rFonts w:ascii="Times New Roman" w:hAnsi="Times New Roman" w:cs="Times New Roman"/>
+          <w:sz w:val="24"/>
+        </w:rPr>
+        <w:t>Приложението е разработено като уеб базирана система, което позволява достъп до него чрез стандартен уеб браузър, без необходимост от инсталиране на допълнителен софтуер. Потребителят взаимодейства с интерфейса чрез удобни форми и менюта, които осигуряват лесна навигация и интуитивна работа.</w:t>
+      </w:r>
+    </w:p>
+    <w:p>
+      <w:pPr>
+        <w:jc w:val="both"/>
+        <w:rPr>
+          <w:rFonts w:ascii="Times New Roman" w:hAnsi="Times New Roman" w:cs="Times New Roman"/>
+          <w:sz w:val="24"/>
+        </w:rPr>
+      </w:pPr>
+      <w:r>
+        <w:rPr>
+          <w:rFonts w:ascii="Times New Roman" w:hAnsi="Times New Roman" w:cs="Times New Roman"/>
+          <w:sz w:val="24"/>
+        </w:rPr>
+        <w:t>В приложението е реализирана функционалност за регистрация и вход на потребители, което позволява управление на достъпа и съхраняване на информация за извършените анализи. След успешен вход потребителят получава достъп до основното табло (dashboard), където може да качи файл с данни за анализ.</w:t>
+      </w:r>
+    </w:p>
+    <w:p>
+      <w:pPr>
+        <w:rPr>
+          <w:rFonts w:ascii="Times New Roman" w:hAnsi="Times New Roman" w:cs="Times New Roman"/>
+          <w:sz w:val="24"/>
+        </w:rPr>
+      </w:pPr>
+      <w:bookmarkStart w:id="127" w:name="_Toc220166474"/>
+      <w:r>
+        <w:rPr>
+          <w:rFonts w:ascii="Times New Roman" w:hAnsi="Times New Roman" w:cs="Times New Roman"/>
+          <w:sz w:val="24"/>
+        </w:rPr>
+        <w:t>Качването на файлове се осъществява чрез форма, като системата поддържа файлове с разширение .csv и .xlsx. След качване на файла, данните се обработват чрез библиотеката Pandas, която автоматично разпознава структурата на таблицата и типовете данни. При необходимост се извършва обработка на липсващи стойности и подготовка на данните за анализ.</w:t>
+      </w:r>
+    </w:p>
+    <w:p>
+      <w:pPr>
+        <w:rPr>
+          <w:rFonts w:ascii="Times New Roman" w:hAnsi="Times New Roman" w:cs="Times New Roman"/>
+          <w:sz w:val="24"/>
+        </w:rPr>
+      </w:pPr>
       <w:r>
         <w:rPr>
           <w:rFonts w:ascii="Times New Roman" w:hAnsi="Times New Roman" w:cs="Times New Roman"/>
           <w:sz w:val="24"/>
         </w:rPr>
         <w:lastRenderedPageBreak/>
-        <w:t>на голямо количество собствен CSS код. Bootstrap осигурява последователен и професионален външен вид на интерфейса, което допринася за по-доброто възприемане на приложението от страна на потребителя. Едно от основните предимства на Bootstrap е възможността за лесно прилагане на адаптивен или responsive дизайн, при който интерфейсът автоматично се приспособява към различни размери на екрана и устройства. Това позволява приложението да бъде използвано удобно както на настолни компютри, така и на мобилни телефони и таблети. Bootstrap улеснява поддръжката и по-нататъшното развитие на дизайна, като позволява бързо и ефективно извършване на промени във външния вид.</w:t>
-      </w:r>
+        <w:t>Приложението автоматично извлича числови и текстови колони, като използва първата текстова колона за етикети и първата числова колона за стойности при визуализацията. Това позволява бързо генериране на графики без необходимост от сложни настройки от страна на потребителя.</w:t>
+      </w:r>
+    </w:p>
+    <w:p>
+      <w:pPr>
+        <w:rPr>
+          <w:rFonts w:ascii="Times New Roman" w:hAnsi="Times New Roman" w:cs="Times New Roman"/>
+          <w:sz w:val="24"/>
+        </w:rPr>
+      </w:pPr>
+      <w:r>
+        <w:rPr>
+          <w:rFonts w:ascii="Times New Roman" w:hAnsi="Times New Roman" w:cs="Times New Roman"/>
+          <w:sz w:val="24"/>
+        </w:rPr>
+        <w:t>В системата са реализирани функционалности за филтриране и групиране на данните. Потребителят може да приложи филтър по минимална стойност, както и да групира данните по определен признак, например по месеци. Тези операции се извършват чрез методите на библиотеката Pandas, което осигурява бърза и ефективна обработка на информацията.</w:t>
+      </w:r>
+    </w:p>
+    <w:p>
+      <w:pPr>
+        <w:rPr>
+          <w:rFonts w:ascii="Times New Roman" w:hAnsi="Times New Roman" w:cs="Times New Roman"/>
+          <w:sz w:val="24"/>
+        </w:rPr>
+      </w:pPr>
+      <w:r>
+        <w:rPr>
+          <w:rFonts w:ascii="Times New Roman" w:hAnsi="Times New Roman" w:cs="Times New Roman"/>
+          <w:sz w:val="24"/>
+        </w:rPr>
+        <w:t>След обработката на данните приложението генерира различни видове графики с помощта на библиотеката Matplotlib. Реализирани са линейна, стълбовидна, кръгова диаграма и хистограма, които визуализират резултатите от анализа. Графиките се генерират като изображения и се визуализират в уеб страницата.</w:t>
+      </w:r>
+    </w:p>
+    <w:p>
+      <w:pPr>
+        <w:rPr>
+          <w:rFonts w:ascii="Times New Roman" w:hAnsi="Times New Roman" w:cs="Times New Roman"/>
+          <w:sz w:val="24"/>
+          <w:szCs w:val="24"/>
+        </w:rPr>
+      </w:pPr>
+      <w:r>
+        <w:rPr>
+          <w:rFonts w:ascii="Times New Roman" w:hAnsi="Times New Roman" w:cs="Times New Roman"/>
+          <w:sz w:val="24"/>
+          <w:szCs w:val="24"/>
+        </w:rPr>
+        <w:t>Освен визуализацията, приложението изчислява и основни статистически показатели като сума, средна стойност, минимална и максимална стойност, както и вариация. Тези показатели се представят в таблото за управление и подпомагат анализа на данните.</w:t>
+      </w:r>
+    </w:p>
+    <w:p>
+      <w:pPr>
+        <w:rPr>
+          <w:rFonts w:ascii="Times New Roman" w:hAnsi="Times New Roman" w:cs="Times New Roman"/>
+          <w:sz w:val="24"/>
+          <w:szCs w:val="24"/>
+        </w:rPr>
+      </w:pPr>
+      <w:r>
+        <w:rPr>
+          <w:rFonts w:ascii="Times New Roman" w:hAnsi="Times New Roman" w:cs="Times New Roman"/>
+          <w:sz w:val="24"/>
+          <w:szCs w:val="24"/>
+        </w:rPr>
+        <w:t>В допълнение е реализирана функционалност за съхраняване на история на анализите. Всеки извършен анализ се записва в база данни, като се съхранява информация за файла, резултатите и датата на извършване. Това позволява на потребителя да преглежда предишни анализи и да сравнява резултати.</w:t>
+      </w:r>
+    </w:p>
+    <w:p>
+      <w:pPr>
+        <w:rPr>
+          <w:rFonts w:ascii="Times New Roman" w:hAnsi="Times New Roman" w:cs="Times New Roman"/>
+          <w:sz w:val="24"/>
+          <w:szCs w:val="24"/>
+        </w:rPr>
+      </w:pPr>
+      <w:r>
+        <w:rPr>
+          <w:rFonts w:ascii="Times New Roman" w:hAnsi="Times New Roman" w:cs="Times New Roman"/>
+          <w:sz w:val="24"/>
+          <w:szCs w:val="24"/>
+        </w:rPr>
+        <w:t>Потребителският интерфейс е реализиран с помощта на HTML, CSS и Bootstrap, което осигурява модерен и адаптивен дизайн. Интерфейсът включва навигационно меню, табло за управление, страница с информация, история на анализите, както и форми за вход и регистрация.</w:t>
+      </w:r>
+    </w:p>
+    <w:p>
+      <w:pPr>
+        <w:rPr>
+          <w:rFonts w:ascii="Times New Roman" w:hAnsi="Times New Roman" w:cs="Times New Roman"/>
+          <w:sz w:val="24"/>
+          <w:szCs w:val="24"/>
+        </w:rPr>
+      </w:pPr>
+      <w:r>
+        <w:rPr>
+          <w:rFonts w:ascii="Times New Roman" w:hAnsi="Times New Roman" w:cs="Times New Roman"/>
+          <w:sz w:val="24"/>
+          <w:szCs w:val="24"/>
+        </w:rPr>
+        <w:t>Разработеното приложение изпълнява всички основни изисквания на поставената задача, като предоставя цялостно решение за анализ и визуализация на таблични данни в удобна и достъпна уеб среда.</w:t>
+      </w:r>
+    </w:p>
+    <w:p/>
+    <w:p>
+      <w:pPr>
+        <w:pStyle w:val="Heading2"/>
+        <w:rPr>
+          <w:rFonts w:ascii="Cambria" w:hAnsi="Cambria"/>
+          <w:b/>
+          <w:color w:val="auto"/>
+          <w:sz w:val="28"/>
+        </w:rPr>
+      </w:pPr>
+      <w:bookmarkStart w:id="128" w:name="_Toc225934750"/>
+      <w:r>
+        <w:rPr>
+          <w:rFonts w:ascii="Cambria" w:hAnsi="Cambria"/>
+          <w:b/>
+          <w:color w:val="auto"/>
+          <w:sz w:val="28"/>
+        </w:rPr>
+        <w:t>11.2. Основни функционалности</w:t>
+      </w:r>
+      <w:bookmarkEnd w:id="128"/>
+      <w:r>
+        <w:rPr>
+          <w:rFonts w:ascii="Cambria" w:hAnsi="Cambria"/>
+          <w:b/>
+          <w:color w:val="auto"/>
+          <w:sz w:val="28"/>
+        </w:rPr>
+        <w:t xml:space="preserve"> </w:t>
+      </w:r>
+    </w:p>
+    <w:p>
+      <w:pPr>
+        <w:rPr>
+          <w:rFonts w:ascii="Times New Roman" w:hAnsi="Times New Roman" w:cs="Times New Roman"/>
+          <w:sz w:val="24"/>
+        </w:rPr>
+      </w:pPr>
+      <w:r>
+        <w:rPr>
+          <w:rFonts w:ascii="Times New Roman" w:hAnsi="Times New Roman" w:cs="Times New Roman"/>
+          <w:sz w:val="24"/>
+        </w:rPr>
+        <w:t>Разработеното приложение включва набор от основни функционалности, които осигуряват ефективна работа с таблични данни и тяхната визуализация.</w:t>
+      </w:r>
+    </w:p>
+    <w:p>
+      <w:pPr>
+        <w:rPr>
+          <w:rFonts w:ascii="Times New Roman" w:hAnsi="Times New Roman" w:cs="Times New Roman"/>
+          <w:sz w:val="24"/>
+        </w:rPr>
+      </w:pPr>
+      <w:r>
+        <w:rPr>
+          <w:rFonts w:ascii="Times New Roman" w:hAnsi="Times New Roman" w:cs="Times New Roman"/>
+          <w:sz w:val="24"/>
+        </w:rPr>
+        <w:t>Основна функционалност на системата е възможността за качване на файлове от потребителя, като се поддържат формати CSV и Excel (.xlsx). Това позволява бързо въвеждане на данни за анализ.</w:t>
+      </w:r>
+    </w:p>
+    <w:p>
+      <w:pPr>
+        <w:rPr>
+          <w:rFonts w:ascii="Times New Roman" w:hAnsi="Times New Roman" w:cs="Times New Roman"/>
+          <w:sz w:val="24"/>
+        </w:rPr>
+      </w:pPr>
+      <w:r>
+        <w:rPr>
+          <w:rFonts w:ascii="Times New Roman" w:hAnsi="Times New Roman" w:cs="Times New Roman"/>
+          <w:sz w:val="24"/>
+        </w:rPr>
+        <w:t>Приложението предоставя възможност за филтриране на данните по зададени критерии. Потребителят може да задава минимална стойност, чрез която да се извършва селекция на информацията.</w:t>
+      </w:r>
+    </w:p>
+    <w:p>
+      <w:pPr>
+        <w:rPr>
+          <w:rFonts w:ascii="Times New Roman" w:hAnsi="Times New Roman" w:cs="Times New Roman"/>
+          <w:sz w:val="24"/>
+        </w:rPr>
+      </w:pPr>
+      <w:r>
+        <w:rPr>
+          <w:rFonts w:ascii="Times New Roman" w:hAnsi="Times New Roman" w:cs="Times New Roman"/>
+          <w:sz w:val="24"/>
+        </w:rPr>
+        <w:t>Реализирано е и групиране на данните по определен признак, което позволява обобщаване на стойностите и извършване на по-задълбочен анализ.</w:t>
+      </w:r>
+    </w:p>
+    <w:p>
+      <w:pPr>
+        <w:rPr>
+          <w:rFonts w:ascii="Times New Roman" w:hAnsi="Times New Roman" w:cs="Times New Roman"/>
+          <w:sz w:val="24"/>
+        </w:rPr>
+      </w:pPr>
+      <w:r>
+        <w:rPr>
+          <w:rFonts w:ascii="Times New Roman" w:hAnsi="Times New Roman" w:cs="Times New Roman"/>
+          <w:sz w:val="24"/>
+        </w:rPr>
+        <w:lastRenderedPageBreak/>
+        <w:t>Системата извършва автоматично изчисляване на основни статистически</w:t>
+      </w:r>
+      <w:r>
+        <w:rPr>
+          <w:rFonts w:ascii="Times New Roman" w:hAnsi="Times New Roman" w:cs="Times New Roman"/>
+          <w:sz w:val="24"/>
+        </w:rPr>
+        <w:t xml:space="preserve"> показатели, като сума, средна стойност, минимална и максимална стойност, както и вариация.</w:t>
+      </w:r>
+    </w:p>
+    <w:p>
+      <w:pPr>
+        <w:rPr>
+          <w:rFonts w:ascii="Times New Roman" w:hAnsi="Times New Roman" w:cs="Times New Roman"/>
+          <w:sz w:val="24"/>
+        </w:rPr>
+      </w:pPr>
+      <w:r>
+        <w:rPr>
+          <w:rFonts w:ascii="Times New Roman" w:hAnsi="Times New Roman" w:cs="Times New Roman"/>
+          <w:sz w:val="24"/>
+        </w:rPr>
+        <w:t>Приложението предоставя визуализация на данните чрез различни видове графики, което улеснява тяхното разбиране и анализ.</w:t>
+      </w:r>
+    </w:p>
+    <w:p>
+      <w:pPr>
+        <w:rPr>
+          <w:rFonts w:ascii="Times New Roman" w:hAnsi="Times New Roman" w:cs="Times New Roman"/>
+          <w:sz w:val="24"/>
+        </w:rPr>
+      </w:pPr>
+      <w:r>
+        <w:rPr>
+          <w:rFonts w:ascii="Times New Roman" w:hAnsi="Times New Roman" w:cs="Times New Roman"/>
+          <w:sz w:val="24"/>
+        </w:rPr>
+        <w:t>Допълнително е реализирана функционалност за съхраняване на история на извършените анализи, което позволява проследяване на резултатите във времето.</w:t>
+      </w:r>
+    </w:p>
+    <w:p/>
+    <w:p>
+      <w:pPr>
+        <w:pStyle w:val="Heading2"/>
+        <w:rPr>
+          <w:rFonts w:ascii="Times New Roman" w:hAnsi="Times New Roman" w:cs="Times New Roman"/>
+          <w:bCs/>
+          <w:color w:val="auto"/>
+          <w:sz w:val="24"/>
+          <w:szCs w:val="36"/>
+        </w:rPr>
+      </w:pPr>
+      <w:r>
+        <w:rPr>
+          <w:sz w:val="24"/>
+        </w:rPr>
+        <w:t xml:space="preserve"> </w:t>
+      </w:r>
+    </w:p>
+    <w:p>
+      <w:pPr>
+        <w:pStyle w:val="Heading1"/>
+        <w:pBdr>
+          <w:bottom w:val="single" w:sz="4" w:space="1" w:color="auto"/>
+        </w:pBdr>
+        <w:ind w:left="360"/>
+        <w:rPr>
+          <w:rFonts w:ascii="Cambria" w:hAnsi="Cambria"/>
+          <w:b/>
+          <w:bCs/>
+          <w:color w:val="auto"/>
+          <w:sz w:val="36"/>
+          <w:szCs w:val="36"/>
+        </w:rPr>
+      </w:pPr>
+      <w:bookmarkStart w:id="129" w:name="_Toc225934751"/>
+      <w:r>
+        <w:rPr>
+          <w:rFonts w:ascii="Cambria" w:hAnsi="Cambria"/>
+          <w:b/>
+          <w:bCs/>
+          <w:color w:val="auto"/>
+          <w:sz w:val="36"/>
+          <w:szCs w:val="36"/>
+        </w:rPr>
+        <w:t>12.</w:t>
+      </w:r>
+      <w:r>
+        <w:rPr>
+          <w:rFonts w:ascii="Cambria" w:hAnsi="Cambria"/>
+          <w:b/>
+          <w:bCs/>
+          <w:color w:val="auto"/>
+          <w:sz w:val="36"/>
+          <w:szCs w:val="36"/>
+        </w:rPr>
+        <w:t>Практическо приложение и бъдещо развитие</w:t>
+      </w:r>
+      <w:bookmarkEnd w:id="127"/>
+      <w:bookmarkEnd w:id="129"/>
+    </w:p>
+    <w:p>
+      <w:pPr>
+        <w:pStyle w:val="Heading2"/>
+        <w:rPr>
+          <w:rFonts w:ascii="Cambria" w:hAnsi="Cambria"/>
+          <w:b/>
+          <w:bCs/>
+          <w:color w:val="auto"/>
+          <w:sz w:val="28"/>
+          <w:szCs w:val="28"/>
+        </w:rPr>
+      </w:pPr>
+      <w:bookmarkStart w:id="130" w:name="_Toc220166475"/>
+      <w:bookmarkStart w:id="131" w:name="_Toc225934752"/>
+      <w:r>
+        <w:rPr>
+          <w:rFonts w:ascii="Cambria" w:hAnsi="Cambria"/>
+          <w:b/>
+          <w:bCs/>
+          <w:color w:val="auto"/>
+          <w:sz w:val="28"/>
+          <w:szCs w:val="28"/>
+        </w:rPr>
+        <w:t>1</w:t>
+      </w:r>
+      <w:r>
+        <w:rPr>
+          <w:rFonts w:ascii="Cambria" w:hAnsi="Cambria"/>
+          <w:b/>
+          <w:bCs/>
+          <w:color w:val="auto"/>
+          <w:sz w:val="28"/>
+          <w:szCs w:val="28"/>
+        </w:rPr>
+        <w:t>2</w:t>
+      </w:r>
+      <w:r>
+        <w:rPr>
+          <w:rFonts w:ascii="Cambria" w:hAnsi="Cambria"/>
+          <w:b/>
+          <w:bCs/>
+          <w:color w:val="auto"/>
+          <w:sz w:val="28"/>
+          <w:szCs w:val="28"/>
+        </w:rPr>
+        <w:t>.</w:t>
+      </w:r>
+      <w:r>
+        <w:rPr>
+          <w:rFonts w:ascii="Cambria" w:hAnsi="Cambria"/>
+          <w:b/>
+          <w:bCs/>
+          <w:color w:val="auto"/>
+          <w:sz w:val="28"/>
+          <w:szCs w:val="28"/>
+          <w:lang w:val="en-US"/>
+        </w:rPr>
+        <w:t>1</w:t>
+      </w:r>
+      <w:r>
+        <w:rPr>
+          <w:rFonts w:ascii="Cambria" w:hAnsi="Cambria"/>
+          <w:b/>
+          <w:bCs/>
+          <w:color w:val="auto"/>
+          <w:sz w:val="28"/>
+          <w:szCs w:val="28"/>
+        </w:rPr>
+        <w:t>. Добавяне на нови видове диаграми</w:t>
+      </w:r>
+      <w:bookmarkEnd w:id="130"/>
+      <w:bookmarkEnd w:id="131"/>
+    </w:p>
+    <w:p>
+      <w:pPr>
+        <w:rPr>
+          <w:rFonts w:ascii="Times New Roman" w:hAnsi="Times New Roman" w:cs="Times New Roman"/>
+          <w:sz w:val="24"/>
+        </w:rPr>
+      </w:pPr>
+      <w:r>
+        <w:rPr>
+          <w:rFonts w:ascii="Times New Roman" w:hAnsi="Times New Roman" w:cs="Times New Roman"/>
+          <w:sz w:val="24"/>
+        </w:rPr>
+        <w:t>Една от основните възможности за бъдещо развитие на приложението е добавянето на нови видове диаграми за визуализация на данните, което би разширило значително неговите аналитични възможности. Това би позволило по-разнообразно, по-гъвкаво и по-детайлно представяне на информацията в зависимост от характера на данните и целите на анализа. Различните типове диаграми са подходящи за различни аналитични задачи, поради което наличието на по-голям избор от визуализации улеснява правилния подбор на графично представяне. Добавянето на нови визуализации може значително да подобри разбирането и интерпретацията на данните, особено при по-сложни набори от информация. Например могат да се включат комбинирани диаграми, които съчетават няколко вида визуализация, както и по-специализирани графики, предназначени за конкретни анализи. Това ще разшири възможностите за по-задълбочен анализ и по-точна интерпретация на резултатите. Новите диаграми биха позволили по-ясно изследване на зависимости между различни показатели и променливи. Те биха направили приложението по-гъвкаво, универсално и адаптивно към различни сценарии на използване. Визуалното разнообразие допринася за по-добро потребителско изживяване и по-голяма яснота при представянето на информацията. Добавянето на нови диаграми увеличава функционалността и практическата стойност на системата. Това представлява важна стъпка към нейното цялостно усъвършенстване и развитие.</w:t>
+      </w:r>
+    </w:p>
+    <w:p>
+      <w:pPr>
+        <w:rPr>
+          <w:rFonts w:ascii="Times New Roman" w:hAnsi="Times New Roman" w:cs="Times New Roman"/>
+          <w:sz w:val="24"/>
+        </w:rPr>
+      </w:pPr>
+    </w:p>
+    <w:p>
+      <w:pPr>
+        <w:pStyle w:val="Heading2"/>
+        <w:rPr>
+          <w:rFonts w:ascii="Cambria" w:hAnsi="Cambria"/>
+          <w:b/>
+          <w:bCs/>
+          <w:color w:val="auto"/>
+          <w:sz w:val="28"/>
+          <w:szCs w:val="28"/>
+        </w:rPr>
+      </w:pPr>
+      <w:bookmarkStart w:id="132" w:name="_Toc220166476"/>
+      <w:bookmarkStart w:id="133" w:name="_Toc225934753"/>
+      <w:r>
+        <w:rPr>
+          <w:rFonts w:ascii="Cambria" w:hAnsi="Cambria"/>
+          <w:b/>
+          <w:bCs/>
+          <w:color w:val="auto"/>
+          <w:sz w:val="28"/>
+          <w:szCs w:val="28"/>
+        </w:rPr>
+        <w:t>1</w:t>
+      </w:r>
+      <w:r>
+        <w:rPr>
+          <w:rFonts w:ascii="Cambria" w:hAnsi="Cambria"/>
+          <w:b/>
+          <w:bCs/>
+          <w:color w:val="auto"/>
+          <w:sz w:val="28"/>
+          <w:szCs w:val="28"/>
+        </w:rPr>
+        <w:t>2</w:t>
+      </w:r>
+      <w:r>
+        <w:rPr>
+          <w:rFonts w:ascii="Cambria" w:hAnsi="Cambria"/>
+          <w:b/>
+          <w:bCs/>
+          <w:color w:val="auto"/>
+          <w:sz w:val="28"/>
+          <w:szCs w:val="28"/>
+        </w:rPr>
+        <w:t>.</w:t>
+      </w:r>
+      <w:r>
+        <w:rPr>
+          <w:rFonts w:ascii="Cambria" w:hAnsi="Cambria"/>
+          <w:b/>
+          <w:bCs/>
+          <w:color w:val="auto"/>
+          <w:sz w:val="28"/>
+          <w:szCs w:val="28"/>
+          <w:lang w:val="en-US"/>
+        </w:rPr>
+        <w:t>2</w:t>
+      </w:r>
+      <w:r>
+        <w:rPr>
+          <w:rFonts w:ascii="Cambria" w:hAnsi="Cambria"/>
+          <w:b/>
+          <w:bCs/>
+          <w:color w:val="auto"/>
+          <w:sz w:val="28"/>
+          <w:szCs w:val="28"/>
+        </w:rPr>
+        <w:t>. Добавяне на база данни</w:t>
+      </w:r>
+      <w:bookmarkEnd w:id="132"/>
+      <w:bookmarkEnd w:id="133"/>
+    </w:p>
+    <w:p>
+      <w:pPr>
+        <w:jc w:val="both"/>
+        <w:rPr>
+          <w:rFonts w:ascii="Times New Roman" w:hAnsi="Times New Roman" w:cs="Times New Roman"/>
+          <w:sz w:val="24"/>
+        </w:rPr>
+      </w:pPr>
+      <w:r>
+        <w:rPr>
+          <w:rFonts w:ascii="Times New Roman" w:hAnsi="Times New Roman" w:cs="Times New Roman"/>
+          <w:sz w:val="24"/>
+        </w:rPr>
+        <w:t xml:space="preserve">Добавянето на база данни представлява важна и логична стъпка за бъдещото развитие и усъвършенстване на приложението, тъй като позволява по-ефективно управление и съхранение на информацията. Чрез използването на база данни данните могат да бъдат съхранявани по структуриран, устойчив и сигурен начин, което значително подобрява организацията на системата. Това дава възможност за работа с по-големи обеми от информация, които не могат да бъдат ефективно обработвани само чрез файлове. Данните могат да се запазват за по-дълъг период от време и да бъдат използвани многократно при последващи анализи. Използването на база данни осигурява по-добра логическа организация на информацията, като я разделя на таблици и записи. Това улеснява търсенето, филтрирането и обработката на данните по различни критерии. </w:t>
+      </w:r>
+      <w:r>
+        <w:rPr>
+          <w:rFonts w:ascii="Times New Roman" w:hAnsi="Times New Roman" w:cs="Times New Roman"/>
+          <w:sz w:val="24"/>
+        </w:rPr>
+        <w:lastRenderedPageBreak/>
+        <w:t>Базата данни позволява многократен, контролиран и сигурен достъп до информацията, което е особено важно при работа с чувствителни или исторически данни. Чрез нея могат да се съхраняват резултати от анализи, междинни изчисления и обобщени стойности. Добавянето на база данни повишава стабилността, надеждността и мащабируемостта на приложението. То също така позволява реализиране на по-сложни функционалности като управление на потребители и история на данните. Поради тези причини използването на база данни е ключова стъпка към превръщането на системата в пълноценно и професионално уеб приложение.</w:t>
+      </w:r>
+    </w:p>
+    <w:p/>
+    <w:p>
+      <w:pPr>
+        <w:pStyle w:val="Heading2"/>
+        <w:rPr>
+          <w:rFonts w:ascii="Cambria" w:hAnsi="Cambria"/>
+          <w:b/>
+          <w:bCs/>
+          <w:color w:val="auto"/>
+          <w:sz w:val="28"/>
+          <w:szCs w:val="28"/>
+        </w:rPr>
+      </w:pPr>
+      <w:bookmarkStart w:id="134" w:name="_Toc220166477"/>
+      <w:bookmarkStart w:id="135" w:name="_Toc225934754"/>
+      <w:r>
+        <w:rPr>
+          <w:rFonts w:ascii="Cambria" w:hAnsi="Cambria"/>
+          <w:b/>
+          <w:bCs/>
+          <w:color w:val="auto"/>
+          <w:sz w:val="28"/>
+          <w:szCs w:val="28"/>
+        </w:rPr>
+        <w:t>1</w:t>
+      </w:r>
+      <w:r>
+        <w:rPr>
+          <w:rFonts w:ascii="Cambria" w:hAnsi="Cambria"/>
+          <w:b/>
+          <w:bCs/>
+          <w:color w:val="auto"/>
+          <w:sz w:val="28"/>
+          <w:szCs w:val="28"/>
+        </w:rPr>
+        <w:t>2</w:t>
+      </w:r>
+      <w:r>
+        <w:rPr>
+          <w:rFonts w:ascii="Cambria" w:hAnsi="Cambria"/>
+          <w:b/>
+          <w:bCs/>
+          <w:color w:val="auto"/>
+          <w:sz w:val="28"/>
+          <w:szCs w:val="28"/>
+        </w:rPr>
+        <w:t>.</w:t>
+      </w:r>
+      <w:r>
+        <w:rPr>
+          <w:rFonts w:ascii="Cambria" w:hAnsi="Cambria"/>
+          <w:b/>
+          <w:bCs/>
+          <w:color w:val="auto"/>
+          <w:sz w:val="28"/>
+          <w:szCs w:val="28"/>
+          <w:lang w:val="en-US"/>
+        </w:rPr>
+        <w:t>3</w:t>
+      </w:r>
+      <w:r>
+        <w:rPr>
+          <w:rFonts w:ascii="Cambria" w:hAnsi="Cambria"/>
+          <w:b/>
+          <w:bCs/>
+          <w:color w:val="auto"/>
+          <w:sz w:val="28"/>
+          <w:szCs w:val="28"/>
+        </w:rPr>
+        <w:t>. Разширяване на функционалността</w:t>
+      </w:r>
+      <w:bookmarkEnd w:id="134"/>
+      <w:bookmarkEnd w:id="135"/>
+    </w:p>
+    <w:p>
+      <w:pPr>
+        <w:jc w:val="both"/>
+        <w:rPr>
+          <w:rFonts w:ascii="Times New Roman" w:hAnsi="Times New Roman" w:cs="Times New Roman"/>
+          <w:sz w:val="24"/>
+        </w:rPr>
+      </w:pPr>
+      <w:r>
+        <w:rPr>
+          <w:rFonts w:ascii="Times New Roman" w:hAnsi="Times New Roman" w:cs="Times New Roman"/>
+          <w:sz w:val="24"/>
+        </w:rPr>
+        <w:t>Разширяването на функционалността на приложението представлява съществена част от неговото бъдещо развитие и усъвършенстване, тъй като позволява адаптиране към нарастващите нужди и изисквания на потребителите. Това включва добавяне на нови възможности за анализ и по-задълбочена обработка на данни, което увеличава аналитичния потенциал на системата. Приложението може да бъде надградено с допълнителни филтри, които да позволяват избор на данни по различни критерии, както и с по-гъвкави опции за сортиране. Това ще даде възможност за по-прецизен и детайлен анализ на информацията. Разширяването на функционалността може да включва и подобряване на потребителския интерфейс, чрез което работата с приложението ще стане по-удобна, по-интуитивна и по-ефективна. Добавянето на нови функции значително ще увеличи полезността и практическата стойност на системата. Приложението може да бъде адаптирано към различни сценарии на използване, включително работа с различни типове данни и потребителски нужди. Това показва гъвкавостта на системата и възможността ѝ за развитие. Разширяването на функционалността допринася за по-високо качество на разработката и по-добра използваемост. То ясно показва потенциала на приложението за бъдещо усъвършенстване и реална употреба в по-широк контекст.</w:t>
+      </w:r>
+    </w:p>
+    <w:p>
+      <w:pPr>
+        <w:jc w:val="both"/>
+        <w:rPr>
+          <w:rFonts w:ascii="Cambria" w:hAnsi="Cambria" w:cs="Times New Roman"/>
+          <w:sz w:val="24"/>
+          <w:szCs w:val="24"/>
+        </w:rPr>
+      </w:pPr>
     </w:p>
     <w:p>
       <w:pPr>
         <w:pStyle w:val="Heading1"/>
         <w:numPr>
           <w:ilvl w:val="0"/>
-          <w:numId w:val="12"/>
+          <w:numId w:val="15"/>
         </w:numPr>
         <w:pBdr>
           <w:bottom w:val="single" w:sz="4" w:space="1" w:color="auto"/>
@@ -9730,8 +11025,7 @@
           <w:szCs w:val="36"/>
         </w:rPr>
       </w:pPr>
-      <w:bookmarkStart w:id="125" w:name="_Toc220166474"/>
-      <w:bookmarkStart w:id="126" w:name="_Toc220489072"/>
+      <w:bookmarkStart w:id="136" w:name="_Toc220166478"/>
       <w:r>
         <w:rPr>
           <w:rFonts w:ascii="Cambria" w:hAnsi="Cambria"/>
@@ -9741,314 +11035,10 @@
           <w:sz w:val="36"/>
           <w:szCs w:val="36"/>
         </w:rPr>
-        <w:t>Практическо приложение и бъдещо развитие</w:t>
-      </w:r>
-      <w:bookmarkEnd w:id="125"/>
-      <w:bookmarkEnd w:id="126"/>
-    </w:p>
-    <w:p>
-      <w:pPr>
-        <w:pStyle w:val="Heading2"/>
-        <w:rPr>
-          <w:rFonts w:ascii="Cambria" w:hAnsi="Cambria"/>
-          <w:b/>
-          <w:bCs/>
-          <w:color w:val="auto"/>
-          <w:sz w:val="28"/>
-          <w:szCs w:val="28"/>
-        </w:rPr>
-      </w:pPr>
-      <w:bookmarkStart w:id="127" w:name="_Toc220166475"/>
-      <w:bookmarkStart w:id="128" w:name="_Toc220489073"/>
-      <w:r>
-        <w:rPr>
-          <w:rFonts w:ascii="Cambria" w:hAnsi="Cambria"/>
-          <w:b/>
-          <w:bCs/>
-          <w:color w:val="auto"/>
-          <w:sz w:val="28"/>
-          <w:szCs w:val="28"/>
-        </w:rPr>
-        <w:t>1</w:t>
-      </w:r>
-      <w:r>
-        <w:rPr>
-          <w:rFonts w:ascii="Cambria" w:hAnsi="Cambria"/>
-          <w:b/>
-          <w:bCs/>
-          <w:color w:val="auto"/>
-          <w:sz w:val="28"/>
-          <w:szCs w:val="28"/>
-        </w:rPr>
-        <w:t>1</w:t>
-      </w:r>
-      <w:r>
-        <w:rPr>
-          <w:rFonts w:ascii="Cambria" w:hAnsi="Cambria"/>
-          <w:b/>
-          <w:bCs/>
-          <w:color w:val="auto"/>
-          <w:sz w:val="28"/>
-          <w:szCs w:val="28"/>
-        </w:rPr>
-        <w:t>.</w:t>
-      </w:r>
-      <w:r>
-        <w:rPr>
-          <w:rFonts w:ascii="Cambria" w:hAnsi="Cambria"/>
-          <w:b/>
-          <w:bCs/>
-          <w:color w:val="auto"/>
-          <w:sz w:val="28"/>
-          <w:szCs w:val="28"/>
-          <w:lang w:val="en-US"/>
-        </w:rPr>
-        <w:t>1</w:t>
-      </w:r>
-      <w:r>
-        <w:rPr>
-          <w:rFonts w:ascii="Cambria" w:hAnsi="Cambria"/>
-          <w:b/>
-          <w:bCs/>
-          <w:color w:val="auto"/>
-          <w:sz w:val="28"/>
-          <w:szCs w:val="28"/>
-        </w:rPr>
-        <w:t>. Добавяне на нови видове диаграми</w:t>
-      </w:r>
-      <w:bookmarkEnd w:id="127"/>
-      <w:bookmarkEnd w:id="128"/>
-    </w:p>
-    <w:p>
-      <w:pPr>
-        <w:rPr>
-          <w:rFonts w:ascii="Times New Roman" w:hAnsi="Times New Roman" w:cs="Times New Roman"/>
-          <w:sz w:val="24"/>
-        </w:rPr>
-      </w:pPr>
-      <w:r>
-        <w:rPr>
-          <w:rFonts w:ascii="Times New Roman" w:hAnsi="Times New Roman" w:cs="Times New Roman"/>
-          <w:sz w:val="24"/>
-        </w:rPr>
-        <w:t>Една от основните възможности за бъдещо развитие на приложението е добавянето на нови видове диаграми за визуализация на данните, което би разширило значително неговите аналитични възможности. Това би позволило по-разнообразно, по-гъвкаво и по-детайлно представяне на информацията в зависимост от характера на данните и целите на анализа. Различните типове диаграми са подходящи за различни аналитични задачи, поради което наличието на по-голям избор от визуализации улеснява правилния подбор на графично представяне. Добавянето на нови визуализации може значително да подобри разбирането и интерпретацията на данните, особено при по-сложни набори от информация. Например могат да се включат комбинирани диаграми, които съчетават няколко вида визуализация, както и по-специализирани графики, предназначени за конкретни анализи. Това ще разшири възможностите за по-задълбочен анализ и по-точна интерпретация на резултатите. Новите диаграми биха позволили по-ясно изследване на зависимости между различни показатели и променливи. Те биха направили приложението по-гъвкаво, универсално и адаптивно към различни сценарии на използване. Визуалното разнообразие допринася за по-добро потребителско изживяване и по-голяма яснота при представянето на информацията. Добавянето на нови диаграми увеличава функционалността и практическата стойност на системата. Това представлява важна стъпка към нейното цялостно усъвършенстване и развитие.</w:t>
-      </w:r>
-    </w:p>
-    <w:p>
-      <w:pPr>
-        <w:rPr>
-          <w:rFonts w:ascii="Times New Roman" w:hAnsi="Times New Roman" w:cs="Times New Roman"/>
-          <w:sz w:val="24"/>
-        </w:rPr>
-      </w:pPr>
-    </w:p>
-    <w:p>
-      <w:pPr>
-        <w:pStyle w:val="Heading2"/>
-        <w:rPr>
-          <w:rFonts w:ascii="Cambria" w:hAnsi="Cambria"/>
-          <w:b/>
-          <w:bCs/>
-          <w:color w:val="auto"/>
-          <w:sz w:val="28"/>
-          <w:szCs w:val="28"/>
-        </w:rPr>
-      </w:pPr>
-      <w:bookmarkStart w:id="129" w:name="_Toc220166476"/>
-      <w:bookmarkStart w:id="130" w:name="_Toc220489074"/>
-      <w:r>
-        <w:rPr>
-          <w:rFonts w:ascii="Cambria" w:hAnsi="Cambria"/>
-          <w:b/>
-          <w:bCs/>
-          <w:color w:val="auto"/>
-          <w:sz w:val="28"/>
-          <w:szCs w:val="28"/>
-        </w:rPr>
-        <w:t>1</w:t>
-      </w:r>
-      <w:r>
-        <w:rPr>
-          <w:rFonts w:ascii="Cambria" w:hAnsi="Cambria"/>
-          <w:b/>
-          <w:bCs/>
-          <w:color w:val="auto"/>
-          <w:sz w:val="28"/>
-          <w:szCs w:val="28"/>
-        </w:rPr>
-        <w:t>1</w:t>
-      </w:r>
-      <w:r>
-        <w:rPr>
-          <w:rFonts w:ascii="Cambria" w:hAnsi="Cambria"/>
-          <w:b/>
-          <w:bCs/>
-          <w:color w:val="auto"/>
-          <w:sz w:val="28"/>
-          <w:szCs w:val="28"/>
-        </w:rPr>
-        <w:t>.</w:t>
-      </w:r>
-      <w:r>
-        <w:rPr>
-          <w:rFonts w:ascii="Cambria" w:hAnsi="Cambria"/>
-          <w:b/>
-          <w:bCs/>
-          <w:color w:val="auto"/>
-          <w:sz w:val="28"/>
-          <w:szCs w:val="28"/>
-          <w:lang w:val="en-US"/>
-        </w:rPr>
-        <w:t>2</w:t>
-      </w:r>
-      <w:r>
-        <w:rPr>
-          <w:rFonts w:ascii="Cambria" w:hAnsi="Cambria"/>
-          <w:b/>
-          <w:bCs/>
-          <w:color w:val="auto"/>
-          <w:sz w:val="28"/>
-          <w:szCs w:val="28"/>
-        </w:rPr>
-        <w:t>. Добавяне на база данни</w:t>
-      </w:r>
-      <w:bookmarkEnd w:id="129"/>
-      <w:bookmarkEnd w:id="130"/>
-    </w:p>
-    <w:p>
-      <w:pPr>
-        <w:jc w:val="both"/>
-        <w:rPr>
-          <w:rFonts w:ascii="Times New Roman" w:hAnsi="Times New Roman" w:cs="Times New Roman"/>
-          <w:sz w:val="24"/>
-        </w:rPr>
-      </w:pPr>
-      <w:r>
-        <w:rPr>
-          <w:rFonts w:ascii="Times New Roman" w:hAnsi="Times New Roman" w:cs="Times New Roman"/>
-          <w:sz w:val="24"/>
-        </w:rPr>
-        <w:t xml:space="preserve">Добавянето на база данни представлява важна и логична стъпка за бъдещото развитие и усъвършенстване на приложението, тъй като позволява по-ефективно управление и съхранение на информацията. Чрез използването на база данни данните могат да бъдат съхранявани по структуриран, устойчив и сигурен начин, което значително подобрява организацията на системата. Това дава възможност за работа с по-големи обеми от информация, които не могат да бъдат ефективно обработвани само чрез файлове. Данните могат да се запазват за по-дълъг период от време и да бъдат използвани многократно при последващи анализи. Използването на база данни осигурява по-добра логическа организация на информацията, като я разделя на таблици и записи. Това </w:t>
-      </w:r>
-      <w:r>
-        <w:rPr>
-          <w:rFonts w:ascii="Times New Roman" w:hAnsi="Times New Roman" w:cs="Times New Roman"/>
-          <w:sz w:val="24"/>
-        </w:rPr>
-        <w:lastRenderedPageBreak/>
-        <w:t>улеснява търсенето, филтрирането и обработката на данните по различни критерии. Базата данни позволява многократен, контролиран и сигурен достъп до информацията, което е особено важно при работа с чувствителни или исторически данни. Чрез нея могат да се съхраняват резултати от анализи, междинни изчисления и обобщени стойности. Добавянето на база данни повишава стабилността, надеждността и мащабируемостта на приложението. То също така позволява реализиране на по-сложни функционалности като управление на потребители и история на данните. Поради тези причини използването на база данни е ключова стъпка към превръщането на системата в пълноценно и професионално уеб приложение.</w:t>
-      </w:r>
-    </w:p>
-    <w:p/>
-    <w:p>
-      <w:pPr>
-        <w:pStyle w:val="Heading2"/>
-        <w:rPr>
-          <w:rFonts w:ascii="Cambria" w:hAnsi="Cambria"/>
-          <w:b/>
-          <w:bCs/>
-          <w:color w:val="auto"/>
-          <w:sz w:val="28"/>
-          <w:szCs w:val="28"/>
-        </w:rPr>
-      </w:pPr>
-      <w:bookmarkStart w:id="131" w:name="_Toc220166477"/>
-      <w:bookmarkStart w:id="132" w:name="_Toc220489075"/>
-      <w:r>
-        <w:rPr>
-          <w:rFonts w:ascii="Cambria" w:hAnsi="Cambria"/>
-          <w:b/>
-          <w:bCs/>
-          <w:color w:val="auto"/>
-          <w:sz w:val="28"/>
-          <w:szCs w:val="28"/>
-        </w:rPr>
-        <w:t>1</w:t>
-      </w:r>
-      <w:r>
-        <w:rPr>
-          <w:rFonts w:ascii="Cambria" w:hAnsi="Cambria"/>
-          <w:b/>
-          <w:bCs/>
-          <w:color w:val="auto"/>
-          <w:sz w:val="28"/>
-          <w:szCs w:val="28"/>
-        </w:rPr>
-        <w:t>1</w:t>
-      </w:r>
-      <w:r>
-        <w:rPr>
-          <w:rFonts w:ascii="Cambria" w:hAnsi="Cambria"/>
-          <w:b/>
-          <w:bCs/>
-          <w:color w:val="auto"/>
-          <w:sz w:val="28"/>
-          <w:szCs w:val="28"/>
-        </w:rPr>
-        <w:t>.</w:t>
-      </w:r>
-      <w:r>
-        <w:rPr>
-          <w:rFonts w:ascii="Cambria" w:hAnsi="Cambria"/>
-          <w:b/>
-          <w:bCs/>
-          <w:color w:val="auto"/>
-          <w:sz w:val="28"/>
-          <w:szCs w:val="28"/>
-          <w:lang w:val="en-US"/>
-        </w:rPr>
-        <w:t>3</w:t>
-      </w:r>
-      <w:r>
-        <w:rPr>
-          <w:rFonts w:ascii="Cambria" w:hAnsi="Cambria"/>
-          <w:b/>
-          <w:bCs/>
-          <w:color w:val="auto"/>
-          <w:sz w:val="28"/>
-          <w:szCs w:val="28"/>
-        </w:rPr>
-        <w:t>. Разширяване на функционалността</w:t>
-      </w:r>
-      <w:bookmarkEnd w:id="131"/>
-      <w:bookmarkEnd w:id="132"/>
-    </w:p>
-    <w:p>
-      <w:pPr>
-        <w:jc w:val="both"/>
-        <w:rPr>
-          <w:rFonts w:ascii="Times New Roman" w:hAnsi="Times New Roman" w:cs="Times New Roman"/>
-          <w:sz w:val="24"/>
-        </w:rPr>
-      </w:pPr>
-      <w:r>
-        <w:rPr>
-          <w:rFonts w:ascii="Times New Roman" w:hAnsi="Times New Roman" w:cs="Times New Roman"/>
-          <w:sz w:val="24"/>
-        </w:rPr>
-        <w:t>Разширяването на функционалността на приложението представлява съществена част от неговото бъдещо развитие и усъвършенстване, тъй като позволява адаптиране към нарастващите нужди и изисквания на потребителите. Това включва добавяне на нови възможности за анализ и по-задълбочена обработка на данни, което увеличава аналитичния потенциал на системата. Приложението може да бъде надградено с допълнителни филтри, които да позволяват избор на данни по различни критерии, както и с по-гъвкави опции за сортиране. Това ще даде възможност за по-прецизен и детайлен анализ на информацията. Разширяването на функционалността може да включва и подобряване на потребителския интерфейс, чрез което работата с приложението ще стане по-удобна, по-интуитивна и по-ефективна. Добавянето на нови функции значително ще увеличи полезността и практическата стойност на системата. Приложението може да бъде адаптирано към различни сценарии на използване, включително работа с различни типове данни и потребителски нужди. Това показва гъвкавостта на системата и възможността ѝ за развитие. Разширяването на функционалността допринася за по-високо качество на разработката и по-добра използваемост. То ясно показва потенциала на приложението за бъдещо усъвършенстване и реална употреба в по-широк контекст.</w:t>
-      </w:r>
-    </w:p>
-    <w:p>
-      <w:pPr>
-        <w:jc w:val="both"/>
-        <w:rPr>
-          <w:rFonts w:ascii="Cambria" w:hAnsi="Cambria" w:cs="Times New Roman"/>
-          <w:sz w:val="24"/>
-          <w:szCs w:val="24"/>
-        </w:rPr>
-      </w:pPr>
-    </w:p>
-    <w:p>
-      <w:pPr>
-        <w:pStyle w:val="Heading1"/>
-        <w:numPr>
-          <w:ilvl w:val="0"/>
-          <w:numId w:val="12"/>
-        </w:numPr>
-        <w:pBdr>
-          <w:bottom w:val="single" w:sz="4" w:space="1" w:color="auto"/>
-        </w:pBdr>
+        <w:t xml:space="preserve"> </w:t>
+      </w:r>
+      <w:bookmarkStart w:id="137" w:name="_Toc225934755"/>
+      <w:r>
         <w:rPr>
           <w:rFonts w:ascii="Cambria" w:hAnsi="Cambria"/>
           <w:b/>
@@ -10057,33 +11047,83 @@
           <w:sz w:val="36"/>
           <w:szCs w:val="36"/>
         </w:rPr>
-      </w:pPr>
-      <w:bookmarkStart w:id="133" w:name="_Toc220166478"/>
-      <w:bookmarkStart w:id="134" w:name="_Toc220489076"/>
-      <w:r>
-        <w:rPr>
-          <w:rFonts w:ascii="Cambria" w:hAnsi="Cambria"/>
-          <w:b/>
-          <w:bCs/>
-          <w:color w:val="auto"/>
-          <w:sz w:val="36"/>
-          <w:szCs w:val="36"/>
-        </w:rPr>
         <w:t>Заключение</w:t>
       </w:r>
-      <w:bookmarkEnd w:id="133"/>
-      <w:bookmarkEnd w:id="134"/>
+      <w:bookmarkEnd w:id="136"/>
+      <w:bookmarkEnd w:id="137"/>
     </w:p>
     <w:p>
       <w:pPr>
         <w:jc w:val="both"/>
         <w:rPr>
-          <w:rFonts w:ascii="Cambria" w:hAnsi="Cambria" w:cs="Times New Roman"/>
-          <w:b/>
-          <w:sz w:val="36"/>
-          <w:szCs w:val="24"/>
-        </w:rPr>
-      </w:pPr>
+          <w:rFonts w:ascii="Times New Roman" w:hAnsi="Times New Roman" w:cs="Times New Roman"/>
+          <w:sz w:val="24"/>
+          <w:szCs w:val="24"/>
+        </w:rPr>
+      </w:pPr>
+      <w:r>
+        <w:rPr>
+          <w:rFonts w:ascii="Times New Roman" w:hAnsi="Times New Roman" w:cs="Times New Roman"/>
+          <w:sz w:val="24"/>
+          <w:szCs w:val="24"/>
+        </w:rPr>
+        <w:t>В настоящия дипломен проект беше разработено уеб приложение „Интерактивен дашборд за анализ на данни“, което позволява обработка, анализ и визуализация на таблична информация от файлове във формат CSV и Excel.</w:t>
+      </w:r>
+    </w:p>
+    <w:p>
+      <w:pPr>
+        <w:jc w:val="both"/>
+        <w:rPr>
+          <w:rFonts w:ascii="Times New Roman" w:hAnsi="Times New Roman" w:cs="Times New Roman"/>
+          <w:sz w:val="24"/>
+          <w:szCs w:val="24"/>
+        </w:rPr>
+      </w:pPr>
+      <w:r>
+        <w:rPr>
+          <w:rFonts w:ascii="Times New Roman" w:hAnsi="Times New Roman" w:cs="Times New Roman"/>
+          <w:sz w:val="24"/>
+          <w:szCs w:val="24"/>
+        </w:rPr>
+        <w:t>В процеса на разработка бяха използвани съвременни технологии и инструменти като програмния език Python, библиотеката Pandas за обработка на данни, Matplotlib за визуализация и уеб фреймуърка Django за изграждане на приложението. Реализирани бяха основни функционалности като качване на файлове, филтриране и групиране на данни, изчисляване на статистически показатели и визуализация чрез различни видове графики.</w:t>
+      </w:r>
+    </w:p>
+    <w:p>
+      <w:pPr>
+        <w:jc w:val="both"/>
+        <w:rPr>
+          <w:rFonts w:ascii="Times New Roman" w:hAnsi="Times New Roman" w:cs="Times New Roman"/>
+          <w:sz w:val="24"/>
+          <w:szCs w:val="24"/>
+        </w:rPr>
+      </w:pPr>
+      <w:r>
+        <w:rPr>
+          <w:rFonts w:ascii="Times New Roman" w:hAnsi="Times New Roman" w:cs="Times New Roman"/>
+          <w:sz w:val="24"/>
+          <w:szCs w:val="24"/>
+        </w:rPr>
+        <w:t>Поставената цел на дипломния проект беше успешно постигната, като беше създадено работещо и функционално приложение, което отговаря на изискванията на заданието. Приложението предоставя удобен и интуитивен начин за работа с данни и подпомага тяхното разбиране чрез визуални средства.</w:t>
+      </w:r>
+    </w:p>
+    <w:p>
+      <w:pPr>
+        <w:jc w:val="both"/>
+        <w:rPr>
+          <w:rFonts w:ascii="Times New Roman" w:hAnsi="Times New Roman" w:cs="Times New Roman"/>
+          <w:sz w:val="24"/>
+          <w:szCs w:val="24"/>
+        </w:rPr>
+      </w:pPr>
+      <w:r>
+        <w:rPr>
+          <w:rFonts w:ascii="Times New Roman" w:hAnsi="Times New Roman" w:cs="Times New Roman"/>
+          <w:sz w:val="24"/>
+          <w:szCs w:val="24"/>
+        </w:rPr>
+        <w:lastRenderedPageBreak/>
+        <w:t>Съществуват възможности за бъдещо развитие на проекта, като добавяне на нови видове диаграми, разширяване на функционалността и използване на база данни за по-ефективно съхранение на информация. Това показва, че разработеното приложение има потенциал за надграждане и приложение в реални условия.</w:t>
+      </w:r>
     </w:p>
     <w:p>
       <w:pPr>
@@ -10112,8 +11152,8 @@
           <w:lang w:val="en-US"/>
         </w:rPr>
       </w:pPr>
-      <w:bookmarkStart w:id="135" w:name="_Toc220166479"/>
-      <w:bookmarkStart w:id="136" w:name="_Toc220489077"/>
+      <w:bookmarkStart w:id="138" w:name="_Toc220166479"/>
+      <w:bookmarkStart w:id="139" w:name="_Toc225934756"/>
       <w:r>
         <w:rPr>
           <w:rFonts w:ascii="Cambria" w:hAnsi="Cambria"/>
@@ -10123,7 +11163,7 @@
           <w:sz w:val="36"/>
           <w:szCs w:val="36"/>
         </w:rPr>
-        <w:t>13</w:t>
+        <w:t>14</w:t>
       </w:r>
       <w:r>
         <w:rPr>
@@ -10147,8 +11187,8 @@
         </w:rPr>
         <w:t>Използвана литература и източници</w:t>
       </w:r>
-      <w:bookmarkEnd w:id="135"/>
-      <w:bookmarkEnd w:id="136"/>
+      <w:bookmarkEnd w:id="138"/>
+      <w:bookmarkEnd w:id="139"/>
     </w:p>
     <w:p>
       <w:pPr>
@@ -10268,7 +11308,6 @@
           <w:szCs w:val="24"/>
           <w:lang w:val="en-US"/>
         </w:rPr>
-        <w:lastRenderedPageBreak/>
         <w:t>4.</w:t>
       </w:r>
       <w:r>
@@ -10349,7 +11388,6 @@
           <w:rFonts w:ascii="Times New Roman" w:hAnsi="Times New Roman" w:cs="Times New Roman"/>
           <w:sz w:val="24"/>
           <w:szCs w:val="24"/>
-          <w:lang w:val="en-US"/>
         </w:rPr>
       </w:pPr>
       <w:r>
@@ -10384,6 +11422,33 @@
           <w:rFonts w:ascii="Times New Roman" w:hAnsi="Times New Roman" w:cs="Times New Roman"/>
           <w:sz w:val="24"/>
           <w:szCs w:val="24"/>
+        </w:rPr>
+        <w:t xml:space="preserve">    </w:t>
+      </w:r>
+    </w:p>
+    <w:p>
+      <w:pPr>
+        <w:jc w:val="both"/>
+        <w:rPr>
+          <w:rFonts w:ascii="Times New Roman" w:hAnsi="Times New Roman" w:cs="Times New Roman"/>
+          <w:sz w:val="24"/>
+          <w:szCs w:val="24"/>
+          <w:lang w:val="en-US"/>
+        </w:rPr>
+      </w:pPr>
+      <w:r>
+        <w:rPr>
+          <w:rFonts w:ascii="Times New Roman" w:hAnsi="Times New Roman" w:cs="Times New Roman"/>
+          <w:sz w:val="24"/>
+          <w:szCs w:val="24"/>
+        </w:rPr>
+        <w:t xml:space="preserve">            </w:t>
+      </w:r>
+      <w:r>
+        <w:rPr>
+          <w:rFonts w:ascii="Times New Roman" w:hAnsi="Times New Roman" w:cs="Times New Roman"/>
+          <w:sz w:val="24"/>
+          <w:szCs w:val="24"/>
           <w:lang w:val="en-US"/>
         </w:rPr>
         <w:t>development.html</w:t>
@@ -10516,9 +11581,17 @@
           <w:rFonts w:ascii="Times New Roman" w:hAnsi="Times New Roman" w:cs="Times New Roman"/>
           <w:sz w:val="24"/>
           <w:szCs w:val="24"/>
+        </w:rPr>
+      </w:pPr>
+      <w:r>
+        <w:rPr>
+          <w:rFonts w:ascii="Times New Roman" w:hAnsi="Times New Roman" w:cs="Times New Roman"/>
+          <w:sz w:val="24"/>
+          <w:szCs w:val="24"/>
           <w:lang w:val="en-US"/>
         </w:rPr>
-      </w:pPr>
+        <w:t>12.</w:t>
+      </w:r>
       <w:r>
         <w:rPr>
           <w:rFonts w:ascii="Times New Roman" w:hAnsi="Times New Roman" w:cs="Times New Roman"/>
@@ -10526,17 +11599,55 @@
           <w:szCs w:val="24"/>
           <w:lang w:val="en-US"/>
         </w:rPr>
-        <w:t>12.</w:t>
-      </w:r>
-      <w:r>
+        <w:tab/>
+      </w:r>
+      <w:hyperlink r:id="rId8" w:history="1">
+        <w:r>
+          <w:rPr>
+            <w:rStyle w:val="Hyperlink"/>
+            <w:rFonts w:ascii="Times New Roman" w:hAnsi="Times New Roman" w:cs="Times New Roman"/>
+            <w:sz w:val="24"/>
+            <w:szCs w:val="24"/>
+            <w:lang w:val="en-US"/>
+          </w:rPr>
+          <w:t>https://priobshti.se/article/strategii-v-pomosht-na-prepodavaneto/taksonomiya-na-</w:t>
+        </w:r>
+      </w:hyperlink>
+      <w:r>
+        <w:rPr>
+          <w:rFonts w:ascii="Times New Roman" w:hAnsi="Times New Roman" w:cs="Times New Roman"/>
+          <w:sz w:val="24"/>
+          <w:szCs w:val="24"/>
+        </w:rPr>
+        <w:t xml:space="preserve">      </w:t>
+      </w:r>
+    </w:p>
+    <w:p>
+      <w:pPr>
+        <w:jc w:val="both"/>
         <w:rPr>
           <w:rFonts w:ascii="Times New Roman" w:hAnsi="Times New Roman" w:cs="Times New Roman"/>
           <w:sz w:val="24"/>
           <w:szCs w:val="24"/>
           <w:lang w:val="en-US"/>
         </w:rPr>
-        <w:tab/>
-        <w:t>https://priobshti.se/article/strategii-v-pomosht-na-prepodavaneto/taksonomiya-na-blum-ili-kak-da-napravim-uroka-v</w:t>
+      </w:pPr>
+      <w:r>
+        <w:rPr>
+          <w:rFonts w:ascii="Times New Roman" w:hAnsi="Times New Roman" w:cs="Times New Roman"/>
+          <w:sz w:val="24"/>
+          <w:szCs w:val="24"/>
+        </w:rPr>
+        <w:t xml:space="preserve">           </w:t>
+      </w:r>
+      <w:r>
+        <w:rPr>
+          <w:rFonts w:ascii="Times New Roman" w:hAnsi="Times New Roman" w:cs="Times New Roman"/>
+          <w:sz w:val="24"/>
+          <w:szCs w:val="24"/>
+          <w:lang w:val="en-US"/>
+        </w:rPr>
+        <w:t>blum-ili-kak-da-napravim-uroka-v</w:t>
       </w:r>
     </w:p>
     <w:p>
@@ -10600,7 +11711,7 @@
       </w:r>
     </w:p>
     <w:sectPr>
-      <w:headerReference w:type="default" r:id="rId8"/>
+      <w:headerReference w:type="default" r:id="rId9"/>
       <w:pgSz w:w="11906" w:h="16838"/>
       <w:pgMar w:top="1417" w:right="1417" w:bottom="1417" w:left="1417" w:header="708" w:footer="708" w:gutter="0"/>
       <w:cols w:space="708"/>
@@ -11441,6 +12552,119 @@
     </w:lvl>
   </w:abstractNum>
   <w:abstractNum w:abstractNumId="6" w15:restartNumberingAfterBreak="0">
+    <w:nsid w:val="3AB20A6F"/>
+    <w:multiLevelType w:val="multilevel"/>
+    <w:tmpl w:val="D7B62248"/>
+    <w:lvl w:ilvl="0">
+      <w:start w:val="1"/>
+      <w:numFmt w:val="decimal"/>
+      <w:lvlText w:val="%1."/>
+      <w:lvlJc w:val="left"/>
+      <w:pPr>
+        <w:ind w:left="525" w:hanging="525"/>
+      </w:pPr>
+      <w:rPr>
+        <w:rFonts w:hint="default"/>
+      </w:rPr>
+    </w:lvl>
+    <w:lvl w:ilvl="1">
+      <w:start w:val="1"/>
+      <w:numFmt w:val="decimal"/>
+      <w:lvlText w:val="%1.%2."/>
+      <w:lvlJc w:val="left"/>
+      <w:pPr>
+        <w:ind w:left="525" w:hanging="525"/>
+      </w:pPr>
+      <w:rPr>
+        <w:rFonts w:hint="default"/>
+      </w:rPr>
+    </w:lvl>
+    <w:lvl w:ilvl="2">
+      <w:start w:val="1"/>
+      <w:numFmt w:val="decimal"/>
+      <w:lvlText w:val="%1.%2.%3."/>
+      <w:lvlJc w:val="left"/>
+      <w:pPr>
+        <w:ind w:left="720" w:hanging="720"/>
+      </w:pPr>
+      <w:rPr>
+        <w:rFonts w:hint="default"/>
+      </w:rPr>
+    </w:lvl>
+    <w:lvl w:ilvl="3">
+      <w:start w:val="1"/>
+      <w:numFmt w:val="decimal"/>
+      <w:lvlText w:val="%1.%2.%3.%4."/>
+      <w:lvlJc w:val="left"/>
+      <w:pPr>
+        <w:ind w:left="720" w:hanging="720"/>
+      </w:pPr>
+      <w:rPr>
+        <w:rFonts w:hint="default"/>
+      </w:rPr>
+    </w:lvl>
+    <w:lvl w:ilvl="4">
+      <w:start w:val="1"/>
+      <w:numFmt w:val="decimal"/>
+      <w:lvlText w:val="%1.%2.%3.%4.%5."/>
+      <w:lvlJc w:val="left"/>
+      <w:pPr>
+        <w:ind w:left="1080" w:hanging="1080"/>
+      </w:pPr>
+      <w:rPr>
+        <w:rFonts w:hint="default"/>
+      </w:rPr>
+    </w:lvl>
+    <w:lvl w:ilvl="5">
+      <w:start w:val="1"/>
+      <w:numFmt w:val="decimal"/>
+      <w:lvlText w:val="%1.%2.%3.%4.%5.%6."/>
+      <w:lvlJc w:val="left"/>
+      <w:pPr>
+        <w:ind w:left="1080" w:hanging="1080"/>
+      </w:pPr>
+      <w:rPr>
+        <w:rFonts w:hint="default"/>
+      </w:rPr>
+    </w:lvl>
+    <w:lvl w:ilvl="6">
+      <w:start w:val="1"/>
+      <w:numFmt w:val="decimal"/>
+      <w:lvlText w:val="%1.%2.%3.%4.%5.%6.%7."/>
+      <w:lvlJc w:val="left"/>
+      <w:pPr>
+        <w:ind w:left="1440" w:hanging="1440"/>
+      </w:pPr>
+      <w:rPr>
+        <w:rFonts w:hint="default"/>
+      </w:rPr>
+    </w:lvl>
+    <w:lvl w:ilvl="7">
+      <w:start w:val="1"/>
+      <w:numFmt w:val="decimal"/>
+      <w:lvlText w:val="%1.%2.%3.%4.%5.%6.%7.%8."/>
+      <w:lvlJc w:val="left"/>
+      <w:pPr>
+        <w:ind w:left="1440" w:hanging="1440"/>
+      </w:pPr>
+      <w:rPr>
+        <w:rFonts w:hint="default"/>
+      </w:rPr>
+    </w:lvl>
+    <w:lvl w:ilvl="8">
+      <w:start w:val="1"/>
+      <w:numFmt w:val="decimal"/>
+      <w:lvlText w:val="%1.%2.%3.%4.%5.%6.%7.%8.%9."/>
+      <w:lvlJc w:val="left"/>
+      <w:pPr>
+        <w:ind w:left="1800" w:hanging="1800"/>
+      </w:pPr>
+      <w:rPr>
+        <w:rFonts w:hint="default"/>
+      </w:rPr>
+    </w:lvl>
+  </w:abstractNum>
+  <w:abstractNum w:abstractNumId="7" w15:restartNumberingAfterBreak="0">
     <w:nsid w:val="3DFB0E12"/>
     <w:multiLevelType w:val="hybridMultilevel"/>
     <w:tmpl w:val="8044516E"/>
@@ -11553,7 +12777,7 @@
       </w:rPr>
     </w:lvl>
   </w:abstractNum>
-  <w:abstractNum w:abstractNumId="7" w15:restartNumberingAfterBreak="0">
+  <w:abstractNum w:abstractNumId="8" w15:restartNumberingAfterBreak="0">
     <w:nsid w:val="426E3377"/>
     <w:multiLevelType w:val="hybridMultilevel"/>
     <w:tmpl w:val="DB6435A8"/>
@@ -11666,7 +12890,7 @@
       </w:rPr>
     </w:lvl>
   </w:abstractNum>
-  <w:abstractNum w:abstractNumId="8" w15:restartNumberingAfterBreak="0">
+  <w:abstractNum w:abstractNumId="9" w15:restartNumberingAfterBreak="0">
     <w:nsid w:val="436C3867"/>
     <w:multiLevelType w:val="hybridMultilevel"/>
     <w:tmpl w:val="45A4F67A"/>
@@ -11779,7 +13003,7 @@
       </w:rPr>
     </w:lvl>
   </w:abstractNum>
-  <w:abstractNum w:abstractNumId="9" w15:restartNumberingAfterBreak="0">
+  <w:abstractNum w:abstractNumId="10" w15:restartNumberingAfterBreak="0">
     <w:nsid w:val="63306312"/>
     <w:multiLevelType w:val="hybridMultilevel"/>
     <w:tmpl w:val="6860A75C"/>
@@ -11892,7 +13116,7 @@
       </w:rPr>
     </w:lvl>
   </w:abstractNum>
-  <w:abstractNum w:abstractNumId="10" w15:restartNumberingAfterBreak="0">
+  <w:abstractNum w:abstractNumId="11" w15:restartNumberingAfterBreak="0">
     <w:nsid w:val="6478161C"/>
     <w:multiLevelType w:val="hybridMultilevel"/>
     <w:tmpl w:val="11D69E6A"/>
@@ -12005,7 +13229,7 @@
       </w:rPr>
     </w:lvl>
   </w:abstractNum>
-  <w:abstractNum w:abstractNumId="11" w15:restartNumberingAfterBreak="0">
+  <w:abstractNum w:abstractNumId="12" w15:restartNumberingAfterBreak="0">
     <w:nsid w:val="67A60753"/>
     <w:multiLevelType w:val="hybridMultilevel"/>
     <w:tmpl w:val="A2E0E3F6"/>
@@ -12118,7 +13342,96 @@
       </w:rPr>
     </w:lvl>
   </w:abstractNum>
-  <w:abstractNum w:abstractNumId="12" w15:restartNumberingAfterBreak="0">
+  <w:abstractNum w:abstractNumId="13" w15:restartNumberingAfterBreak="0">
+    <w:nsid w:val="6F6E25B6"/>
+    <w:multiLevelType w:val="hybridMultilevel"/>
+    <w:tmpl w:val="1F94E728"/>
+    <w:lvl w:ilvl="0" w:tplc="911C6312">
+      <w:start w:val="13"/>
+      <w:numFmt w:val="decimal"/>
+      <w:lvlText w:val="%1."/>
+      <w:lvlJc w:val="left"/>
+      <w:pPr>
+        <w:ind w:left="870" w:hanging="510"/>
+      </w:pPr>
+      <w:rPr>
+        <w:rFonts w:hint="default"/>
+      </w:rPr>
+    </w:lvl>
+    <w:lvl w:ilvl="1" w:tplc="04020019" w:tentative="1">
+      <w:start w:val="1"/>
+      <w:numFmt w:val="lowerLetter"/>
+      <w:lvlText w:val="%2."/>
+      <w:lvlJc w:val="left"/>
+      <w:pPr>
+        <w:ind w:left="1440" w:hanging="360"/>
+      </w:pPr>
+    </w:lvl>
+    <w:lvl w:ilvl="2" w:tplc="0402001B" w:tentative="1">
+      <w:start w:val="1"/>
+      <w:numFmt w:val="lowerRoman"/>
+      <w:lvlText w:val="%3."/>
+      <w:lvlJc w:val="right"/>
+      <w:pPr>
+        <w:ind w:left="2160" w:hanging="180"/>
+      </w:pPr>
+    </w:lvl>
+    <w:lvl w:ilvl="3" w:tplc="0402000F" w:tentative="1">
+      <w:start w:val="1"/>
+      <w:numFmt w:val="decimal"/>
+      <w:lvlText w:val="%4."/>
+      <w:lvlJc w:val="left"/>
+      <w:pPr>
+        <w:ind w:left="2880" w:hanging="360"/>
+      </w:pPr>
+    </w:lvl>
+    <w:lvl w:ilvl="4" w:tplc="04020019" w:tentative="1">
+      <w:start w:val="1"/>
+      <w:numFmt w:val="lowerLetter"/>
+      <w:lvlText w:val="%5."/>
+      <w:lvlJc w:val="left"/>
+      <w:pPr>
+        <w:ind w:left="3600" w:hanging="360"/>
+      </w:pPr>
+    </w:lvl>
+    <w:lvl w:ilvl="5" w:tplc="0402001B" w:tentative="1">
+      <w:start w:val="1"/>
+      <w:numFmt w:val="lowerRoman"/>
+      <w:lvlText w:val="%6."/>
+      <w:lvlJc w:val="right"/>
+      <w:pPr>
+        <w:ind w:left="4320" w:hanging="180"/>
+      </w:pPr>
+    </w:lvl>
+    <w:lvl w:ilvl="6" w:tplc="0402000F" w:tentative="1">
+      <w:start w:val="1"/>
+      <w:numFmt w:val="decimal"/>
+      <w:lvlText w:val="%7."/>
+      <w:lvlJc w:val="left"/>
+      <w:pPr>
+        <w:ind w:left="5040" w:hanging="360"/>
+      </w:pPr>
+    </w:lvl>
+    <w:lvl w:ilvl="7" w:tplc="04020019" w:tentative="1">
+      <w:start w:val="1"/>
+      <w:numFmt w:val="lowerLetter"/>
+      <w:lvlText w:val="%8."/>
+      <w:lvlJc w:val="left"/>
+      <w:pPr>
+        <w:ind w:left="5760" w:hanging="360"/>
+      </w:pPr>
+    </w:lvl>
+    <w:lvl w:ilvl="8" w:tplc="0402001B" w:tentative="1">
+      <w:start w:val="1"/>
+      <w:numFmt w:val="lowerRoman"/>
+      <w:lvlText w:val="%9."/>
+      <w:lvlJc w:val="right"/>
+      <w:pPr>
+        <w:ind w:left="6480" w:hanging="180"/>
+      </w:pPr>
+    </w:lvl>
+  </w:abstractNum>
+  <w:abstractNum w:abstractNumId="14" w15:restartNumberingAfterBreak="0">
     <w:nsid w:val="7AFB3394"/>
     <w:multiLevelType w:val="hybridMultilevel"/>
     <w:tmpl w:val="AEBA9020"/>
@@ -12232,7 +13545,7 @@
     </w:lvl>
   </w:abstractNum>
   <w:num w:numId="1">
-    <w:abstractNumId w:val="8"/>
+    <w:abstractNumId w:val="9"/>
   </w:num>
   <w:num w:numId="2">
     <w:abstractNumId w:val="2"/>
@@ -12241,34 +13554,40 @@
     <w:abstractNumId w:val="5"/>
   </w:num>
   <w:num w:numId="4">
-    <w:abstractNumId w:val="9"/>
+    <w:abstractNumId w:val="10"/>
   </w:num>
   <w:num w:numId="5">
     <w:abstractNumId w:val="0"/>
   </w:num>
   <w:num w:numId="6">
-    <w:abstractNumId w:val="7"/>
+    <w:abstractNumId w:val="8"/>
   </w:num>
   <w:num w:numId="7">
     <w:abstractNumId w:val="4"/>
   </w:num>
   <w:num w:numId="8">
-    <w:abstractNumId w:val="12"/>
+    <w:abstractNumId w:val="14"/>
   </w:num>
   <w:num w:numId="9">
     <w:abstractNumId w:val="1"/>
   </w:num>
   <w:num w:numId="10">
-    <w:abstractNumId w:val="6"/>
+    <w:abstractNumId w:val="7"/>
   </w:num>
   <w:num w:numId="11">
-    <w:abstractNumId w:val="11"/>
+    <w:abstractNumId w:val="12"/>
   </w:num>
   <w:num w:numId="12">
     <w:abstractNumId w:val="3"/>
   </w:num>
   <w:num w:numId="13">
-    <w:abstractNumId w:val="10"/>
+    <w:abstractNumId w:val="11"/>
+  </w:num>
+  <w:num w:numId="14">
+    <w:abstractNumId w:val="6"/>
+  </w:num>
+  <w:num w:numId="15">
+    <w:abstractNumId w:val="13"/>
   </w:num>
 </w:numbering>
 </file>
@@ -13615,7 +14934,7 @@
 </file>
 
 <file path=customXml/itemProps1.xml><?xml version="1.0" encoding="utf-8"?>
-<ds:datastoreItem xmlns:ds="http://schemas.openxmlformats.org/officeDocument/2006/customXml" ds:itemID="{E2E16605-95D2-47CC-9AC0-1191B98A98B0}">
+<ds:datastoreItem xmlns:ds="http://schemas.openxmlformats.org/officeDocument/2006/customXml" ds:itemID="{EE8DD667-9371-40A0-B652-B0B6DE1AC090}">
   <ds:schemaRefs>
     <ds:schemaRef ds:uri="http://schemas.openxmlformats.org/officeDocument/2006/bibliography"/>
   </ds:schemaRefs>
